--- a/word proj/사례_행정과 법원리, 행정절차_문제.docx
+++ b/word proj/사례_행정과 법원리, 행정절차_문제.docx
@@ -127,7 +127,7 @@
                 <w:sz w:val="16"/>
                 <w:szCs w:val="16"/>
               </w:rPr>
-              <w:t>주체설 vs ________사</w:t>
+              <w:t>주체설 vs ▁54▁사</w:t>
             </w:r>
             <w:r>
               <w:rPr>
@@ -207,7 +207,7 @@
                 <w:sz w:val="16"/>
                 <w:szCs w:val="16"/>
               </w:rPr>
-              <w:t>사법상계약은 사법상 법률효과 발생시키며 사적자치원칙 적용되나, 공법상계약은 공법상 법률효과 발생시키고 행정의 법률________ 원칙이 적용된다.</w:t>
+              <w:t>사법상계약은 사법상 법률효과 발생시키며 사적자치원칙 적용되나, 공법상계약은 공법상 법률효과 발생시키고 행정의 법률▁55▁ 원칙이 적용된다.</w:t>
             </w:r>
           </w:p>
           <w:p>
@@ -411,7 +411,7 @@
                 <w:sz w:val="16"/>
                 <w:szCs w:val="16"/>
               </w:rPr>
-              <w:t>외관상________성을 가</w:t>
+              <w:t>외관상▁56▁성을 가</w:t>
             </w:r>
             <w:r>
               <w:rPr>
@@ -465,7 +465,7 @@
                 <w:sz w:val="16"/>
                 <w:szCs w:val="16"/>
               </w:rPr>
-              <w:t xml:space="preserve"> 입찰참가자격제한조치 :________성 </w:t>
+              <w:t xml:space="preserve"> 입찰참가자격제한조치 :▁57▁성 </w:t>
             </w:r>
             <w:r>
               <w:rPr>
@@ -489,7 +489,7 @@
                 <w:sz w:val="16"/>
                 <w:szCs w:val="16"/>
               </w:rPr>
-              <w:t xml:space="preserve">┗ 의약품조달계약 해지 :________성 X </w:t>
+              <w:t xml:space="preserve">┗ 의약품조달계약 해지 :▁58▁성 X </w:t>
             </w:r>
             <w:r>
               <w:rPr>
@@ -718,7 +718,7 @@
           <w:sz w:val="16"/>
           <w:szCs w:val="16"/>
         </w:rPr>
-        <w:t>공법상 계약은 행정처분이 아니므로 ________상________절차에 관한 규정 적용되지 않는다. 다만, 처분성 긍정되는 경우 행정절차법 준수하여야 한다.</w:t>
+        <w:t>공법상 계약은 행정처분이 아니므로 ▁①▁상 처분절차에 관한 규정 적용되지 않는다. 다만, 처분성 긍정되는 경우 행정절차법 준수하여야 한다.</w:t>
       </w:r>
     </w:p>
     <w:p>
@@ -799,23 +799,23 @@
           <w:sz w:val="16"/>
           <w:szCs w:val="16"/>
         </w:rPr>
-        <w:t>인지,________인지가 문제된다.</w:t>
-      </w:r>
-    </w:p>
-    <w:p>
-      <w:pPr>
-        <w:rPr>
-          <w:sz w:val="16"/>
-          <w:szCs w:val="16"/>
-        </w:rPr>
-      </w:pPr>
-      <w:r>
-        <w:rPr>
-          <w:rFonts w:hint="eastAsia"/>
-          <w:sz w:val="16"/>
-          <w:szCs w:val="16"/>
-        </w:rPr>
-        <w:t>행정청의 일방적 의사표시로 계약종료되었다 하여도 곧바로 그러한 의사표시가 공권력 행사로서________이라고 단정할 수는 없고, 관계 법령이 법률관계에 관하여 구체적으로 어떻게 규정하고 있는지에 따라 처분성 여부를 개별적으로 판단하여야 한다.</w:t>
+        <w:t>인지,▁②▁인지가 문제된다.</w:t>
+      </w:r>
+    </w:p>
+    <w:p>
+      <w:pPr>
+        <w:rPr>
+          <w:sz w:val="16"/>
+          <w:szCs w:val="16"/>
+        </w:rPr>
+      </w:pPr>
+      <w:r>
+        <w:rPr>
+          <w:rFonts w:hint="eastAsia"/>
+          <w:sz w:val="16"/>
+          <w:szCs w:val="16"/>
+        </w:rPr>
+        <w:t>행정청의 일방적 의사표시로 계약종료되었다 하여도 곧바로 그러한 의사표시가 공권력 행사로서▁③▁이라고 단정할 수는 없고, 관계 법령이 법률관계에 관하여 구체적으로 어떻게 규정하고 있는지에 따라 처분성 여부를 개별적으로 판단하여야 한다.</w:t>
       </w:r>
     </w:p>
     <w:p>
@@ -855,7 +855,7 @@
           <w:sz w:val="16"/>
           <w:szCs w:val="16"/>
         </w:rPr>
-        <w:t xml:space="preserve"> 입주계약해지 후________</w:t>
+        <w:t xml:space="preserve"> 입주계약해지 후▁④▁</w:t>
       </w:r>
       <w:r>
         <w:rPr>
@@ -968,7 +968,7 @@
           <w:sz w:val="16"/>
           <w:szCs w:val="16"/>
         </w:rPr>
-        <w:t>계약직 공무원 임용계약은 공법상 계약에 해당한다. 이 때, 재임용거부가 공법상 계약의 해지인지,________인지 문제된다.</w:t>
+        <w:t>계약직 공무원 임용계약은 공법상 계약에 해당한다. 이 때, 재임용거부가 공법상 계약의 해지인지,▁⑤▁인지 문제된다.</w:t>
       </w:r>
     </w:p>
     <w:p>
@@ -1054,7 +1054,7 @@
                 <w:sz w:val="16"/>
                 <w:szCs w:val="16"/>
               </w:rPr>
-              <w:t>계약제로 임용된 갑에 대한 재임용 탈락 통지는 국립대학교 자체 규정에 따라 심사하여 일방적으로 통지하는 것으로서 상대방의 의사가 전혀 반영되지 않고, 그로써 상대방은 공무원 지위 잃게된다는 점에서________으로 봄이 상당하다.</w:t>
+              <w:t>계약제로 임용된 갑에 대한 재임용 탈락 통지는 국립대학교 자체 규정에 따라 심사하여 일방적으로 통지하는 것으로서 상대방의 의사가 전혀 반영되지 않고, 그로써 상대방은 공무원 지위 잃게된다는 점에서▁59▁으로 봄이 상당하다.</w:t>
             </w:r>
           </w:p>
           <w:p>
@@ -1147,7 +1147,7 @@
                 <w:sz w:val="16"/>
                 <w:szCs w:val="16"/>
               </w:rPr>
-              <w:t>계약직 공무원 채용계약을 공법상 계약으로 보는 것을 전제로 채용계약의 해지, 해촉이나 재위촉 거부의________성을 부정한다.</w:t>
+              <w:t>계약직 공무원 채용계약을 공법상 계약으로 보는 것을 전제로 채용계약의 해지, 해촉이나 재위촉 거부의▁60▁성을 부정한다.</w:t>
             </w:r>
             <w:r>
               <w:rPr>
@@ -1334,39 +1334,39 @@
           <w:sz w:val="16"/>
           <w:szCs w:val="16"/>
         </w:rPr>
-        <w:t>강행법규성 관련, 기속행위이거나 재량이 0으로 수축되어 개입의무가 인정되어야 한다. 이 때 재량이 0으로 수축되는 경우란 일반적으로 개인의 생명, 신체, 재산 등에 중대하고 급박한 위험이 존재하고, 그러한 위험이 행정권의 발동에 의해 제거될 수 있는 것이며, 피해자 개인적 노력으로는 권익________ 방지가 충분하게 이루어질 수 없다고 인정되는 경우를 말한다.</w:t>
-      </w:r>
-    </w:p>
-    <w:p>
-      <w:pPr>
-        <w:rPr>
-          <w:sz w:val="16"/>
-          <w:szCs w:val="16"/>
-        </w:rPr>
-      </w:pPr>
-      <w:r>
-        <w:rPr>
-          <w:rFonts w:hint="eastAsia"/>
-          <w:sz w:val="16"/>
-          <w:szCs w:val="16"/>
-        </w:rPr>
-        <w:t>사익보호성이란, 의무부과를 규율하는 법률이 ________뿐 아니라 사익도 보호하는 경우일 것을 말한다.</w:t>
-      </w:r>
-    </w:p>
-    <w:p>
-      <w:pPr>
-        <w:rPr>
-          <w:sz w:val="16"/>
-          <w:szCs w:val="16"/>
-        </w:rPr>
-      </w:pPr>
-      <w:r>
-        <w:rPr>
-          <w:rFonts w:hint="eastAsia"/>
-          <w:sz w:val="16"/>
-          <w:szCs w:val="16"/>
-        </w:rPr>
-        <w:t xml:space="preserve">iii) 행정개입청구권 인정되는 경우 구제수단 : ________에 의한 손해에 대하여 국가배상청구(작위의무 + 사익보호성에 따른 상당인과관계), 거부처분 취소소송 / 의무이행소송 인정 </w:t>
+        <w:t>강행법규성 관련, 기속행위이거나 재량이 0으로 수축되어 개입의무가 인정되어야 한다. 이 때 재량이 0으로 수축되는 경우란 일반적으로 개인의 생명, 신체, 재산 등에 중대하고 급박한 위험이 존재하고, 그러한 위험이 행정권의 발동에 의해 제거될 수 있는 것이며, 피해자 개인적 노력으로는 권익▁⑥▁ 방지가 충분하게 이루어질 수 없다고 인정되는 경우를 말한다.</w:t>
+      </w:r>
+    </w:p>
+    <w:p>
+      <w:pPr>
+        <w:rPr>
+          <w:sz w:val="16"/>
+          <w:szCs w:val="16"/>
+        </w:rPr>
+      </w:pPr>
+      <w:r>
+        <w:rPr>
+          <w:rFonts w:hint="eastAsia"/>
+          <w:sz w:val="16"/>
+          <w:szCs w:val="16"/>
+        </w:rPr>
+        <w:t>사익보호성이란, 의무부과를 규율하는 법률이 ▁⑦▁뿐 아니라 사익도 보호하는 경우일 것을 말한다.</w:t>
+      </w:r>
+    </w:p>
+    <w:p>
+      <w:pPr>
+        <w:rPr>
+          <w:sz w:val="16"/>
+          <w:szCs w:val="16"/>
+        </w:rPr>
+      </w:pPr>
+      <w:r>
+        <w:rPr>
+          <w:rFonts w:hint="eastAsia"/>
+          <w:sz w:val="16"/>
+          <w:szCs w:val="16"/>
+        </w:rPr>
+        <w:t xml:space="preserve">iii) 행정개입청구권 인정되는 경우 구제수단 : ▁⑧▁에 의한 손해에 대하여 국가배상청구(작위의무 + 사익보호성에 따른 상당인과관계), 거부처분 취소소송 / 의무이행소송 인정 </w:t>
       </w:r>
       <w:r>
         <w:rPr>
@@ -1627,7 +1627,7 @@
           <w:sz w:val="16"/>
           <w:szCs w:val="16"/>
         </w:rPr>
-        <w:t xml:space="preserve"> 그 수리는 사실상 행위에 불과하여 항고소송 대상인________이 아니다. 수리거부에 관하여 종래 처분성을 부정하였으나, 판례를 변경하여 법적지위보호 및 분쟁 일회적 해결 차원에서 수리거부의 처분성은 긍정한다.</w:t>
+        <w:t xml:space="preserve"> 그 수리는 사실상 행위에 불과하여 항고소송 대상인▁⑨▁이 아니다. 수리거부에 관하여 종래 처분성을 부정하였으나, 판례를 변경하여 법적지위보호 및 분쟁 일회적 해결 차원에서 수리거부의 처분성은 긍정한다.</w:t>
       </w:r>
     </w:p>
     <w:p>
@@ -1719,7 +1719,7 @@
           <w:sz w:val="16"/>
           <w:szCs w:val="16"/>
         </w:rPr>
-        <w:t xml:space="preserve"> 발생하며, 수리 및 수리거부 모두________이다.</w:t>
+        <w:t xml:space="preserve"> 발생하며, 수리 및 수리거부 모두▁⑩▁이다.</w:t>
       </w:r>
     </w:p>
     <w:p>
@@ -2143,7 +2143,7 @@
           <w:sz w:val="16"/>
           <w:szCs w:val="16"/>
         </w:rPr>
-        <w:t>5) 구비서류 미비 시 보완요구 요부(________ 제17조)</w:t>
+        <w:t>5) 구비서류 미비 시 보완요구 요부(▁⑪▁ 제17조)</w:t>
       </w:r>
     </w:p>
     <w:p>
@@ -2232,23 +2232,23 @@
           <w:sz w:val="16"/>
           <w:szCs w:val="16"/>
         </w:rPr>
-        <w:t>지위승계신고의 법적성질에 대하여 판례는 수리를 요하는 신고로 보고 신고수리 및 수리거부의________성을 긍정한다. 다만, 이에 관하여 신고업의 경우 지위승계신고도 자체완성적 신고로 보아야 한다는 견해가 있다.</w:t>
-      </w:r>
-    </w:p>
-    <w:p>
-      <w:pPr>
-        <w:rPr>
-          <w:sz w:val="16"/>
-          <w:szCs w:val="16"/>
-        </w:rPr>
-      </w:pPr>
-      <w:r>
-        <w:rPr>
-          <w:rFonts w:hint="eastAsia"/>
-          <w:sz w:val="16"/>
-          <w:szCs w:val="16"/>
-        </w:rPr>
-        <w:t>판례는 지위승계신고의 수리는 양도자의 사업허가를 취소함과 아울러 양수자에게 적법하게 사업을 할 수 있는 법규상 권리를 설정하여 주는 행위로서 사업허가자 변경이라는 법률효과 발생시키는________이라고 본다.</w:t>
+        <w:t>지위승계신고의 법적성질에 대하여 판례는 수리를 요하는 신고로 보고 신고수리 및 수리거부의▁⑫▁성을 긍정한다. 다만, 이에 관하여 신고업의 경우 지위승계신고도 자체완성적 신고로 보아야 한다는 견해가 있다.</w:t>
+      </w:r>
+    </w:p>
+    <w:p>
+      <w:pPr>
+        <w:rPr>
+          <w:sz w:val="16"/>
+          <w:szCs w:val="16"/>
+        </w:rPr>
+      </w:pPr>
+      <w:r>
+        <w:rPr>
+          <w:rFonts w:hint="eastAsia"/>
+          <w:sz w:val="16"/>
+          <w:szCs w:val="16"/>
+        </w:rPr>
+        <w:t>판례는 지위승계신고의 수리는 양도자의 사업허가를 취소함과 아울러 양수자에게 적법하게 사업을 할 수 있는 법규상 권리를 설정하여 주는 행위로서 사업허가자 변경이라는 법률효과 발생시키는 처분이라고 본다.</w:t>
       </w:r>
       <w:r>
         <w:rPr>
@@ -2281,7 +2281,7 @@
           <w:sz w:val="16"/>
           <w:szCs w:val="16"/>
         </w:rPr>
-        <w:t xml:space="preserve"> 사전통지 및 ________절차를 보장하여야 한다.</w:t>
+        <w:t xml:space="preserve"> 사전통지 및 ▁⑬▁절차를 보장하여야 한다.</w:t>
       </w:r>
     </w:p>
     <w:p>
@@ -2528,7 +2528,7 @@
           <w:sz w:val="16"/>
           <w:szCs w:val="16"/>
         </w:rPr>
-        <w:t xml:space="preserve"> : 명문의 규정이 없는 상태에서 책임이나 제재사유를 승계시키는 것은 ________원칙에 반하여 허용되지 않는다는 견해</w:t>
+        <w:t xml:space="preserve"> : 명문의 규정이 없는 상태에서 책임이나 제재사유를 승계시키는 것은 ▁⑭▁원칙에 반하여 허용되지 않는다는 견해</w:t>
       </w:r>
     </w:p>
     <w:p>
@@ -2641,7 +2641,7 @@
           <w:sz w:val="16"/>
           <w:szCs w:val="16"/>
         </w:rPr>
-        <w:t xml:space="preserve">‘지위의 승계’란 양도인의 공법상 권리와 의무를 승계하고 이에 따라 양도인의 의무위반행위에 따른 위법상태의 승계도 포함하는 것이라고 보아야 한다. 양수인은 물적 자산과 그에 대한 운송사업자로서의 책임까지 포괄적으로 승계한다. 다만, 보조금 환수처분은 ‘대인적________'으로서 물적 자산 보유하고 있음을 이유로 한 대물적 제재처분과 구별되고, 양수인이 영업양도 전 양도인의 부정수급에 어떠한 책임이 있다고 볼 수 없으므로, 이 경우에는 양수인이 </w:t>
+        <w:t xml:space="preserve">‘지위의 승계’란 양도인의 공법상 권리와 의무를 승계하고 이에 따라 양도인의 의무위반행위에 따른 위법상태의 승계도 포함하는 것이라고 보아야 한다. 양수인은 물적 자산과 그에 대한 운송사업자로서의 책임까지 포괄적으로 승계한다. 다만, 보조금 환수처분은 ‘대인적▁⑮▁'으로서 물적 자산 보유하고 있음을 이유로 한 대물적 제재처분과 구별되고, 양수인이 영업양도 전 양도인의 부정수급에 어떠한 책임이 있다고 볼 수 없으므로, 이 경우에는 양수인이 </w:t>
       </w:r>
       <w:r>
         <w:rPr>
@@ -2815,24 +2815,118 @@
           <w:sz w:val="16"/>
           <w:szCs w:val="16"/>
         </w:rPr>
+        <w:t>▁⑯▁</w:t>
+      </w:r>
+      <w:r>
+        <w:rPr>
+          <w:rFonts w:hint="eastAsia"/>
+          <w:sz w:val="16"/>
+          <w:szCs w:val="16"/>
+        </w:rPr>
+        <w:t>처분근거 부존재</w:t>
+      </w:r>
+    </w:p>
+    <w:p>
+      <w:pPr>
+        <w:rPr>
+          <w:sz w:val="16"/>
+          <w:szCs w:val="16"/>
+        </w:rPr>
+      </w:pPr>
+    </w:p>
+    <w:p>
+      <w:pPr>
+        <w:pStyle w:val="2"/>
+        <w:rPr>
+          <w:sz w:val="16"/>
+          <w:szCs w:val="16"/>
+        </w:rPr>
+      </w:pPr>
+      <w:r>
+        <w:rPr>
+          <w:rFonts w:hint="eastAsia"/>
+          <w:sz w:val="16"/>
+          <w:szCs w:val="16"/>
+        </w:rPr>
+        <w:t>1</w:t>
+      </w:r>
+      <w:r>
+        <w:rPr>
+          <w:rFonts w:hint="eastAsia"/>
+          <w:sz w:val="16"/>
+          <w:szCs w:val="16"/>
+        </w:rPr>
+        <w:t>. 상위법령의</w:t>
+      </w:r>
+      <w:r>
+        <w:rPr>
+          <w:sz w:val="16"/>
+          <w:szCs w:val="16"/>
+        </w:rPr>
+        <w:t xml:space="preserve"> 수권의 한계</w:t>
+      </w:r>
+      <w:r>
+        <w:rPr>
+          <w:rFonts w:hint="eastAsia"/>
+          <w:sz w:val="16"/>
+          <w:szCs w:val="16"/>
+        </w:rPr>
+        <w:t xml:space="preserve"> = 포괄위임금지</w:t>
+      </w:r>
+      <w:r>
+        <w:rPr>
+          <w:rFonts w:hint="eastAsia"/>
+          <w:sz w:val="16"/>
+          <w:szCs w:val="16"/>
+        </w:rPr>
         <w:t xml:space="preserve"> </w:t>
       </w:r>
-      <w:r>
-        <w:rPr>
-          <w:rFonts w:hint="eastAsia"/>
-          <w:sz w:val="16"/>
-          <w:szCs w:val="16"/>
-        </w:rPr>
-        <w:t>처분근거 부존재</w:t>
-      </w:r>
-    </w:p>
-    <w:p>
-      <w:pPr>
-        <w:rPr>
-          <w:sz w:val="16"/>
-          <w:szCs w:val="16"/>
-        </w:rPr>
-      </w:pPr>
+    </w:p>
+    <w:p>
+      <w:pPr>
+        <w:rPr>
+          <w:sz w:val="16"/>
+          <w:szCs w:val="16"/>
+        </w:rPr>
+      </w:pPr>
+      <w:r>
+        <w:rPr>
+          <w:rFonts w:hint="eastAsia"/>
+          <w:sz w:val="16"/>
+          <w:szCs w:val="16"/>
+        </w:rPr>
+        <w:t>헌법</w:t>
+      </w:r>
+      <w:r>
+        <w:rPr>
+          <w:sz w:val="16"/>
+          <w:szCs w:val="16"/>
+        </w:rPr>
+        <w:t xml:space="preserve"> 제75조는 구체적으로 범위를 정하여 위임받은 사항만을 위임명령으로 정할 수 있게 하여 포괄위임금지를 선언하고 있다. 따라서 상위법령에는 위임명령에 규정될 기본사항이 구체적으로 규정되어 있어서, 누구라도 해당 법률로부터 위임명령에 규정될 내용을 대략 예측할 수 있어야 한다. 또한, 헌법상 보장된 국민의 자유나 권리를 제한할 때에는 적어도 그 기본권 제한의 본질적인 사항에 관하여는 국회가 법률로써 규율하여야 하며, 하위법령에 위임하는 경우 반드시 법률의 명시적이고 구체적인 위임이 있어야 한다.</w:t>
+      </w:r>
+    </w:p>
+    <w:p>
+      <w:pPr>
+        <w:rPr>
+          <w:sz w:val="16"/>
+          <w:szCs w:val="16"/>
+        </w:rPr>
+      </w:pPr>
+      <w:r>
+        <w:rPr>
+          <w:rFonts w:hint="eastAsia"/>
+          <w:sz w:val="16"/>
+          <w:szCs w:val="16"/>
+        </w:rPr>
+        <w:t>재위임의</w:t>
+      </w:r>
+      <w:r>
+        <w:rPr>
+          <w:sz w:val="16"/>
+          <w:szCs w:val="16"/>
+        </w:rPr>
+        <w:t xml:space="preserve"> 경우 법령이 위임받은 사항을 전혀 규정하지 않고 그대로 재위임하는 것은 허용되지 않으며, 위임받은 사항에 관하여 대강을 정하고 그 중 특정범위를 다시 위임하는 때에만 재위임이 허용된다.</w:t>
+      </w:r>
     </w:p>
     <w:p>
       <w:pPr>
@@ -2848,84 +2942,78 @@
           <w:sz w:val="16"/>
           <w:szCs w:val="16"/>
         </w:rPr>
-        <w:t>1</w:t>
-      </w:r>
-      <w:r>
-        <w:rPr>
-          <w:rFonts w:hint="eastAsia"/>
-          <w:sz w:val="16"/>
-          <w:szCs w:val="16"/>
-        </w:rPr>
-        <w:t>. 상위법령의</w:t>
-      </w:r>
-      <w:r>
-        <w:rPr>
-          <w:sz w:val="16"/>
-          <w:szCs w:val="16"/>
-        </w:rPr>
-        <w:t xml:space="preserve"> 수권의 한계</w:t>
-      </w:r>
-      <w:r>
-        <w:rPr>
-          <w:rFonts w:hint="eastAsia"/>
-          <w:sz w:val="16"/>
-          <w:szCs w:val="16"/>
-        </w:rPr>
-        <w:t xml:space="preserve"> = 포괄위임금지</w:t>
-      </w:r>
-      <w:r>
-        <w:rPr>
-          <w:rFonts w:hint="eastAsia"/>
-          <w:sz w:val="16"/>
-          <w:szCs w:val="16"/>
-        </w:rPr>
-        <w:t xml:space="preserve"> </w:t>
-      </w:r>
-    </w:p>
-    <w:p>
-      <w:pPr>
-        <w:rPr>
-          <w:sz w:val="16"/>
-          <w:szCs w:val="16"/>
-        </w:rPr>
-      </w:pPr>
-      <w:r>
-        <w:rPr>
-          <w:rFonts w:hint="eastAsia"/>
-          <w:sz w:val="16"/>
-          <w:szCs w:val="16"/>
-        </w:rPr>
-        <w:t>헌법</w:t>
-      </w:r>
-      <w:r>
-        <w:rPr>
-          <w:sz w:val="16"/>
-          <w:szCs w:val="16"/>
-        </w:rPr>
-        <w:t xml:space="preserve"> 제75조는 구체적으로 범위를 정하여 위임받은 사항만을 위임명령으로 정할 수 있게 하여 포괄위임금지를 선언하고 있다. 따라서 상위법령에는 위임명령에 규정될 기본사항이 구체적으로 규정되어 있어서, 누구라도 해당 법률로부터 위임명령에 규정될 내용을 대략 예측할 수 있어야 한다. 또한, 헌법상 보장된 국민의 자유나 권리를 제한할 때에는 적어도 그 기본권 제한의 본질적인 사항에 관하여는 국회가 법률로써 규율하여야 하며, 하위법령에 위임하는 경우 반드시 법률의 명시적이고 구체적인 위임이 있어야 한다.</w:t>
-      </w:r>
-    </w:p>
-    <w:p>
-      <w:pPr>
-        <w:rPr>
-          <w:sz w:val="16"/>
-          <w:szCs w:val="16"/>
-        </w:rPr>
-      </w:pPr>
-      <w:r>
-        <w:rPr>
-          <w:rFonts w:hint="eastAsia"/>
-          <w:sz w:val="16"/>
-          <w:szCs w:val="16"/>
-        </w:rPr>
-        <w:t>재위임의</w:t>
-      </w:r>
-      <w:r>
-        <w:rPr>
-          <w:sz w:val="16"/>
-          <w:szCs w:val="16"/>
-        </w:rPr>
-        <w:t xml:space="preserve"> 경우 법령이 위임받은 사항을 전혀 규정하지 않고 그대로 재위임하는 것은 허용되지 않으며, 위임받은 사항에 관하여 대강을 정하고 그 중 특정범위를 다시 위임하는 때에만 재위임이 허용된다.</w:t>
+        <w:t>2</w:t>
+      </w:r>
+      <w:r>
+        <w:rPr>
+          <w:rFonts w:hint="eastAsia"/>
+          <w:sz w:val="16"/>
+          <w:szCs w:val="16"/>
+        </w:rPr>
+        <w:t>. 위임명령의</w:t>
+      </w:r>
+      <w:r>
+        <w:rPr>
+          <w:sz w:val="16"/>
+          <w:szCs w:val="16"/>
+        </w:rPr>
+        <w:t xml:space="preserve"> 내용상 한계</w:t>
+      </w:r>
+    </w:p>
+    <w:p>
+      <w:pPr>
+        <w:rPr>
+          <w:sz w:val="16"/>
+          <w:szCs w:val="16"/>
+        </w:rPr>
+      </w:pPr>
+      <w:r>
+        <w:rPr>
+          <w:rFonts w:hint="eastAsia"/>
+          <w:sz w:val="16"/>
+          <w:szCs w:val="16"/>
+        </w:rPr>
+        <w:t>위임명령은</w:t>
+      </w:r>
+      <w:r>
+        <w:rPr>
+          <w:sz w:val="16"/>
+          <w:szCs w:val="16"/>
+        </w:rPr>
+        <w:t xml:space="preserve"> 수권되지 않은 입법사항에 대하여 스스로 규정할 수 없고, 규정의 내용도 상위법령의 내용에 반하지 않아야 한다.</w:t>
+      </w:r>
+    </w:p>
+    <w:p>
+      <w:pPr>
+        <w:pStyle w:val="1"/>
+        <w:rPr>
+          <w:sz w:val="16"/>
+          <w:szCs w:val="16"/>
+        </w:rPr>
+      </w:pPr>
+      <w:r>
+        <w:rPr>
+          <w:rFonts w:hint="eastAsia"/>
+          <w:sz w:val="16"/>
+          <w:szCs w:val="16"/>
+        </w:rPr>
+        <w:t xml:space="preserve">III. </w:t>
+      </w:r>
+      <w:r>
+        <w:rPr>
+          <w:rFonts w:hint="eastAsia"/>
+          <w:sz w:val="16"/>
+          <w:szCs w:val="16"/>
+        </w:rPr>
+        <w:t>위법성 심사기준</w:t>
+      </w:r>
+      <w:r>
+        <w:rPr>
+          <w:rFonts w:hint="eastAsia"/>
+          <w:sz w:val="16"/>
+          <w:szCs w:val="16"/>
+        </w:rPr>
+        <w:t>(행정의 법원리)</w:t>
       </w:r>
     </w:p>
     <w:p>
@@ -2942,95 +3030,7 @@
           <w:sz w:val="16"/>
           <w:szCs w:val="16"/>
         </w:rPr>
-        <w:t>2</w:t>
-      </w:r>
-      <w:r>
-        <w:rPr>
-          <w:rFonts w:hint="eastAsia"/>
-          <w:sz w:val="16"/>
-          <w:szCs w:val="16"/>
-        </w:rPr>
-        <w:t>. 위임명령의</w:t>
-      </w:r>
-      <w:r>
-        <w:rPr>
-          <w:sz w:val="16"/>
-          <w:szCs w:val="16"/>
-        </w:rPr>
-        <w:t xml:space="preserve"> 내용상 한계</w:t>
-      </w:r>
-    </w:p>
-    <w:p>
-      <w:pPr>
-        <w:rPr>
-          <w:sz w:val="16"/>
-          <w:szCs w:val="16"/>
-        </w:rPr>
-      </w:pPr>
-      <w:r>
-        <w:rPr>
-          <w:rFonts w:hint="eastAsia"/>
-          <w:sz w:val="16"/>
-          <w:szCs w:val="16"/>
-        </w:rPr>
-        <w:t>위임명령은</w:t>
-      </w:r>
-      <w:r>
-        <w:rPr>
-          <w:sz w:val="16"/>
-          <w:szCs w:val="16"/>
-        </w:rPr>
-        <w:t xml:space="preserve"> 수권되지 않은 입법사항에 대하여 스스로 규정할 수 없고, 규정의 내용도 상위법령의 내용에 반하지 않아야 한다.</w:t>
-      </w:r>
-    </w:p>
-    <w:p>
-      <w:pPr>
-        <w:pStyle w:val="1"/>
-        <w:rPr>
-          <w:sz w:val="16"/>
-          <w:szCs w:val="16"/>
-        </w:rPr>
-      </w:pPr>
-      <w:r>
-        <w:rPr>
-          <w:rFonts w:hint="eastAsia"/>
-          <w:sz w:val="16"/>
-          <w:szCs w:val="16"/>
-        </w:rPr>
-        <w:t xml:space="preserve">III. </w:t>
-      </w:r>
-      <w:r>
-        <w:rPr>
-          <w:rFonts w:hint="eastAsia"/>
-          <w:sz w:val="16"/>
-          <w:szCs w:val="16"/>
-        </w:rPr>
-        <w:t>위법성 심사기준</w:t>
-      </w:r>
-      <w:r>
-        <w:rPr>
-          <w:rFonts w:hint="eastAsia"/>
-          <w:sz w:val="16"/>
-          <w:szCs w:val="16"/>
-        </w:rPr>
-        <w:t>(행정의 법원리)</w:t>
-      </w:r>
-    </w:p>
-    <w:p>
-      <w:pPr>
-        <w:pStyle w:val="2"/>
-        <w:rPr>
-          <w:sz w:val="16"/>
-          <w:szCs w:val="16"/>
-        </w:rPr>
-      </w:pPr>
-      <w:r>
-        <w:rPr>
-          <w:rFonts w:hint="eastAsia"/>
-          <w:sz w:val="16"/>
-          <w:szCs w:val="16"/>
-        </w:rPr>
-        <w:t>1. ________, 의회유보원칙</w:t>
+        <w:t>1. ▁⑰▁, 의회유보원칙</w:t>
       </w:r>
       <w:r>
         <w:rPr>
@@ -3054,37 +3054,37 @@
           <w:sz w:val="16"/>
           <w:szCs w:val="16"/>
         </w:rPr>
-        <w:t>________의</w:t>
-      </w:r>
-      <w:r>
-        <w:rPr>
-          <w:sz w:val="16"/>
-          <w:szCs w:val="16"/>
-        </w:rPr>
-        <w:t xml:space="preserve"> 원칙은 ________은 법률에 근거를 두어야 한다는 것을 의미한다. </w:t>
-      </w:r>
-    </w:p>
-    <w:p>
-      <w:pPr>
-        <w:rPr>
-          <w:sz w:val="16"/>
-          <w:szCs w:val="16"/>
-        </w:rPr>
-      </w:pPr>
-      <w:r>
-        <w:rPr>
-          <w:rFonts w:hint="eastAsia"/>
-          <w:sz w:val="16"/>
-          <w:szCs w:val="16"/>
-        </w:rPr>
-        <w:t>________의</w:t>
-      </w:r>
-      <w:r>
-        <w:rPr>
-          <w:sz w:val="16"/>
-          <w:szCs w:val="16"/>
-        </w:rPr>
-        <w:t xml:space="preserve"> 원칙 적용 범위에 대하여, i) 침해유보설 – 침해적 ________, ii) 전부유보설 – 행정의 모든 영역, iii) 급부행정유보설 – 침해행정+급부행정영역, iv) 중요사항유보설 – 본질적이고 중요한 사항</w:t>
+        <w:t>법률유보의</w:t>
+      </w:r>
+      <w:r>
+        <w:rPr>
+          <w:sz w:val="16"/>
+          <w:szCs w:val="16"/>
+        </w:rPr>
+        <w:t xml:space="preserve"> 원칙은 ▁⑱▁은 법률에 근거를 두어야 한다는 것을 의미한다. </w:t>
+      </w:r>
+    </w:p>
+    <w:p>
+      <w:pPr>
+        <w:rPr>
+          <w:sz w:val="16"/>
+          <w:szCs w:val="16"/>
+        </w:rPr>
+      </w:pPr>
+      <w:r>
+        <w:rPr>
+          <w:rFonts w:hint="eastAsia"/>
+          <w:sz w:val="16"/>
+          <w:szCs w:val="16"/>
+        </w:rPr>
+        <w:t>법률유보의</w:t>
+      </w:r>
+      <w:r>
+        <w:rPr>
+          <w:sz w:val="16"/>
+          <w:szCs w:val="16"/>
+        </w:rPr>
+        <w:t xml:space="preserve"> 원칙 적용 범위에 대하여, i) ▁⑲▁유보설 – 침해적 행정작용, ii) 전부유보설 – 행정의 모든 영역, iii) 급부행정유보설 – 침해행정+급부행정영역, iv) 중요사항유보설 – 본질적이고 중요한 사항</w:t>
       </w:r>
     </w:p>
     <w:p>
@@ -3101,7 +3101,7 @@
           <w:sz w:val="16"/>
           <w:szCs w:val="16"/>
         </w:rPr>
-        <w:t xml:space="preserve"> 제8조 2문은 중요사항유보설의 관점에서 ‘________은 국민생활에 중요한 영향을 미치는 경우에는 법률에 근거하여야 한다’고 규정한다. 헌재는 나아가 ________원칙은 국민의 기본권실현에 중요하고 본질적인 사항, 특히 기본권실현에 관련된 영역에서는 입법자 스스로 본질적 사항을 결정하여야 한다는 요구가지 내포한다고 보아 법률유보원칙이 의회유보원칙까지 내포한다고 본다.</w:t>
+        <w:t xml:space="preserve"> 제8조 2문은 중요사항유보설의 관점에서 ‘▁⑳▁은 국민생활에 중요한 영향을 미치는 경우에는 법률에 근거하여야 한다’고 규정한다. 헌재는 나아가 법률유보원칙은 국민의 기본권실현에 중요하고 본질적인 사항, 특히 기본권실현에 관련된 영역에서는 입법자 스스로 본질적 사항을 결정하여야 한다는 요구가지 내포한다고 보아 법률유보원칙이 의회유보원칙까지 내포한다고 본다.</w:t>
       </w:r>
     </w:p>
     <w:p>
@@ -3135,7 +3135,7 @@
           <w:sz w:val="16"/>
           <w:szCs w:val="16"/>
         </w:rPr>
-        <w:t xml:space="preserve"> ________원칙</w:t>
+        <w:t xml:space="preserve"> ▁21▁원칙</w:t>
       </w:r>
     </w:p>
     <w:p>
@@ -3159,7 +3159,7 @@
           <w:sz w:val="16"/>
           <w:szCs w:val="16"/>
         </w:rPr>
-        <w:t xml:space="preserve"> 법규명령 형식의 행정규칙에 위배되는 경우 법령위반은 아니지만, ________원칙 위반을 이유로 한 재량권일탈남용을 주장할 수 있다.</w:t>
+        <w:t xml:space="preserve"> 법규명령 형식의 행정규칙에 위배되는 경우 법령위반은 아니지만, ▁22▁원칙 위반을 이유로 한 재량권일탈남용을 주장할 수 있다.</w:t>
       </w:r>
     </w:p>
     <w:tbl>
@@ -3197,14 +3197,14 @@
                 <w:sz w:val="16"/>
                 <w:szCs w:val="16"/>
               </w:rPr>
-              <w:t>________의</w:t>
-            </w:r>
-            <w:r>
-              <w:rPr>
-                <w:sz w:val="16"/>
-                <w:szCs w:val="16"/>
-              </w:rPr>
-              <w:t xml:space="preserve"> 원칙이란 ________이 성립된 경우 </w:t>
+              <w:t>자기구속의</w:t>
+            </w:r>
+            <w:r>
+              <w:rPr>
+                <w:sz w:val="16"/>
+                <w:szCs w:val="16"/>
+              </w:rPr>
+              <w:t xml:space="preserve"> 원칙이란 행정관행이 성립된 경우 </w:t>
             </w:r>
             <w:r>
               <w:rPr>
@@ -3219,7 +3219,7 @@
                 <w:sz w:val="16"/>
                 <w:szCs w:val="16"/>
               </w:rPr>
-              <w:t xml:space="preserve"> 사안에서 동일한 결정을 하도록 스스로 구속당하는 것을 말한다. 판례는 신뢰원칙 및 평등원칙에 근거하여 자기구속원칙을 인정한다. </w:t>
+              <w:t xml:space="preserve"> 사안에서 동일한 결정을 하도록 스스로 구속당하는 것을 말한다. 판례는 신뢰원칙 및 ▁61▁에 근거하여 자기구속원칙을 인정한다. </w:t>
             </w:r>
           </w:p>
           <w:p>
@@ -3243,53 +3243,53 @@
                 <w:sz w:val="16"/>
                 <w:szCs w:val="16"/>
               </w:rPr>
-              <w:t>________원칙</w:t>
-            </w:r>
-            <w:r>
-              <w:rPr>
-                <w:sz w:val="16"/>
-                <w:szCs w:val="16"/>
-              </w:rPr>
-              <w:t xml:space="preserve"> 적용요건 : 재량준칙 등에 의한 관행의 성립 + ________과 동일한 사안일 것 </w:t>
-            </w:r>
-          </w:p>
-          <w:p>
-            <w:pPr>
-              <w:rPr>
-                <w:sz w:val="16"/>
-                <w:szCs w:val="16"/>
-              </w:rPr>
-            </w:pPr>
-            <w:r>
-              <w:rPr>
-                <w:rFonts w:hint="eastAsia"/>
-                <w:sz w:val="16"/>
-                <w:szCs w:val="16"/>
-              </w:rPr>
-              <w:t>________원칙</w:t>
-            </w:r>
-            <w:r>
-              <w:rPr>
-                <w:sz w:val="16"/>
-                <w:szCs w:val="16"/>
-              </w:rPr>
-              <w:t xml:space="preserve"> 적용 시 사정변경 등으로 행정관행과 다른 처분을 하여야 할 ________상 필요가 큰 경우 등이 아닌 이상 재량준칙에 위배되는 처분은 재량권 일탈남용으로서 위법하다. </w:t>
-            </w:r>
-          </w:p>
-          <w:p>
-            <w:pPr>
-              <w:rPr>
-                <w:sz w:val="16"/>
-                <w:szCs w:val="16"/>
-              </w:rPr>
-            </w:pPr>
-            <w:r>
-              <w:rPr>
-                <w:rFonts w:hint="eastAsia"/>
-                <w:sz w:val="16"/>
-                <w:szCs w:val="16"/>
-              </w:rPr>
-              <w:t>3. 선례 ________</w:t>
+              <w:t>자기구속원칙</w:t>
+            </w:r>
+            <w:r>
+              <w:rPr>
+                <w:sz w:val="16"/>
+                <w:szCs w:val="16"/>
+              </w:rPr>
+              <w:t xml:space="preserve"> 적용요건 : 재량준칙 등에 의한 관행의 성립 + ▁62▁과 동일한 사안일 것 </w:t>
+            </w:r>
+          </w:p>
+          <w:p>
+            <w:pPr>
+              <w:rPr>
+                <w:sz w:val="16"/>
+                <w:szCs w:val="16"/>
+              </w:rPr>
+            </w:pPr>
+            <w:r>
+              <w:rPr>
+                <w:rFonts w:hint="eastAsia"/>
+                <w:sz w:val="16"/>
+                <w:szCs w:val="16"/>
+              </w:rPr>
+              <w:t>자기구속원칙</w:t>
+            </w:r>
+            <w:r>
+              <w:rPr>
+                <w:sz w:val="16"/>
+                <w:szCs w:val="16"/>
+              </w:rPr>
+              <w:t xml:space="preserve"> 적용 시 사정변경 등으로 ▁63▁과 다른 처분을 하여야 할 공익상 필요가 큰 경우 등이 아닌 이상 재량준칙에 위배되는 처분은 재량권 일탈남용으로서 위법하다. </w:t>
+            </w:r>
+          </w:p>
+          <w:p>
+            <w:pPr>
+              <w:rPr>
+                <w:sz w:val="16"/>
+                <w:szCs w:val="16"/>
+              </w:rPr>
+            </w:pPr>
+            <w:r>
+              <w:rPr>
+                <w:rFonts w:hint="eastAsia"/>
+                <w:sz w:val="16"/>
+                <w:szCs w:val="16"/>
+              </w:rPr>
+              <w:t>3. 선례 ▁64▁</w:t>
             </w:r>
           </w:p>
           <w:p>
@@ -3312,7 +3312,7 @@
                 <w:sz w:val="16"/>
                 <w:szCs w:val="16"/>
               </w:rPr>
-              <w:t xml:space="preserve"> 행정선례가 있는 때에는 당연히 ________원칙이 적용된다. 문제는 재량준칙의 존재만으로 별도 선례 없이 자기구속원칙 위반을 주장할 수 있는지 여부이다.</w:t>
+              <w:t xml:space="preserve"> 행정선례가 있는 때에는 당연히 ▁65▁원칙이 적용된다. 문제는 재량준칙의 존재만으로 별도 선례 없이 자기구속원칙 위반을 주장할 수 있는지 여부이다.</w:t>
             </w:r>
           </w:p>
           <w:p>
@@ -3335,7 +3335,7 @@
                 <w:sz w:val="16"/>
                 <w:szCs w:val="16"/>
               </w:rPr>
-              <w:t xml:space="preserve"> : 재량준칙은 선취된 ________으로서 그에 따른 재량행사가 예정되므로 재량준칙이 처음 적용되는 경우에도 ________을 인정하는 견해(선례불요설)와 1회 이상의 행정선례가 존재하여야 한다고 보는 선례필요설이 대립한다.</w:t>
+              <w:t xml:space="preserve"> : 재량준칙은 선취된 ▁66▁으로서 그에 따른 재량행사가 예정되므로 재량준칙이 처음 적용되는 경우에도 자기구속을 인정하는 견해(선례불요설)와 1회 이상의 행정선례가 존재하여야 한다고 보는 선례필요설이 대립한다.</w:t>
             </w:r>
           </w:p>
           <w:p>
@@ -3358,7 +3358,7 @@
                 <w:sz w:val="16"/>
                 <w:szCs w:val="16"/>
               </w:rPr>
-              <w:t xml:space="preserve"> ‘재량준칙이 그 정한 바에 따라 되풀이 시행되어 ________이 이루어질 것’을 요하여 선례필요설의 입장이다.</w:t>
+              <w:t xml:space="preserve"> ‘재량준칙이 그 정한 바에 따라 되풀이 시행되어 ▁67▁이 이루어질 것’을 요하여 선례필요설의 입장이다.</w:t>
             </w:r>
           </w:p>
           <w:p>
@@ -3381,23 +3381,23 @@
                 <w:sz w:val="16"/>
                 <w:szCs w:val="16"/>
               </w:rPr>
-              <w:t xml:space="preserve">재량준칙이 ________원칙을 전환규범으로 하여 간접적인 법규성 인정되기 위해서는 되풀이 시행되어 ________이 성립하여야 한다고 보는 것이 타당하다. </w:t>
-            </w:r>
-          </w:p>
-          <w:p>
-            <w:pPr>
-              <w:rPr>
-                <w:sz w:val="16"/>
-                <w:szCs w:val="16"/>
-              </w:rPr>
-            </w:pPr>
-            <w:r>
-              <w:rPr>
-                <w:rFonts w:hint="eastAsia"/>
-                <w:sz w:val="16"/>
-                <w:szCs w:val="16"/>
-              </w:rPr>
-              <w:t>(문제에서 동일 사안에 대한 다른 제재처분 예시가 주어진 경우 ________원칙 + 평등의 원칙까지 검토할 것)</w:t>
+              <w:t xml:space="preserve">재량준칙이 자기구속원칙을 전환규범으로 하여 간접적인 법규성 인정되기 위해서는 되풀이 시행되어 ▁68▁이 성립하여야 한다고 보는 것이 타당하다. </w:t>
+            </w:r>
+          </w:p>
+          <w:p>
+            <w:pPr>
+              <w:rPr>
+                <w:sz w:val="16"/>
+                <w:szCs w:val="16"/>
+              </w:rPr>
+            </w:pPr>
+            <w:r>
+              <w:rPr>
+                <w:rFonts w:hint="eastAsia"/>
+                <w:sz w:val="16"/>
+                <w:szCs w:val="16"/>
+              </w:rPr>
+              <w:t>(문제에서 동일 사안에 대한 다른 제재처분 예시가 주어진 경우 ▁69▁원칙 + 평등의 원칙까지 검토할 것)</w:t>
             </w:r>
           </w:p>
           <w:p>
@@ -3443,15 +3443,14 @@
                 <w:sz w:val="16"/>
                 <w:szCs w:val="16"/>
               </w:rPr>
-              <w:t xml:space="preserve">“불법에 있어 평등대우”는 인정되지 않으므로 ________원칙이 적용될 여지가 없다. 즉, 행정의 법률________ 원칙이 우선 </w:t>
-            </w:r>
-            <w:r>
-              <w:rPr>
-                <w:sz w:val="16"/>
-                <w:szCs w:val="16"/>
-              </w:rPr>
-              <w:lastRenderedPageBreak/>
-              <w:t>적용된다. 다만, 신뢰보호원칙을 검토할 수 있다.</w:t>
+              <w:t xml:space="preserve">“불법에 있어 평등대우”는 인정되지 않으므로 자기구속원칙이 적용될 여지가 없다. 즉, 행정의 법률적합성 원칙이 우선 </w:t>
+            </w:r>
+            <w:r>
+              <w:rPr>
+                <w:sz w:val="16"/>
+                <w:szCs w:val="16"/>
+              </w:rPr>
+              <w:t>적용된다. 다만, ▁70▁을 검토할 수 있다.</w:t>
             </w:r>
           </w:p>
         </w:tc>
@@ -3532,39 +3531,39 @@
                 <w:sz w:val="16"/>
                 <w:szCs w:val="16"/>
               </w:rPr>
-              <w:t>제9조(평등의 원칙) 행정청은 ________ 없이 국민을 ________하여서는 아니 된다.</w:t>
-            </w:r>
-          </w:p>
-          <w:p>
-            <w:pPr>
-              <w:rPr>
-                <w:sz w:val="16"/>
-                <w:szCs w:val="16"/>
-              </w:rPr>
-            </w:pPr>
-            <w:r>
-              <w:rPr>
-                <w:rFonts w:hint="eastAsia"/>
-                <w:sz w:val="16"/>
-                <w:szCs w:val="16"/>
-              </w:rPr>
-              <w:t>2. 요건 : 동일한 사안 + ________ 없는 ________ 취급</w:t>
-            </w:r>
-          </w:p>
-          <w:p>
-            <w:pPr>
-              <w:rPr>
-                <w:sz w:val="16"/>
-                <w:szCs w:val="16"/>
-              </w:rPr>
-            </w:pPr>
-            <w:r>
-              <w:rPr>
-                <w:rFonts w:hint="eastAsia"/>
-                <w:sz w:val="16"/>
-                <w:szCs w:val="16"/>
-              </w:rPr>
-              <w:t>합리적 ________사유가 없는데도 달리 취급한 것으로 ________에 위반된다.</w:t>
+              <w:t>제9조(평등의 원칙) 행정청은 합리적 이유 없이 국민을 ▁71▁하여서는 아니 된다.</w:t>
+            </w:r>
+          </w:p>
+          <w:p>
+            <w:pPr>
+              <w:rPr>
+                <w:sz w:val="16"/>
+                <w:szCs w:val="16"/>
+              </w:rPr>
+            </w:pPr>
+            <w:r>
+              <w:rPr>
+                <w:rFonts w:hint="eastAsia"/>
+                <w:sz w:val="16"/>
+                <w:szCs w:val="16"/>
+              </w:rPr>
+              <w:t>2. 요건 : 동일한 사안 + 합리적 이유 없는 ▁72▁ 취급</w:t>
+            </w:r>
+          </w:p>
+          <w:p>
+            <w:pPr>
+              <w:rPr>
+                <w:sz w:val="16"/>
+                <w:szCs w:val="16"/>
+              </w:rPr>
+            </w:pPr>
+            <w:r>
+              <w:rPr>
+                <w:rFonts w:hint="eastAsia"/>
+                <w:sz w:val="16"/>
+                <w:szCs w:val="16"/>
+              </w:rPr>
+              <w:t>합리적 차별사유가 없는데도 달리 취급한 것으로 ▁73▁에 위반된다.</w:t>
             </w:r>
             <w:r>
               <w:rPr>
@@ -3652,7 +3651,7 @@
                 <w:sz w:val="16"/>
                 <w:szCs w:val="16"/>
               </w:rPr>
-              <w:t>제10조(비례의 원칙) ________은 다음 각 호의 원칙에 따라야 한다.</w:t>
+              <w:t>제10조(비례의 원칙) ▁74▁은 다음 각 호의 원칙에 따라야 한다.</w:t>
             </w:r>
           </w:p>
           <w:p>
@@ -3682,38 +3681,38 @@
                 <w:sz w:val="16"/>
                 <w:szCs w:val="16"/>
               </w:rPr>
-              <w:t>2. 행정목적을 달성하는 데 필요한 ________에 그칠 것</w:t>
-            </w:r>
-          </w:p>
-          <w:p>
-            <w:pPr>
-              <w:rPr>
-                <w:sz w:val="16"/>
-                <w:szCs w:val="16"/>
-              </w:rPr>
-            </w:pPr>
-            <w:r>
-              <w:rPr>
-                <w:sz w:val="16"/>
-                <w:szCs w:val="16"/>
-              </w:rPr>
-              <w:t>3. ________으로 인한 국민의 이익 침해가 그 행정작용이 의도하는 ________보다 크지 아니할 것</w:t>
-            </w:r>
-          </w:p>
-          <w:p>
-            <w:pPr>
-              <w:rPr>
-                <w:sz w:val="16"/>
-                <w:szCs w:val="16"/>
-              </w:rPr>
-            </w:pPr>
-            <w:r>
-              <w:rPr>
-                <w:rFonts w:hint="eastAsia"/>
-                <w:sz w:val="16"/>
-                <w:szCs w:val="16"/>
-              </w:rPr>
-              <w:t>2. 요건 : 적합성(목적달성에 적합한 수단) + ________(최소침해성) + ________(협의의 비례원칙 : 이익형량)</w:t>
+              <w:t>2. 행정목적을 달성하는 데 필요한 ▁75▁에 그칠 것</w:t>
+            </w:r>
+          </w:p>
+          <w:p>
+            <w:pPr>
+              <w:rPr>
+                <w:sz w:val="16"/>
+                <w:szCs w:val="16"/>
+              </w:rPr>
+            </w:pPr>
+            <w:r>
+              <w:rPr>
+                <w:sz w:val="16"/>
+                <w:szCs w:val="16"/>
+              </w:rPr>
+              <w:t>3. 행정작용으로 인한 국민의 이익 ▁76▁가 그 행정작용이 의도하는 공익보다 크지 아니할 것</w:t>
+            </w:r>
+          </w:p>
+          <w:p>
+            <w:pPr>
+              <w:rPr>
+                <w:sz w:val="16"/>
+                <w:szCs w:val="16"/>
+              </w:rPr>
+            </w:pPr>
+            <w:r>
+              <w:rPr>
+                <w:rFonts w:hint="eastAsia"/>
+                <w:sz w:val="16"/>
+                <w:szCs w:val="16"/>
+              </w:rPr>
+              <w:t>2. 요건 : 적합성(목적달성에 적합한 수단) + ▁77▁(최소침해성) + 상당성(협의의 비례원칙 : 이익형량)</w:t>
             </w:r>
           </w:p>
         </w:tc>
@@ -3757,7 +3756,7 @@
           <w:sz w:val="16"/>
           <w:szCs w:val="16"/>
         </w:rPr>
-        <w:t xml:space="preserve"> ________</w:t>
+        <w:t xml:space="preserve"> ▁23▁</w:t>
       </w:r>
     </w:p>
     <w:tbl>
@@ -3802,7 +3801,7 @@
                 <w:sz w:val="16"/>
                 <w:szCs w:val="16"/>
               </w:rPr>
-              <w:t>12조(신뢰보호의 원칙) ① 행정청은 ________ 또는 제3자의 이익을 현저히 해칠 우려가 있는 경우를 제외하고는 행정에 대한 국민의 정당하고 합리적인 신뢰를 보호하여야 한다.</w:t>
+              <w:t>12조(신뢰보호의 원칙) ① 행정청은 ▁78▁ 또는 제3자의 이익을 현저히 해칠 우려가 있는 경우를 제외하고는 행정에 대한 국민의 정당하고 합리적인 신뢰를 보호하여야 한다.</w:t>
             </w:r>
           </w:p>
           <w:p>
@@ -3825,7 +3824,7 @@
                 <w:sz w:val="16"/>
                 <w:szCs w:val="16"/>
               </w:rPr>
-              <w:t>① 행정청이 개인에 대하여 신뢰의 대상이 되는 공적인 견해표명을 하여야 하고, ② 행정청의 견해표명이 정당하다고 신뢰한 데에 대하여 그 개인에게 귀책사유가 없어야 하며, ③ 그 개인이 그 견해표명을 신뢰하고 이에 어떠한 행위를 하였어야 하고, ④ 행정청이 위 견해표명에 반하는________을 함으로써 그 견해표명을 신뢰한 개인의 이익이 ________되는 결과가 초래되어야 한다.</w:t>
+              <w:t>① 행정청이 개인에 대하여 신뢰의 대상이 되는 공적인 견해표명을 하여야 하고, ② 행정청의 견해표명이 정당하다고 신뢰한 데에 대하여 그 개인에게 귀책사유가 없어야 하며, ③ 그 개인이 그 견해표명을 신뢰하고 이에 어떠한 행위를 하였어야 하고, ④ 행정청이 위 견해표명에 반하는 처분을 함으로써 그 견해표명을 신뢰한 개인의 이익이 ▁79▁되는 결과가 초래되어야 한다.</w:t>
             </w:r>
           </w:p>
           <w:p>
@@ -3848,7 +3847,7 @@
                 <w:sz w:val="16"/>
                 <w:szCs w:val="16"/>
               </w:rPr>
-              <w:t>견해표명에 따른 행정처분을 할 경우 이로 인하여 ________ 또는 제3자의 정당한 이익을 현저히 해할 우려가 없어야 한다.</w:t>
+              <w:t>견해표명에 따른 행정처분을 할 경우 이로 인하여 ▁80▁ 또는 제3자의 정당한 이익을 현저히 해할 우려가 없어야 한다.</w:t>
             </w:r>
           </w:p>
           <w:p>
@@ -3894,7 +3893,7 @@
                 <w:sz w:val="16"/>
                 <w:szCs w:val="16"/>
               </w:rPr>
-              <w:t>ii) 위법한 공적견해표명과 법률________ 원칙의 충돌</w:t>
+              <w:t>ii) 위법한 공적견해표명과 법률적합성 원칙의 충돌</w:t>
             </w:r>
             <w:r>
               <w:rPr>
@@ -3909,7 +3908,7 @@
                 <w:sz w:val="16"/>
                 <w:szCs w:val="16"/>
               </w:rPr>
-              <w:t xml:space="preserve"> : 법률________ 우위설은 위법한 공적견해표명에 기한 신뢰보호원칙은 인정되지 아니한다고 보나, 판례는 위법한 공적견해표명에 반하여 법률에 따른 행정처분을 함으로써 달성하려는 공익이 보호하여야 할 상대방 신뢰이익 침해를 정당화할 수 있는지 이익형량하여 판단한다.</w:t>
+              <w:t xml:space="preserve"> : 법률적합성 우위설은 위법한 공적견해표명에 기한 신뢰보호원칙은 인정되지 아니한다고 보나, 판례는 위법한 공적견해표명에 반하여 법률에 따른 행정처분을 함으로써 달성하려는 공익이 보호하여야 할 상대방 신뢰이익 ▁81▁를 정당화할 수 있는지 이익형량하여 판단한다.</w:t>
             </w:r>
             <w:r>
               <w:rPr>
@@ -4261,7 +4260,7 @@
                 <w:sz w:val="16"/>
                 <w:szCs w:val="16"/>
               </w:rPr>
-              <w:t xml:space="preserve"> 성립하려면, 상당한 기간에 걸쳐 과세를 하지 아니한 객관적 사실이 존재할 뿐만 아니라, 과세관청이 과세할 수 있음에도 어떤 특별한 사정 때문에 과세하지 않는다는 의사가 있어야 한다. 이와 같은 공적 견해나 의사는 묵시적 표시도 가능하지만, 상당기간의 불과세 상태에 대하여 과세하지 않겠다는 묵시적 표시가 인정될 만한 사정이 있어야 한다. (판례는 비과세관행을 ________의 법리가 아닌 ________ 문제로 본다.) (2001두7855) &lt;&lt; 법인이 변리</w:t>
+              <w:t xml:space="preserve"> 성립하려면, 상당한 기간에 걸쳐 과세를 하지 아니한 객관적 사실이 존재할 뿐만 아니라, 과세관청이 과세할 수 있음에도 어떤 특별한 사정 때문에 과세하지 않는다는 의사가 있어야 한다. 이와 같은 공적 견해나 의사는 묵시적 표시도 가능하지만, 상당기간의 불과세 상태에 대하여 과세하지 않겠다는 묵시적 표시가 인정될 만한 사정이 있어야 한다. (판례는 비과세관행을 실권의 법리가 아닌 ▁82▁ 문제로 본다.) (2001두7855) &lt;&lt; 법인이 변리</w:t>
             </w:r>
             <w:r>
               <w:rPr>
@@ -4367,7 +4366,7 @@
           <w:sz w:val="16"/>
           <w:szCs w:val="16"/>
         </w:rPr>
-        <w:t xml:space="preserve"> ________의 법리(제재처분의 제척기간)</w:t>
+        <w:t xml:space="preserve"> ▁24▁의 법리(제재처분의 제척기간)</w:t>
       </w:r>
     </w:p>
     <w:tbl>
@@ -4411,14 +4410,14 @@
                 <w:sz w:val="16"/>
                 <w:szCs w:val="16"/>
               </w:rPr>
-              <w:t xml:space="preserve"> 행정청은 권한 행사의 기회가 있음에도 불구하고 장기간 권한을 행사하지 아니하여 국민이 그 권한이 행사되지 아니할 것으로 믿을 만한 ________가 있는 경우에는 그 권한을 행사해서는 아니 된다. 다</w:t>
-            </w:r>
-            <w:r>
-              <w:rPr>
-                <w:sz w:val="16"/>
-                <w:szCs w:val="16"/>
-              </w:rPr>
-              <w:t>만, ________ 또는 제3자의 이익을 현저히 해칠 우려가 있는 경우는 예외로 한다.</w:t>
+              <w:t xml:space="preserve"> 행정청은 권한 행사의 기회가 있음에도 불구하고 장기간 권한을 행사하지 아니하여 국민이 그 권한이 행사되지 아니할 것으로 믿을 만한 ▁83▁가 있는 경우에는 그 권한을 행사해서는 아니 된다. 다</w:t>
+            </w:r>
+            <w:r>
+              <w:rPr>
+                <w:sz w:val="16"/>
+                <w:szCs w:val="16"/>
+              </w:rPr>
+              <w:t>만, 공익 또는 제3자의 이익을 현저히 해칠 우려가 있는 경우는 예외로 한다.</w:t>
             </w:r>
           </w:p>
           <w:p>
@@ -4465,7 +4464,7 @@
                 <w:szCs w:val="16"/>
               </w:rPr>
               <w:tab/>
-              <w:t>(행정청이________의 취소/철회사유를 알고 있는 등) 권한 행사의 기회가 있음에도 불구하고 장기간 불행사</w:t>
+              <w:t>(행정청이▁84▁의 취소/철회사유를 알고 있는 등) 권한 행사의 기회가 있음에도 불구하고 장기간 불행사</w:t>
             </w:r>
           </w:p>
           <w:p>
@@ -4488,7 +4487,7 @@
                 <w:szCs w:val="16"/>
               </w:rPr>
               <w:tab/>
-              <w:t>그 권한을 행사하지 않을 것으로 믿을 만한 ________가 있을 것</w:t>
+              <w:t>그 권한을 행사하지 않을 것으로 믿을 만한 ▁85▁가 있을 것</w:t>
             </w:r>
           </w:p>
           <w:p>
@@ -4513,7 +4512,7 @@
                 <w:szCs w:val="16"/>
               </w:rPr>
               <w:tab/>
-              <w:t xml:space="preserve">________ 또는 제3자의 이익을 현저히 해칠 우려가 없을 </w:t>
+              <w:t xml:space="preserve">▁86▁ 또는 제3자의 이익을 현저히 해칠 우려가 없을 </w:t>
             </w:r>
             <w:r>
               <w:rPr>
@@ -4637,7 +4636,7 @@
                 <w:sz w:val="16"/>
                 <w:szCs w:val="16"/>
               </w:rPr>
-              <w:t>3. ________ 없이 행정청의 조사ㆍ출입ㆍ검사를 기피ㆍ방해ㆍ거부하여 제척기간이 지난 경우</w:t>
+              <w:t>3. ▁87▁ 없이 행정청의 조사ㆍ출입ㆍ검사를 기피ㆍ방해ㆍ거부하여 제척기간이 지난 경우</w:t>
             </w:r>
           </w:p>
           <w:p>
@@ -4688,7 +4687,7 @@
           <w:sz w:val="16"/>
           <w:szCs w:val="16"/>
         </w:rPr>
-        <w:t>. ________의 원칙</w:t>
+        <w:t>. ▁25▁의 원칙</w:t>
       </w:r>
     </w:p>
     <w:tbl>
@@ -4718,7 +4717,7 @@
                 <w:sz w:val="16"/>
                 <w:szCs w:val="16"/>
               </w:rPr>
-              <w:t xml:space="preserve">1. 의의 : ________원칙이란 ________을 함에 있어 이와 실질적 관련이 없는 의무를 부과하거나 이행을 강제하여서는 아니된다는 원칙을 말한다(제13조). 부당결부금지원칙 위배를 판단함에 있어서는 원인적 관련성과 목적적 관련성을 통해 당해 행정작용과 실질적으로 관련이 있는 의무인지를 </w:t>
+              <w:t xml:space="preserve">1. 의의 : 부당결부금지원칙이란 ▁88▁을 함에 있어 이와 실질적 관련이 없는 의무를 부과하거나 이행을 강제하여서는 아니된다는 원칙을 말한다(제13조). 부당결부금지원칙 위배를 판단함에 있어서는 원인적 관련성과 목적적 관련성을 통해 당해 행정작용과 실질적으로 관련이 있는 의무인지를 </w:t>
             </w:r>
             <w:r>
               <w:rPr>
@@ -4786,7 +4785,7 @@
                 <w:sz w:val="16"/>
                 <w:szCs w:val="16"/>
               </w:rPr>
-              <w:t xml:space="preserve"> ________을 하게</w:t>
+              <w:t xml:space="preserve"> ▁89▁을 하게</w:t>
             </w:r>
             <w:r>
               <w:rPr>
@@ -4801,7 +4800,7 @@
                 <w:sz w:val="16"/>
                 <w:szCs w:val="16"/>
               </w:rPr>
-              <w:t>된 사실과의 문제이다. 즉, 결부된 처분, 부관 등이 주된 ________</w:t>
+              <w:t>된 사실과의 문제이다. 즉, 결부된 처분, 부관 등이 주된 행정작용</w:t>
             </w:r>
             <w:r>
               <w:rPr>
@@ -4856,7 +4855,7 @@
                 <w:sz w:val="16"/>
                 <w:szCs w:val="16"/>
               </w:rPr>
-              <w:t xml:space="preserve"> 결부된________, 부관 등이 주된 ________으로 달성하려는 목적과 관련되어야 한다.</w:t>
+              <w:t xml:space="preserve"> 결부된 처분, 부관 등이 주된 ▁90▁으로 달성하려는 목적과 관련되어야 한다.</w:t>
             </w:r>
           </w:p>
         </w:tc>
@@ -4892,23 +4891,23 @@
           <w:sz w:val="16"/>
           <w:szCs w:val="16"/>
         </w:rPr>
-        <w:t>주택사업계획승인처분을 하면서 주택사업과 아무런 관련 없는 토지 등의 기부채납을 부과하는 경우 ________원칙 反</w:t>
-      </w:r>
-    </w:p>
-    <w:p>
-      <w:pPr>
-        <w:rPr>
-          <w:sz w:val="16"/>
-          <w:szCs w:val="16"/>
-        </w:rPr>
-      </w:pPr>
-      <w:r>
-        <w:rPr>
-          <w:rFonts w:hint="eastAsia"/>
-          <w:sz w:val="16"/>
-          <w:szCs w:val="16"/>
-        </w:rPr>
-        <w:t>[복수 행정행위의 취소/철회와 ________원칙]</w:t>
+        <w:t>주택사업계획승인처분을 하면서 주택사업과 아무런 관련 없는 토지 등의 기부채납을 부과하는 경우 ▁26▁원칙 反</w:t>
+      </w:r>
+    </w:p>
+    <w:p>
+      <w:pPr>
+        <w:rPr>
+          <w:sz w:val="16"/>
+          <w:szCs w:val="16"/>
+        </w:rPr>
+      </w:pPr>
+      <w:r>
+        <w:rPr>
+          <w:rFonts w:hint="eastAsia"/>
+          <w:sz w:val="16"/>
+          <w:szCs w:val="16"/>
+        </w:rPr>
+        <w:t>[복수 행정행위의 취소/철회와 ▁27▁원칙]</w:t>
       </w:r>
     </w:p>
     <w:p>
@@ -4926,7 +4925,7 @@
           <w:sz w:val="16"/>
           <w:szCs w:val="16"/>
         </w:rPr>
-        <w:t xml:space="preserve">판례는 이륜자동차 음주운전 사건에서, 이륜자동차운전면허취소(주된 ________)와 결부된 다른 운전면허 취소가 적법하다고 보았다. </w:t>
+        <w:t xml:space="preserve">판례는 이륜자동차 음주운전 사건에서, 이륜자동차운전면허취소(주된 ▁28▁)와 결부된 다른 운전면허 취소가 적법하다고 보았다. </w:t>
       </w:r>
       <w:r>
         <w:rPr>
@@ -4936,7 +4935,7 @@
           <w:sz w:val="12"/>
           <w:szCs w:val="12"/>
         </w:rPr>
-        <w:t>(주된 ________만 하면 다른 면허에 기하여 계속 운전할 수 있어 실질적으로 아무런 불이익을 받지 않게 되고, 음주운전을 하게된 경위 등을 고려할 때 달성하고자 하는 공익에 비하여 이 사건 처분이 사회통념상 현저하게 타당성을 잃어 재량권 일탈</w:t>
+        <w:t>(주된 행정작용만 하면 다른 면허에 기하여 계속 운전할 수 있어 실질적으로 아무런 불이익을 받지 않게 되고, 음주운전을 하게된 경위 등을 고려할 때 달성하고자 하는 공익에 비하여 이 사건 처분이 사회통념상 현저하게 타당성을 잃어 재량권 일탈</w:t>
       </w:r>
       <w:r>
         <w:rPr>
@@ -4972,7 +4971,7 @@
           <w:sz w:val="16"/>
           <w:szCs w:val="16"/>
         </w:rPr>
-        <w:t>반면, 레이카크레인 음주운전 사건에서는 1종특수면허취소(주된 ________)에 결부된 다른 운전면허 취소가 위법하다고 보았다.</w:t>
+        <w:t>반면, 레이카크레인 음주운전 사건에서는 1종특수면허취소(주된 ▁29▁)에 결부된 다른 운전면허 취소가 위법하다고 보았다.</w:t>
       </w:r>
     </w:p>
     <w:p>
@@ -5102,7 +5101,7 @@
           <w:sz w:val="16"/>
           <w:szCs w:val="16"/>
         </w:rPr>
-        <w:t xml:space="preserve">행정행위는________ 당시에 시행중인 법령과 허가기준에 의하여 하는 것이 원칙이고 인·허가신청 후 처분 전에 관계 법령이 개정시행된 경우 신법령 부칙에 그 시행 전에 이미 허가신청이 있는 때에는 종전의 규정에 의한다는 취지의 경과규정을 두지 아니한 이상 허가신청 당시의 법령에 의하여 허가 여부를 판단하여야 하는 것은 </w:t>
+        <w:t xml:space="preserve">행정행위는▁30▁ 당시에 시행중인 법령과 허가기준에 의하여 하는 것이 원칙이고 인·허가신청 후 처분 전에 관계 법령이 개정시행된 경우 신법령 부칙에 그 시행 전에 이미 허가신청이 있는 때에는 종전의 규정에 의한다는 취지의 경과규정을 두지 아니한 이상 허가신청 당시의 법령에 의하여 허가 여부를 판단하여야 하는 것은 </w:t>
       </w:r>
       <w:r>
         <w:rPr>
@@ -5249,7 +5248,7 @@
           <w:sz w:val="16"/>
           <w:szCs w:val="16"/>
         </w:rPr>
-        <w:t xml:space="preserve">에 의하는 것이 원칙이다(제2항). 다만, 개정 전 법령의 존속에 대한 국민의 신뢰가 개정법령 적용에 관한 ________상 요구보다 더 보호가치 있다고 인정되는 경우 국민 신뢰를 보호하기 위하여 개정법령 적용이 제한될 여지가 있다. 나아가 구법에 대한 신뢰가 개정법 적용으로 달성하려는 공익보다 훨씬 더 큰 경우에 </w:t>
+        <w:t xml:space="preserve">에 의하는 것이 원칙이다(제2항). 다만, 개정 전 법령의 존속에 대한 국민의 신뢰가 개정법령 적용에 관한 ▁31▁상 요구보다 더 보호가치 있다고 인정되는 경우 국민 신뢰를 보호하기 위하여 개정법령 적용이 제한될 여지가 있다. 나아가 구법에 대한 신뢰가 개정법 적용으로 달성하려는 공익보다 훨씬 더 큰 경우에 </w:t>
       </w:r>
       <w:r>
         <w:rPr>
@@ -5315,7 +5314,7 @@
           <w:sz w:val="16"/>
           <w:szCs w:val="16"/>
         </w:rPr>
-        <w:t>합격기준에 맞추어 시험준비를 한 수험생들은 제1차 시험 실시를 불과 2개월밖에 남겨놓지 않은 시점에서 개정 시행령의 즉시 시행으로 합격기준이 변경됨으로 인하여 시험준비에 막대한 차질을 입게 되어 위 신뢰가 크게 손상되었고, ________</w:t>
+        <w:t>합격기준에 맞추어 시험준비를 한 수험생들은 제1차 시험 실시를 불과 2개월밖에 남겨놓지 않은 시점에서 개정 시행령의 즉시 시행으로 합격기준이 변경됨으로 인하여 시험준비에 막대한 차질을 입게 되어 위 신뢰가 크게 손상되었고, 신뢰이익</w:t>
       </w:r>
       <w:r>
         <w:rPr>
@@ -5330,7 +5329,7 @@
           <w:sz w:val="16"/>
           <w:szCs w:val="16"/>
         </w:rPr>
-        <w:t xml:space="preserve">침해된 정도가 극심하며, 반면 개정 시행령에 의하여 거둘 수 있는 ________적 목적은 </w:t>
+        <w:t xml:space="preserve">▁32▁된 정도가 극심하며, 반면 개정 시행령에 의하여 거둘 수 있는 공익적 목적은 </w:t>
       </w:r>
       <w:r>
         <w:rPr>
@@ -5603,7 +5602,7 @@
           <w:szCs w:val="16"/>
           <w:u w:val="single"/>
         </w:rPr>
-        <w:t>내용이 현저히 합리성이 결여하였거나 상반되는 이익이나 가치를 대비해볼 때 형평이나 ________에 뚜렷하게 배치되는 등의 사정이 없는 한 법원은 이를 존중하는 것이 바람직하다.</w:t>
+        <w:t>내용이 현저히 합리성이 결여하였거나 상반되는 이익이나 가치를 대비해볼 때 형평이나 ▁33▁에 뚜렷하게 배치되는 등의 사정이 없는 한 법원은 이를 존중하는 것이 바람직하다.</w:t>
       </w:r>
     </w:p>
     <w:p>
@@ -5628,7 +5627,7 @@
           <w:sz w:val="16"/>
           <w:szCs w:val="16"/>
         </w:rPr>
-        <w:t>취소판결의 기속력에 반하는________</w:t>
+        <w:t>취소판결의 기속력에 반하는▁34▁</w:t>
       </w:r>
     </w:p>
     <w:p>
@@ -5660,39 +5659,39 @@
           <w:sz w:val="16"/>
           <w:szCs w:val="16"/>
         </w:rPr>
-        <w:t xml:space="preserve"> 기속력에 위반한________은 하자가 중대명백하므로 당연무효인 처분이다.</w:t>
-      </w:r>
-    </w:p>
-    <w:p>
-      <w:pPr>
-        <w:rPr>
-          <w:sz w:val="16"/>
-          <w:szCs w:val="16"/>
-        </w:rPr>
-      </w:pPr>
-      <w:r>
-        <w:rPr>
-          <w:rFonts w:hint="eastAsia"/>
-          <w:sz w:val="16"/>
-          <w:szCs w:val="16"/>
-        </w:rPr>
-        <w:t>기속력은 판결주문뿐 아니라 개개의 위법사유에도 발생하며, 선행판결에서________사유 부존재로 취소판결 확정되었는데 다시 동일한 처분사유를 이유로 (기사동 없는) 별개 처분을 하는 경우 새로운 처분은 전소 기속력에 반한 위법한 처분이다.</w:t>
-      </w:r>
-    </w:p>
-    <w:p>
-      <w:pPr>
-        <w:rPr>
-          <w:sz w:val="16"/>
-          <w:szCs w:val="16"/>
-        </w:rPr>
-      </w:pPr>
-      <w:r>
-        <w:rPr>
-          <w:rFonts w:hint="eastAsia"/>
-          <w:sz w:val="16"/>
-          <w:szCs w:val="16"/>
-        </w:rPr>
-        <w:t>선행판결에서 재량권일탈남용으로 취소판결 확정되었는데, 다시 동일사건의 동일한________사유로 (기사동 있는) 동일한 처분 하는 경우도 전형적인 반복금지효 반한 위법한 처분이다.</w:t>
+        <w:t xml:space="preserve"> 기속력에 위반한▁35▁은 하자가 중대명백하므로 당연무효인 처분이다.</w:t>
+      </w:r>
+    </w:p>
+    <w:p>
+      <w:pPr>
+        <w:rPr>
+          <w:sz w:val="16"/>
+          <w:szCs w:val="16"/>
+        </w:rPr>
+      </w:pPr>
+      <w:r>
+        <w:rPr>
+          <w:rFonts w:hint="eastAsia"/>
+          <w:sz w:val="16"/>
+          <w:szCs w:val="16"/>
+        </w:rPr>
+        <w:t>기속력은 판결주문뿐 아니라 개개의 위법사유에도 발생하며, 선행판결에서▁36▁사유 부존재로 취소판결 확정되었는데 다시 동일한 처분사유를 이유로 (기사동 없는) 별개 처분을 하는 경우 새로운 처분은 전소 기속력에 반한 위법한 처분이다.</w:t>
+      </w:r>
+    </w:p>
+    <w:p>
+      <w:pPr>
+        <w:rPr>
+          <w:sz w:val="16"/>
+          <w:szCs w:val="16"/>
+        </w:rPr>
+      </w:pPr>
+      <w:r>
+        <w:rPr>
+          <w:rFonts w:hint="eastAsia"/>
+          <w:sz w:val="16"/>
+          <w:szCs w:val="16"/>
+        </w:rPr>
+        <w:t>선행판결에서 재량권일탈남용으로 취소판결 확정되었는데, 다시 동일사건의 동일한▁37▁사유로 (기사동 있는) 동일한 처분 하는 경우도 전형적인 반복금지효 반한 위법한 처분이다.</w:t>
       </w:r>
     </w:p>
     <w:p>
@@ -5717,8 +5716,7 @@
           <w:sz w:val="16"/>
           <w:szCs w:val="16"/>
         </w:rPr>
-        <w:lastRenderedPageBreak/>
-        <w:t>IV. 행정절차</w:t>
+        <w:t>IV. ▁38▁</w:t>
       </w:r>
       <w:r>
         <w:rPr>
@@ -5750,14 +5748,14 @@
           <w:sz w:val="16"/>
           <w:szCs w:val="16"/>
         </w:rPr>
-        <w:t>의무를 부과하거나 권익을 제한하는________</w:t>
-      </w:r>
-      <w:r>
-        <w:rPr>
-          <w:sz w:val="16"/>
-          <w:szCs w:val="16"/>
-        </w:rPr>
-        <w:t>을 하는 경우에는 미리 ‘처분의 제목’, ‘처분하려는 원인이 되는 사실과 처분의 내용 및 법적 근거’, ‘이에 대하여 의견을 제출할 수 있다는 뜻과 의견을 제출하지 아니하는 경우의 처리방법’, ‘________기관의 명칭과 주소’, ‘의견제출기한’ 등의 사항을 당사자 등에게 통지하여야 하고(제21조 제1항</w:t>
+        <w:t>의무를 부과하거나 권익을 제한하는 처분</w:t>
+      </w:r>
+      <w:r>
+        <w:rPr>
+          <w:sz w:val="16"/>
+          <w:szCs w:val="16"/>
+        </w:rPr>
+        <w:t>을 하는 경우에는 미리 ‘처분의 제목’, ‘처분하려는 원인이 되는 사실과 처분의 내용 및 법적 근거’, ‘이에 대하여 의견을 제출할 수 있다는 뜻과 의견을 제출하지 아니하는 경우의 처리방법’, ‘의견제출기관의 명칭과 주소’, ‘의견제출기한’ 등의 사항을 당사자 등에게 통지하여야 하고(제21조 제1항</w:t>
       </w:r>
       <w:r>
         <w:rPr>
@@ -5782,7 +5780,7 @@
           <w:sz w:val="16"/>
           <w:szCs w:val="16"/>
         </w:rPr>
-        <w:t>), 다른 법령 등에서 필수적으로 청문을 하거나 공청회를 개최하도록 규정하고 있지 않은 경우에도 당사자 등에게 의견제출의 기회를 주어야 하며(제22조 제3항</w:t>
+        <w:t>), 다른 법령 등에서 필수적으로 ▁39▁을 하거나 공청회를 개최하도록 규정하고 있지 않은 경우에도 당사자 등에게 의견제출의 기회를 주어야 하며(제22조 제3항</w:t>
       </w:r>
       <w:r>
         <w:rPr>
@@ -5848,7 +5846,7 @@
           <w:sz w:val="16"/>
           <w:szCs w:val="16"/>
         </w:rPr>
-        <w:t>그 밖의________의 경우에도 이유제시와 서면주의는 적용된다.</w:t>
+        <w:t>그 밖의▁40▁의 경우에도 이유제시와 서면주의는 적용된다.</w:t>
       </w:r>
     </w:p>
     <w:tbl>
@@ -5982,7 +5980,7 @@
                 <w:sz w:val="16"/>
                 <w:szCs w:val="16"/>
               </w:rPr>
-              <w:t xml:space="preserve">(________ 예외사유 3조 2항 단서 외 각 절차의 생략사유) </w:t>
+              <w:t xml:space="preserve">(▁91▁ 예외사유 3조 2항 단서 외 각 절차의 생략사유) </w:t>
             </w:r>
           </w:p>
         </w:tc>
@@ -6006,7 +6004,7 @@
                 <w:sz w:val="16"/>
                 <w:szCs w:val="16"/>
               </w:rPr>
-              <w:t>________(21)</w:t>
+              <w:t>▁92▁(21)</w:t>
             </w:r>
           </w:p>
         </w:tc>
@@ -6035,7 +6033,7 @@
                 <w:sz w:val="16"/>
                 <w:szCs w:val="16"/>
               </w:rPr>
-              <w:t xml:space="preserve"> 부과하거나 권익을 제한하는________</w:t>
+              <w:t xml:space="preserve"> 부과하거나 권익을 제한하는▁93▁</w:t>
             </w:r>
           </w:p>
         </w:tc>
@@ -6107,7 +6105,7 @@
                 <w:sz w:val="14"/>
                 <w:szCs w:val="14"/>
               </w:rPr>
-              <w:t>1. 공공의 안전 또는 복리를 위하여 긴급히________을 할 필요가 있는 경우</w:t>
+              <w:t>1. 공공의 안전 또는 복리를 위하여 긴급히▁94▁을 할 필요가 있는 경우</w:t>
             </w:r>
           </w:p>
           <w:p>
@@ -6122,7 +6120,7 @@
                 <w:sz w:val="14"/>
                 <w:szCs w:val="14"/>
               </w:rPr>
-              <w:t>2. 법령등에서 요구된 자격이 없거나 없어지게 되면 반드시 일정한________을 하여야 하는 경우에 그 자격이 없거나 없어지게 된 사실이 법원의 재판 등에 의하여 객관적으로 증명된 경우</w:t>
+              <w:t>2. 법령등에서 요구된 자격이 없거나 없어지게 되면 반드시 일정한▁95▁을 하여야 하는 경우에 그 자격이 없거나 없어지게 된 사실이 법원의 재판 등에 의하여 객관적으로 증명된 경우</w:t>
             </w:r>
           </w:p>
           <w:p>
@@ -6144,7 +6142,7 @@
                 <w:sz w:val="16"/>
                 <w:szCs w:val="16"/>
               </w:rPr>
-              <w:t>해당________의 성질상 의견청취가 현저히 곤란하거나 명백히 불필요하다고 인정될 만한 상당한 이유가 있는 경우</w:t>
+              <w:t>해당▁96▁의 성질상 의견청취가 현저히 곤란하거나 명백히 불필요하다고 인정될 만한 상당한 이유가 있는 경우</w:t>
             </w:r>
           </w:p>
         </w:tc>
@@ -6184,7 +6182,7 @@
                 <w:sz w:val="14"/>
                 <w:szCs w:val="14"/>
               </w:rPr>
-              <w:t xml:space="preserve">________회, </w:t>
+              <w:t xml:space="preserve">▁97▁회, </w:t>
             </w:r>
           </w:p>
           <w:p>
@@ -6216,7 +6214,7 @@
                 <w:sz w:val="14"/>
                 <w:szCs w:val="14"/>
               </w:rPr>
-              <w:t>________</w:t>
+              <w:t>▁98▁</w:t>
             </w:r>
           </w:p>
         </w:tc>
@@ -6302,7 +6300,7 @@
                 <w:sz w:val="16"/>
                 <w:szCs w:val="16"/>
               </w:rPr>
-              <w:t>법원의 재판 또는 준사법적 절차에 따른 결정 등으로________의 전제가 되는 사실이 객관적으로 증명되어 의견청취가 불필요하다고 판단되는 경우</w:t>
+              <w:t>법원의 재판 또는 준사법적 절차에 따른 결정 등으로▁99▁의 전제가 되는 사실이 객관적으로 증명되어 의견청취가 불필요하다고 판단되는 경우</w:t>
             </w:r>
             <w:r>
               <w:rPr>
@@ -6460,7 +6458,7 @@
                 <w:sz w:val="14"/>
                 <w:szCs w:val="14"/>
               </w:rPr>
-              <w:t>1. 신청 내용을 모두 그대로 인정하는________인 경우</w:t>
+              <w:t>1. 신청 내용을 모두 그대로 인정하는▁100▁인 경우</w:t>
             </w:r>
           </w:p>
           <w:p>
@@ -6475,7 +6473,7 @@
                 <w:sz w:val="14"/>
                 <w:szCs w:val="14"/>
               </w:rPr>
-              <w:t>2. 단순ㆍ반복적인________ 또는 경미한 처분으로서 당사자가 그 이유를 명백히 알 수 있는 경우</w:t>
+              <w:t>2. 단순ㆍ반복적인▁101▁ 또는 경미한 처분으로서 당사자가 그 이유를 명백히 알 수 있는 경우</w:t>
             </w:r>
           </w:p>
           <w:p>
@@ -6490,7 +6488,7 @@
                 <w:sz w:val="14"/>
                 <w:szCs w:val="14"/>
               </w:rPr>
-              <w:t>3. 긴급히________을 할 필요가 있는 경우</w:t>
+              <w:t>3. 긴급히▁102▁을 할 필요가 있는 경우</w:t>
             </w:r>
           </w:p>
           <w:p>
@@ -6513,7 +6511,7 @@
                 <w:sz w:val="14"/>
                 <w:szCs w:val="14"/>
               </w:rPr>
-              <w:t>제2호 및 제3호의 경우에 당사자가 ________하는 경우에는 그 근거와 이유를 제시하여야 한다.</w:t>
+              <w:t>제2호 및 제3호의 경우에 당사자가 ▁103▁하는 경우에는 그 근거와 이유를 제시하여야 한다.</w:t>
             </w:r>
             <w:r>
               <w:rPr>
@@ -6617,7 +6615,7 @@
                 <w:sz w:val="14"/>
                 <w:szCs w:val="14"/>
               </w:rPr>
-              <w:t>동의가 있거나 전자문서로________을 신청한 경우 전자문서로 가능</w:t>
+              <w:t>동의가 있거나 전자문서로▁104▁을 신청한 경우 전자문서로 가능</w:t>
             </w:r>
           </w:p>
           <w:p>
@@ -6655,14 +6653,14 @@
                 <w:sz w:val="16"/>
                 <w:szCs w:val="16"/>
               </w:rPr>
-              <w:t>긴급히________을 할 필요가 있거나 사안이 경미</w:t>
+              <w:t>긴급히 처분을 할 필요가 있거나 사안이 경미</w:t>
             </w:r>
             <w:r>
               <w:rPr>
                 <w:sz w:val="14"/>
                 <w:szCs w:val="14"/>
               </w:rPr>
-              <w:t>한 경우에는 말, 전화, 휴대전화를 이용한 문자 전송, 팩스 또는 전자우편 등 문서가 아닌 방법으로 처분을 할 수 있다. 이 경우 당사자가 ________하면 지체 없이 처분에 관한 문서를 주어야 한다.</w:t>
+              <w:t>한 경우에는 말, 전화, 휴대전화를 이용한 문자 전송, 팩스 또는 전자우편 등 문서가 아닌 방법으로 처분을 할 수 있다. 이 경우 당사자가 ▁105▁하면 지체 없이 처분에 관한 문서를 주어야 한다.</w:t>
             </w:r>
           </w:p>
         </w:tc>
@@ -6683,7 +6681,7 @@
           <w:sz w:val="16"/>
           <w:szCs w:val="16"/>
         </w:rPr>
-        <w:t>⋁ 의견청취가 현저히 곤란하거나 명백히 불필요하다고 인정될 만한 상당한 이유가 있는 경우에 해당하는지는 해당 행정처분의 성질에 비추어 판단하여야 하며,________ 상대방이 이미 행정청에 위반사실 시인하였다거나 처분의 ________ 이전에 의견 진술할 기회가 있었다는 사정을 고려하여 판단할 것은 아니다.</w:t>
+        <w:t>⋁ 의견청취가 현저히 곤란하거나 명백히 불필요하다고 인정될 만한 상당한 이유가 있는 경우에 해당하는지는 해당 행정처분의 성질에 비추어 판단하여야 하며,▁41▁ 상대방이 이미 행정청에 위반사실 시인하였다거나 처분의 사전통지 이전에 의견 진술할 기회가 있었다는 사정을 고려하여 판단할 것은 아니다.</w:t>
       </w:r>
       <w:r>
         <w:rPr>
@@ -6803,7 +6801,7 @@
                 <w:sz w:val="16"/>
                 <w:szCs w:val="16"/>
               </w:rPr>
-              <w:t>법원의 판결 등에 의하여________의 전제가 되는 사실이 객관적으로 증명된 경우</w:t>
+              <w:t>법원의 판결 등에 의하여▁106▁의 전제가 되는 사실이 객관적으로 증명된 경우</w:t>
             </w:r>
             <w:r>
               <w:rPr>
@@ -6876,7 +6874,7 @@
                 <w:sz w:val="16"/>
                 <w:szCs w:val="16"/>
               </w:rPr>
-              <w:t>관적으로 증명되었다 하더라도, 행정청에게 입찰참가자격 제한기간 정함에 있어 재량이 인정되므로, ________ 및 의견청취절차를 통해 제한기간이 가급적 짧게 정해지도록 유리한 사정과 자료를 제출할 기회를 보장하여야 한다.</w:t>
+              <w:t>관적으로 증명되었다 하더라도, 행정청에게 입찰참가자격 제한기간 정함에 있어 재량이 인정되므로, ▁107▁ 및 의견청취절차를 통해 제한기간이 가급적 짧게 정해지도록 유리한 사정과 자료를 제출할 기회를 보장하여야 한다.</w:t>
             </w:r>
           </w:p>
         </w:tc>
@@ -6974,15 +6972,15 @@
           <w:sz w:val="16"/>
           <w:szCs w:val="16"/>
         </w:rPr>
-        <w:t xml:space="preserve">이유제시의 정도에 있어 </w:t>
-      </w:r>
-      <w:r>
-        <w:rPr>
-          <w:rFonts w:hint="eastAsia"/>
-          <w:sz w:val="16"/>
-          <w:szCs w:val="16"/>
-        </w:rPr>
-        <w:t xml:space="preserve">처분사유 이해할 수 있을 정도로 구체적이어야 하며, 행정청이 고려한 사실상 법률상 근거를 알려야 한다. 판례는________에 이르기까지 전체적 과정 종합적으로 고려하여, 처분 당시 당사자가 어떠한 근거와 이유로 처분이 이루어진 것인지 충분히 알 수 있어 그에 불복하여 </w:t>
+        <w:t>이유제시의 정도에 있어▁42▁</w:t>
+      </w:r>
+      <w:r>
+        <w:rPr>
+          <w:rFonts w:hint="eastAsia"/>
+          <w:sz w:val="16"/>
+          <w:szCs w:val="16"/>
+        </w:rPr>
+        <w:t xml:space="preserve">처분사유 이해할 수 있을 정도로 구체적이어야 하며, 행정청이 고려한 사실상 법률상 근거를 알려야 한다. 판례는 처분에 이르기까지 전체적 과정 종합적으로 고려하여, 처분 당시 당사자가 어떠한 근거와 이유로 처분이 이루어진 것인지 충분히 알 수 있어 그에 불복하여 </w:t>
       </w:r>
       <w:r>
         <w:rPr>
@@ -7014,7 +7012,7 @@
           <w:sz w:val="16"/>
           <w:szCs w:val="16"/>
         </w:rPr>
-        <w:t>라면________서에 처분근거와 이유가 구체적으로 명시되지 않아도 그로 말미암아 그 처분이 위법한 것이 되지는 않는다고 본다.</w:t>
+        <w:t>라면 처분서에 처분근거와 이유가 구체적으로 명시되지 않아도 그로 말미암아 그 처분이 위법한 것이 되지는 않는다고 본다.</w:t>
       </w:r>
     </w:p>
     <w:p>
@@ -7031,7 +7029,7 @@
           <w:sz w:val="16"/>
           <w:szCs w:val="16"/>
         </w:rPr>
-        <w:t>1. ________</w:t>
+        <w:t>1. ▁43▁</w:t>
       </w:r>
     </w:p>
     <w:p>
@@ -7063,7 +7061,7 @@
           <w:sz w:val="16"/>
           <w:szCs w:val="16"/>
         </w:rPr>
-        <w:t xml:space="preserve">________의 적용이 제외되는 ‘외국인의 출입국에 관한 사항’이란 해당 ________의 성질상 행정절차를 거치기 곤란하거나 거칠 필요가 없다고 인정되는 사항이나 행정절차에 준하는 절차를 거친 사항으로서 행정절차법 시행령으로 정하는 사항만을 가리킨다. </w:t>
+        <w:t xml:space="preserve">▁44▁의 적용이 제외되는 ‘외국인의 출입국에 관한 사항’이란 해당 행정작용의 성질상 행정절차를 거치기 곤란하거나 거칠 필요가 없다고 인정되는 사항이나 행정절차에 준하는 절차를 거친 사항으로서 행정절차법 시행령으로 정하는 사항만을 가리킨다. </w:t>
       </w:r>
     </w:p>
     <w:p>
@@ -7104,7 +7102,7 @@
           <w:sz w:val="16"/>
           <w:szCs w:val="16"/>
         </w:rPr>
-        <w:t xml:space="preserve">________ 제3조 2항 9호는 </w:t>
+        <w:t xml:space="preserve">▁45▁ 제3조 2항 9호는 </w:t>
       </w:r>
       <w:r>
         <w:rPr>
@@ -7119,7 +7117,7 @@
           <w:sz w:val="16"/>
           <w:szCs w:val="16"/>
         </w:rPr>
-        <w:t>공무원 인사관계법령에 의한 징계 기타________에 관한 사항</w:t>
+        <w:t>공무원 인사관계법령에 의한 징계 기타 처분에 관한 사항</w:t>
       </w:r>
       <w:r>
         <w:rPr>
@@ -7195,7 +7193,7 @@
           <w:sz w:val="16"/>
           <w:szCs w:val="16"/>
         </w:rPr>
-        <w:t xml:space="preserve"> 유일한 예외) ________ 및 ________절차 없이 진행된 때에도 적법한 것으로 보아 행정절차법 배제 </w:t>
+        <w:t xml:space="preserve"> 유일한 예외) 사전통지 및 청문절차 없이 진행된 때에도 적법한 것으로 보아 ▁46▁ 배제 </w:t>
       </w:r>
     </w:p>
     <w:p>
@@ -7265,7 +7263,7 @@
           <w:sz w:val="16"/>
           <w:szCs w:val="16"/>
         </w:rPr>
-        <w:t>행정청의________에 대하여 직접 그 상대가 되는 당사</w:t>
+        <w:t>행정청의 처분에 대하여 직접 그 상대가 되는 당사</w:t>
       </w:r>
       <w:r>
         <w:rPr>
@@ -7288,7 +7286,7 @@
           <w:sz w:val="16"/>
           <w:szCs w:val="16"/>
         </w:rPr>
-        <w:t>을 말한다(________ 제2조 4호).</w:t>
+        <w:t>을 말한다(▁47▁ 제2조 4호).</w:t>
       </w:r>
       <w:r>
         <w:rPr>
@@ -7382,7 +7380,7 @@
           <w:sz w:val="16"/>
           <w:szCs w:val="16"/>
         </w:rPr>
-        <w:t xml:space="preserve"> 당사자 등에 국가를 제외하지 않으며, 제3조 2항에서 국가를 상대로 하는 행정행위를 ________ 적용 예외사유로 규정하지 않으므로, 국가를 상대로 한 불이익처분의 경우에도 행정절차법 적용된다.</w:t>
+        <w:t xml:space="preserve"> 당사자 등에 국가를 제외하지 않으며, 제3조 2항에서 국가를 상대로 하는 행정행위를 ▁48▁ 적용 예외사유로 규정하지 않으므로, 국가를 상대로 한 불이익처분의 경우에도 행정절차법 적용된다.</w:t>
       </w:r>
     </w:p>
     <w:p>
@@ -7399,55 +7397,55 @@
           <w:sz w:val="16"/>
           <w:szCs w:val="16"/>
         </w:rPr>
-        <w:t>2. 거부처분에 ________ 적용 여부</w:t>
-      </w:r>
-    </w:p>
-    <w:p>
-      <w:pPr>
-        <w:rPr>
-          <w:sz w:val="16"/>
-          <w:szCs w:val="16"/>
-        </w:rPr>
-      </w:pPr>
-      <w:r>
-        <w:rPr>
-          <w:rFonts w:hint="eastAsia"/>
-          <w:sz w:val="16"/>
-          <w:szCs w:val="16"/>
-        </w:rPr>
-        <w:t>거부처분이 권익을 제한하는________에 해당하여 ________ 적용되는지 문제된다.</w:t>
-      </w:r>
-    </w:p>
-    <w:p>
-      <w:pPr>
-        <w:rPr>
-          <w:sz w:val="16"/>
-          <w:szCs w:val="16"/>
-        </w:rPr>
-      </w:pPr>
-      <w:r>
-        <w:rPr>
-          <w:rFonts w:hint="eastAsia"/>
-          <w:sz w:val="16"/>
-          <w:szCs w:val="16"/>
-        </w:rPr>
-        <w:t>거부처분은 권리 제한하는________이 아니지만, 허가기간의 갱신 등의 경우 갱신거부로 기존 권리를 박탈당하여 권리 제한하는 처분에 해당하므로 이러한 경우 예외적으로 ________ 필요하다는 견해 있으나,</w:t>
-      </w:r>
-    </w:p>
-    <w:p>
-      <w:pPr>
-        <w:rPr>
-          <w:sz w:val="16"/>
-          <w:szCs w:val="16"/>
-        </w:rPr>
-      </w:pPr>
-      <w:r>
-        <w:rPr>
-          <w:rFonts w:hint="eastAsia"/>
-          <w:sz w:val="16"/>
-          <w:szCs w:val="16"/>
-        </w:rPr>
-        <w:t>판례는 신청에 따른________이 이루어지지 아니한 경우 아직 당사자에게 권익 부여되지 않았으므로 거부처분이 권익을 제한하는 처분에 해당하지 아니하여 ________대상이 아니라고 본다.</w:t>
+        <w:t>2. 거부처분에 ▁49▁ 적용 여부</w:t>
+      </w:r>
+    </w:p>
+    <w:p>
+      <w:pPr>
+        <w:rPr>
+          <w:sz w:val="16"/>
+          <w:szCs w:val="16"/>
+        </w:rPr>
+      </w:pPr>
+      <w:r>
+        <w:rPr>
+          <w:rFonts w:hint="eastAsia"/>
+          <w:sz w:val="16"/>
+          <w:szCs w:val="16"/>
+        </w:rPr>
+        <w:t>거부처분이 권익을 제한하는▁50▁에 해당하여 사전통지 적용되는지 문제된다.</w:t>
+      </w:r>
+    </w:p>
+    <w:p>
+      <w:pPr>
+        <w:rPr>
+          <w:sz w:val="16"/>
+          <w:szCs w:val="16"/>
+        </w:rPr>
+      </w:pPr>
+      <w:r>
+        <w:rPr>
+          <w:rFonts w:hint="eastAsia"/>
+          <w:sz w:val="16"/>
+          <w:szCs w:val="16"/>
+        </w:rPr>
+        <w:t>거부처분은 권리 제한하는▁51▁이 아니지만, 허가기간의 갱신 등의 경우 갱신거부로 기존 권리를 박탈당하여 권리 제한하는 처분에 해당하므로 이러한 경우 예외적으로 사전통지 필요하다는 견해 있으나,</w:t>
+      </w:r>
+    </w:p>
+    <w:p>
+      <w:pPr>
+        <w:rPr>
+          <w:sz w:val="16"/>
+          <w:szCs w:val="16"/>
+        </w:rPr>
+      </w:pPr>
+      <w:r>
+        <w:rPr>
+          <w:rFonts w:hint="eastAsia"/>
+          <w:sz w:val="16"/>
+          <w:szCs w:val="16"/>
+        </w:rPr>
+        <w:t>판례는 신청에 따른▁52▁이 이루어지지 아니한 경우 아직 당사자에게 권익 부여되지 않았으므로 거부처분이 권익을 제한하는 처분에 해당하지 아니하여 사전통지대상이 아니라고 본다.</w:t>
       </w:r>
     </w:p>
     <w:p>
@@ -7512,7 +7510,7 @@
           <w:sz w:val="16"/>
           <w:szCs w:val="16"/>
         </w:rPr>
-        <w:t xml:space="preserve">행정경제 및 소송경제 강조하여 절차상 하자 치유로 다시 동일한________할 수 있어 실체적 위법사유 되지 않는다고 보는 </w:t>
+        <w:t xml:space="preserve">행정경제 및 소송경제 강조하여 절차상 하자 치유로 다시 동일한▁53▁할 수 있어 실체적 위법사유 되지 않는다고 보는 </w:t>
       </w:r>
       <w:r>
         <w:rPr>

--- a/word proj/사례_행정과 법원리, 행정절차_문제.docx
+++ b/word proj/사례_행정과 법원리, 행정절차_문제.docx
@@ -127,7 +127,7 @@
                 <w:sz w:val="16"/>
                 <w:szCs w:val="16"/>
               </w:rPr>
-              <w:t>주체설 vs ▁54▁사</w:t>
+              <w:t>주체설 vs ▁1▁사</w:t>
             </w:r>
             <w:r>
               <w:rPr>
@@ -207,7 +207,7 @@
                 <w:sz w:val="16"/>
                 <w:szCs w:val="16"/>
               </w:rPr>
-              <w:t>사법상계약은 사법상 법률효과 발생시키며 사적자치원칙 적용되나, 공법상계약은 공법상 법률효과 발생시키고 행정의 법률▁55▁ 원칙이 적용된다.</w:t>
+              <w:t>사법상계약은 사법상 법률효과 발생시키며 사적자치원칙 적용되나, 공법상계약은 공법상 법률효과 발생시키고 행정의 법률▁1▁ 원칙이 적용된다.</w:t>
             </w:r>
           </w:p>
           <w:p>
@@ -411,7 +411,7 @@
                 <w:sz w:val="16"/>
                 <w:szCs w:val="16"/>
               </w:rPr>
-              <w:t>외관상▁56▁성을 가</w:t>
+              <w:t>외관상▁1▁성을 가</w:t>
             </w:r>
             <w:r>
               <w:rPr>
@@ -465,7 +465,7 @@
                 <w:sz w:val="16"/>
                 <w:szCs w:val="16"/>
               </w:rPr>
-              <w:t xml:space="preserve"> 입찰참가자격제한조치 :▁57▁성 </w:t>
+              <w:t xml:space="preserve"> 입찰참가자격제한조치 :▁1▁성 </w:t>
             </w:r>
             <w:r>
               <w:rPr>
@@ -489,7 +489,7 @@
                 <w:sz w:val="16"/>
                 <w:szCs w:val="16"/>
               </w:rPr>
-              <w:t xml:space="preserve">┗ 의약품조달계약 해지 :▁58▁성 X </w:t>
+              <w:t xml:space="preserve">┗ 의약품조달계약 해지 :▁1▁성 X </w:t>
             </w:r>
             <w:r>
               <w:rPr>
@@ -718,7 +718,7 @@
           <w:sz w:val="16"/>
           <w:szCs w:val="16"/>
         </w:rPr>
-        <w:t>공법상 계약은 행정처분이 아니므로 ▁①▁상 처분절차에 관한 규정 적용되지 않는다. 다만, 처분성 긍정되는 경우 행정절차법 준수하여야 한다.</w:t>
+        <w:t>공법상 계약은 행정처분이 아니므로 ▁1▁상 처분절차에 관한 규정 적용되지 않는다. 다만, 처분성 긍정되는 경우 행정절차법 준수하여야 한다.</w:t>
       </w:r>
     </w:p>
     <w:p>
@@ -799,23 +799,23 @@
           <w:sz w:val="16"/>
           <w:szCs w:val="16"/>
         </w:rPr>
-        <w:t>인지,▁②▁인지가 문제된다.</w:t>
-      </w:r>
-    </w:p>
-    <w:p>
-      <w:pPr>
-        <w:rPr>
-          <w:sz w:val="16"/>
-          <w:szCs w:val="16"/>
-        </w:rPr>
-      </w:pPr>
-      <w:r>
-        <w:rPr>
-          <w:rFonts w:hint="eastAsia"/>
-          <w:sz w:val="16"/>
-          <w:szCs w:val="16"/>
-        </w:rPr>
-        <w:t>행정청의 일방적 의사표시로 계약종료되었다 하여도 곧바로 그러한 의사표시가 공권력 행사로서▁③▁이라고 단정할 수는 없고, 관계 법령이 법률관계에 관하여 구체적으로 어떻게 규정하고 있는지에 따라 처분성 여부를 개별적으로 판단하여야 한다.</w:t>
+        <w:t>인지,▁1▁인지가 문제된다.</w:t>
+      </w:r>
+    </w:p>
+    <w:p>
+      <w:pPr>
+        <w:rPr>
+          <w:sz w:val="16"/>
+          <w:szCs w:val="16"/>
+        </w:rPr>
+      </w:pPr>
+      <w:r>
+        <w:rPr>
+          <w:rFonts w:hint="eastAsia"/>
+          <w:sz w:val="16"/>
+          <w:szCs w:val="16"/>
+        </w:rPr>
+        <w:t>행정청의 일방적 의사표시로 계약종료되었다 하여도 곧바로 그러한 의사표시가 공권력 행사로서▁1▁이라고 단정할 수는 없고, 관계 법령이 법률관계에 관하여 구체적으로 어떻게 규정하고 있는지에 따라 처분성 여부를 개별적으로 판단하여야 한다.</w:t>
       </w:r>
     </w:p>
     <w:p>
@@ -855,7 +855,7 @@
           <w:sz w:val="16"/>
           <w:szCs w:val="16"/>
         </w:rPr>
-        <w:t xml:space="preserve"> 입주계약해지 후▁④▁</w:t>
+        <w:t xml:space="preserve"> 입주계약해지 후▁1▁</w:t>
       </w:r>
       <w:r>
         <w:rPr>
@@ -968,7 +968,7 @@
           <w:sz w:val="16"/>
           <w:szCs w:val="16"/>
         </w:rPr>
-        <w:t>계약직 공무원 임용계약은 공법상 계약에 해당한다. 이 때, 재임용거부가 공법상 계약의 해지인지,▁⑤▁인지 문제된다.</w:t>
+        <w:t>계약직 공무원 임용계약은 공법상 계약에 해당한다. 이 때, 재임용거부가 공법상 계약의 해지인지,▁1▁인지 문제된다.</w:t>
       </w:r>
     </w:p>
     <w:p>
@@ -1054,7 +1054,7 @@
                 <w:sz w:val="16"/>
                 <w:szCs w:val="16"/>
               </w:rPr>
-              <w:t>계약제로 임용된 갑에 대한 재임용 탈락 통지는 국립대학교 자체 규정에 따라 심사하여 일방적으로 통지하는 것으로서 상대방의 의사가 전혀 반영되지 않고, 그로써 상대방은 공무원 지위 잃게된다는 점에서▁59▁으로 봄이 상당하다.</w:t>
+              <w:t>계약제로 임용된 갑에 대한 재임용 탈락 통지는 국립대학교 자체 규정에 따라 심사하여 일방적으로 통지하는 것으로서 상대방의 의사가 전혀 반영되지 않고, 그로써 상대방은 공무원 지위 잃게된다는 점에서▁1▁으로 봄이 상당하다.</w:t>
             </w:r>
           </w:p>
           <w:p>
@@ -1147,7 +1147,7 @@
                 <w:sz w:val="16"/>
                 <w:szCs w:val="16"/>
               </w:rPr>
-              <w:t>계약직 공무원 채용계약을 공법상 계약으로 보는 것을 전제로 채용계약의 해지, 해촉이나 재위촉 거부의▁60▁성을 부정한다.</w:t>
+              <w:t>계약직 공무원 채용계약을 공법상 계약으로 보는 것을 전제로 채용계약의 해지, 해촉이나 재위촉 거부의▁1▁성을 부정한다.</w:t>
             </w:r>
             <w:r>
               <w:rPr>
@@ -1334,39 +1334,39 @@
           <w:sz w:val="16"/>
           <w:szCs w:val="16"/>
         </w:rPr>
-        <w:t>강행법규성 관련, 기속행위이거나 재량이 0으로 수축되어 개입의무가 인정되어야 한다. 이 때 재량이 0으로 수축되는 경우란 일반적으로 개인의 생명, 신체, 재산 등에 중대하고 급박한 위험이 존재하고, 그러한 위험이 행정권의 발동에 의해 제거될 수 있는 것이며, 피해자 개인적 노력으로는 권익▁⑥▁ 방지가 충분하게 이루어질 수 없다고 인정되는 경우를 말한다.</w:t>
-      </w:r>
-    </w:p>
-    <w:p>
-      <w:pPr>
-        <w:rPr>
-          <w:sz w:val="16"/>
-          <w:szCs w:val="16"/>
-        </w:rPr>
-      </w:pPr>
-      <w:r>
-        <w:rPr>
-          <w:rFonts w:hint="eastAsia"/>
-          <w:sz w:val="16"/>
-          <w:szCs w:val="16"/>
-        </w:rPr>
-        <w:t>사익보호성이란, 의무부과를 규율하는 법률이 ▁⑦▁뿐 아니라 사익도 보호하는 경우일 것을 말한다.</w:t>
-      </w:r>
-    </w:p>
-    <w:p>
-      <w:pPr>
-        <w:rPr>
-          <w:sz w:val="16"/>
-          <w:szCs w:val="16"/>
-        </w:rPr>
-      </w:pPr>
-      <w:r>
-        <w:rPr>
-          <w:rFonts w:hint="eastAsia"/>
-          <w:sz w:val="16"/>
-          <w:szCs w:val="16"/>
-        </w:rPr>
-        <w:t xml:space="preserve">iii) 행정개입청구권 인정되는 경우 구제수단 : ▁⑧▁에 의한 손해에 대하여 국가배상청구(작위의무 + 사익보호성에 따른 상당인과관계), 거부처분 취소소송 / 의무이행소송 인정 </w:t>
+        <w:t>강행법규성 관련, 기속행위이거나 재량이 0으로 수축되어 개입의무가 인정되어야 한다. 이 때 재량이 0으로 수축되는 경우란 일반적으로 개인의 생명, 신체, 재산 등에 중대하고 급박한 위험이 존재하고, 그러한 위험이 행정권의 발동에 의해 제거될 수 있는 것이며, 피해자 개인적 노력으로는 권익▁1▁ 방지가 충분하게 이루어질 수 없다고 인정되는 경우를 말한다.</w:t>
+      </w:r>
+    </w:p>
+    <w:p>
+      <w:pPr>
+        <w:rPr>
+          <w:sz w:val="16"/>
+          <w:szCs w:val="16"/>
+        </w:rPr>
+      </w:pPr>
+      <w:r>
+        <w:rPr>
+          <w:rFonts w:hint="eastAsia"/>
+          <w:sz w:val="16"/>
+          <w:szCs w:val="16"/>
+        </w:rPr>
+        <w:t>사익보호성이란, 의무부과를 규율하는 법률이 ▁1▁뿐 아니라 사익도 보호하는 경우일 것을 말한다.</w:t>
+      </w:r>
+    </w:p>
+    <w:p>
+      <w:pPr>
+        <w:rPr>
+          <w:sz w:val="16"/>
+          <w:szCs w:val="16"/>
+        </w:rPr>
+      </w:pPr>
+      <w:r>
+        <w:rPr>
+          <w:rFonts w:hint="eastAsia"/>
+          <w:sz w:val="16"/>
+          <w:szCs w:val="16"/>
+        </w:rPr>
+        <w:t xml:space="preserve">iii) 행정개입청구권 인정되는 경우 구제수단 : ▁1▁에 의한 손해에 대하여 국가배상청구(작위의무 + 사익보호성에 따른 상당인과관계), 거부처분 취소소송 / 의무이행소송 인정 </w:t>
       </w:r>
       <w:r>
         <w:rPr>
@@ -1627,7 +1627,7 @@
           <w:sz w:val="16"/>
           <w:szCs w:val="16"/>
         </w:rPr>
-        <w:t xml:space="preserve"> 그 수리는 사실상 행위에 불과하여 항고소송 대상인▁⑨▁이 아니다. 수리거부에 관하여 종래 처분성을 부정하였으나, 판례를 변경하여 법적지위보호 및 분쟁 일회적 해결 차원에서 수리거부의 처분성은 긍정한다.</w:t>
+        <w:t xml:space="preserve"> 그 수리는 사실상 행위에 불과하여 항고소송 대상인▁1▁이 아니다. 수리거부에 관하여 종래 처분성을 부정하였으나, 판례를 변경하여 법적지위보호 및 분쟁 일회적 해결 차원에서 수리거부의 처분성은 긍정한다.</w:t>
       </w:r>
     </w:p>
     <w:p>
@@ -1719,7 +1719,7 @@
           <w:sz w:val="16"/>
           <w:szCs w:val="16"/>
         </w:rPr>
-        <w:t xml:space="preserve"> 발생하며, 수리 및 수리거부 모두▁⑩▁이다.</w:t>
+        <w:t xml:space="preserve"> 발생하며, 수리 및 수리거부 모두▁1▁이다.</w:t>
       </w:r>
     </w:p>
     <w:p>
@@ -2143,7 +2143,7 @@
           <w:sz w:val="16"/>
           <w:szCs w:val="16"/>
         </w:rPr>
-        <w:t>5) 구비서류 미비 시 보완요구 요부(▁⑪▁ 제17조)</w:t>
+        <w:t>5) 구비서류 미비 시 보완요구 요부(▁1▁ 제17조)</w:t>
       </w:r>
     </w:p>
     <w:p>
@@ -2232,23 +2232,23 @@
           <w:sz w:val="16"/>
           <w:szCs w:val="16"/>
         </w:rPr>
-        <w:t>지위승계신고의 법적성질에 대하여 판례는 수리를 요하는 신고로 보고 신고수리 및 수리거부의▁⑫▁성을 긍정한다. 다만, 이에 관하여 신고업의 경우 지위승계신고도 자체완성적 신고로 보아야 한다는 견해가 있다.</w:t>
-      </w:r>
-    </w:p>
-    <w:p>
-      <w:pPr>
-        <w:rPr>
-          <w:sz w:val="16"/>
-          <w:szCs w:val="16"/>
-        </w:rPr>
-      </w:pPr>
-      <w:r>
-        <w:rPr>
-          <w:rFonts w:hint="eastAsia"/>
-          <w:sz w:val="16"/>
-          <w:szCs w:val="16"/>
-        </w:rPr>
-        <w:t>판례는 지위승계신고의 수리는 양도자의 사업허가를 취소함과 아울러 양수자에게 적법하게 사업을 할 수 있는 법규상 권리를 설정하여 주는 행위로서 사업허가자 변경이라는 법률효과 발생시키는 처분이라고 본다.</w:t>
+        <w:t>지위승계신고의 법적성질에 대하여 판례는 수리를 요하는 신고로 보고 신고수리 및 수리거부의▁1▁성을 긍정한다. 다만, 이에 관하여 신고업의 경우 지위승계신고도 자체완성적 신고로 보아야 한다는 견해가 있다.</w:t>
+      </w:r>
+    </w:p>
+    <w:p>
+      <w:pPr>
+        <w:rPr>
+          <w:sz w:val="16"/>
+          <w:szCs w:val="16"/>
+        </w:rPr>
+      </w:pPr>
+      <w:r>
+        <w:rPr>
+          <w:rFonts w:hint="eastAsia"/>
+          <w:sz w:val="16"/>
+          <w:szCs w:val="16"/>
+        </w:rPr>
+        <w:t>판례는 지위승계신고의 수리는 양도자의 사업허가를 취소함과 아울러 양수자에게 적법하게 사업을 할 수 있는 법규상 권리를 설정하여 주는 행위로서 사업허가자 변경이라는 법률효과 발생시키는▁1▁이라고 본다.</w:t>
       </w:r>
       <w:r>
         <w:rPr>
@@ -2281,7 +2281,7 @@
           <w:sz w:val="16"/>
           <w:szCs w:val="16"/>
         </w:rPr>
-        <w:t xml:space="preserve"> 사전통지 및 ▁⑬▁절차를 보장하여야 한다.</w:t>
+        <w:t xml:space="preserve"> 사전통지 및 청문절차를 보장하여야 한다.</w:t>
       </w:r>
     </w:p>
     <w:p>
@@ -2528,7 +2528,7 @@
           <w:sz w:val="16"/>
           <w:szCs w:val="16"/>
         </w:rPr>
-        <w:t xml:space="preserve"> : 명문의 규정이 없는 상태에서 책임이나 제재사유를 승계시키는 것은 ▁⑭▁원칙에 반하여 허용되지 않는다는 견해</w:t>
+        <w:t xml:space="preserve"> : 명문의 규정이 없는 상태에서 책임이나 제재사유를 승계시키는 것은 ▁1▁원칙에 반하여 허용되지 않는다는 견해</w:t>
       </w:r>
     </w:p>
     <w:p>
@@ -2641,7 +2641,7 @@
           <w:sz w:val="16"/>
           <w:szCs w:val="16"/>
         </w:rPr>
-        <w:t xml:space="preserve">‘지위의 승계’란 양도인의 공법상 권리와 의무를 승계하고 이에 따라 양도인의 의무위반행위에 따른 위법상태의 승계도 포함하는 것이라고 보아야 한다. 양수인은 물적 자산과 그에 대한 운송사업자로서의 책임까지 포괄적으로 승계한다. 다만, 보조금 환수처분은 ‘대인적▁⑮▁'으로서 물적 자산 보유하고 있음을 이유로 한 대물적 제재처분과 구별되고, 양수인이 영업양도 전 양도인의 부정수급에 어떠한 책임이 있다고 볼 수 없으므로, 이 경우에는 양수인이 </w:t>
+        <w:t xml:space="preserve">‘지위의 승계’란 양도인의 공법상 권리와 의무를 승계하고 이에 따라 양도인의 의무위반행위에 따른 위법상태의 승계도 포함하는 것이라고 보아야 한다. 양수인은 물적 자산과 그에 대한 운송사업자로서의 책임까지 포괄적으로 승계한다. 다만, 보조금 환수처분은 ‘대인적▁1▁'으로서 물적 자산 보유하고 있음을 이유로 한 대물적 제재처분과 구별되고, 양수인이 영업양도 전 양도인의 부정수급에 어떠한 책임이 있다고 볼 수 없으므로, 이 경우에는 양수인이 </w:t>
       </w:r>
       <w:r>
         <w:rPr>
@@ -2815,7 +2815,7 @@
           <w:sz w:val="16"/>
           <w:szCs w:val="16"/>
         </w:rPr>
-        <w:t>▁⑯▁</w:t>
+        <w:t>▁1▁</w:t>
       </w:r>
       <w:r>
         <w:rPr>
@@ -3030,7 +3030,7 @@
           <w:sz w:val="16"/>
           <w:szCs w:val="16"/>
         </w:rPr>
-        <w:t>1. ▁⑰▁, 의회유보원칙</w:t>
+        <w:t>1. ▁1▁, 의회유보원칙</w:t>
       </w:r>
       <w:r>
         <w:rPr>
@@ -3061,7 +3061,7 @@
           <w:sz w:val="16"/>
           <w:szCs w:val="16"/>
         </w:rPr>
-        <w:t xml:space="preserve"> 원칙은 ▁⑱▁은 법률에 근거를 두어야 한다는 것을 의미한다. </w:t>
+        <w:t xml:space="preserve"> 원칙은 ▁1▁은 법률에 근거를 두어야 한다는 것을 의미한다. </w:t>
       </w:r>
     </w:p>
     <w:p>
@@ -3084,7 +3084,7 @@
           <w:sz w:val="16"/>
           <w:szCs w:val="16"/>
         </w:rPr>
-        <w:t xml:space="preserve"> 원칙 적용 범위에 대하여, i) ▁⑲▁유보설 – 침해적 행정작용, ii) 전부유보설 – 행정의 모든 영역, iii) 급부행정유보설 – 침해행정+급부행정영역, iv) 중요사항유보설 – 본질적이고 중요한 사항</w:t>
+        <w:t xml:space="preserve"> 원칙 적용 범위에 대하여, i) ▁1▁유보설 – 침해적 행정작용, ii) 전부유보설 – 행정의 모든 영역, iii) 급부행정유보설 – 침해행정+급부행정영역, iv) 중요사항유보설 – 본질적이고 중요한 사항</w:t>
       </w:r>
     </w:p>
     <w:p>
@@ -3101,7 +3101,7 @@
           <w:sz w:val="16"/>
           <w:szCs w:val="16"/>
         </w:rPr>
-        <w:t xml:space="preserve"> 제8조 2문은 중요사항유보설의 관점에서 ‘▁⑳▁은 국민생활에 중요한 영향을 미치는 경우에는 법률에 근거하여야 한다’고 규정한다. 헌재는 나아가 법률유보원칙은 국민의 기본권실현에 중요하고 본질적인 사항, 특히 기본권실현에 관련된 영역에서는 입법자 스스로 본질적 사항을 결정하여야 한다는 요구가지 내포한다고 보아 법률유보원칙이 의회유보원칙까지 내포한다고 본다.</w:t>
+        <w:t xml:space="preserve"> 제8조 2문은 중요사항유보설의 관점에서 ‘▁1▁은 국민생활에 중요한 영향을 미치는 경우에는 법률에 근거하여야 한다’고 규정한다. 헌재는 나아가 법률유보원칙은 국민의 기본권실현에 중요하고 본질적인 사항, 특히 기본권실현에 관련된 영역에서는 입법자 스스로 본질적 사항을 결정하여야 한다는 요구가지 내포한다고 보아 법률유보원칙이 의회유보원칙까지 내포한다고 본다.</w:t>
       </w:r>
     </w:p>
     <w:p>
@@ -3135,7 +3135,7 @@
           <w:sz w:val="16"/>
           <w:szCs w:val="16"/>
         </w:rPr>
-        <w:t xml:space="preserve"> ▁21▁원칙</w:t>
+        <w:t xml:space="preserve"> ▁1▁원칙</w:t>
       </w:r>
     </w:p>
     <w:p>
@@ -3159,7 +3159,7 @@
           <w:sz w:val="16"/>
           <w:szCs w:val="16"/>
         </w:rPr>
-        <w:t xml:space="preserve"> 법규명령 형식의 행정규칙에 위배되는 경우 법령위반은 아니지만, ▁22▁원칙 위반을 이유로 한 재량권일탈남용을 주장할 수 있다.</w:t>
+        <w:t xml:space="preserve"> 법규명령 형식의 행정규칙에 위배되는 경우 법령위반은 아니지만, ▁1▁원칙 위반을 이유로 한 재량권일탈남용을 주장할 수 있다.</w:t>
       </w:r>
     </w:p>
     <w:tbl>
@@ -3197,7 +3197,7 @@
                 <w:sz w:val="16"/>
                 <w:szCs w:val="16"/>
               </w:rPr>
-              <w:t>자기구속의</w:t>
+              <w:t>▁1▁의</w:t>
             </w:r>
             <w:r>
               <w:rPr>
@@ -3219,7 +3219,7 @@
                 <w:sz w:val="16"/>
                 <w:szCs w:val="16"/>
               </w:rPr>
-              <w:t xml:space="preserve"> 사안에서 동일한 결정을 하도록 스스로 구속당하는 것을 말한다. 판례는 신뢰원칙 및 ▁61▁에 근거하여 자기구속원칙을 인정한다. </w:t>
+              <w:t xml:space="preserve"> 사안에서 동일한 결정을 하도록 스스로 구속당하는 것을 말한다. 판례는 신뢰원칙 및 평등원칙에 근거하여 자기구속원칙을 인정한다. </w:t>
             </w:r>
           </w:p>
           <w:p>
@@ -3243,6 +3243,29 @@
                 <w:sz w:val="16"/>
                 <w:szCs w:val="16"/>
               </w:rPr>
+              <w:t>▁1▁원칙</w:t>
+            </w:r>
+            <w:r>
+              <w:rPr>
+                <w:sz w:val="16"/>
+                <w:szCs w:val="16"/>
+              </w:rPr>
+              <w:t xml:space="preserve"> 적용요건 : 재량준칙 등에 의한 관행의 성립 + 행정관행과 동일한 사안일 것 </w:t>
+            </w:r>
+          </w:p>
+          <w:p>
+            <w:pPr>
+              <w:rPr>
+                <w:sz w:val="16"/>
+                <w:szCs w:val="16"/>
+              </w:rPr>
+            </w:pPr>
+            <w:r>
+              <w:rPr>
+                <w:rFonts w:hint="eastAsia"/>
+                <w:sz w:val="16"/>
+                <w:szCs w:val="16"/>
+              </w:rPr>
               <w:t>자기구속원칙</w:t>
             </w:r>
             <w:r>
@@ -3250,46 +3273,23 @@
                 <w:sz w:val="16"/>
                 <w:szCs w:val="16"/>
               </w:rPr>
-              <w:t xml:space="preserve"> 적용요건 : 재량준칙 등에 의한 관행의 성립 + ▁62▁과 동일한 사안일 것 </w:t>
-            </w:r>
-          </w:p>
-          <w:p>
-            <w:pPr>
-              <w:rPr>
-                <w:sz w:val="16"/>
-                <w:szCs w:val="16"/>
-              </w:rPr>
-            </w:pPr>
-            <w:r>
-              <w:rPr>
-                <w:rFonts w:hint="eastAsia"/>
-                <w:sz w:val="16"/>
-                <w:szCs w:val="16"/>
-              </w:rPr>
-              <w:t>자기구속원칙</w:t>
-            </w:r>
-            <w:r>
-              <w:rPr>
-                <w:sz w:val="16"/>
-                <w:szCs w:val="16"/>
-              </w:rPr>
-              <w:t xml:space="preserve"> 적용 시 사정변경 등으로 ▁63▁과 다른 처분을 하여야 할 공익상 필요가 큰 경우 등이 아닌 이상 재량준칙에 위배되는 처분은 재량권 일탈남용으로서 위법하다. </w:t>
-            </w:r>
-          </w:p>
-          <w:p>
-            <w:pPr>
-              <w:rPr>
-                <w:sz w:val="16"/>
-                <w:szCs w:val="16"/>
-              </w:rPr>
-            </w:pPr>
-            <w:r>
-              <w:rPr>
-                <w:rFonts w:hint="eastAsia"/>
-                <w:sz w:val="16"/>
-                <w:szCs w:val="16"/>
-              </w:rPr>
-              <w:t>3. 선례 ▁64▁</w:t>
+              <w:t xml:space="preserve"> 적용 시 사정변경 등으로 행정관행과 다른▁1▁을 하여야 할 공익상 필요가 큰 경우 등이 아닌 이상 재량준칙에 위배되는 처분은 재량권 일탈남용으로서 위법하다. </w:t>
+            </w:r>
+          </w:p>
+          <w:p>
+            <w:pPr>
+              <w:rPr>
+                <w:sz w:val="16"/>
+                <w:szCs w:val="16"/>
+              </w:rPr>
+            </w:pPr>
+            <w:r>
+              <w:rPr>
+                <w:rFonts w:hint="eastAsia"/>
+                <w:sz w:val="16"/>
+                <w:szCs w:val="16"/>
+              </w:rPr>
+              <w:t>3. 선례 ▁1▁</w:t>
             </w:r>
           </w:p>
           <w:p>
@@ -3312,7 +3312,7 @@
                 <w:sz w:val="16"/>
                 <w:szCs w:val="16"/>
               </w:rPr>
-              <w:t xml:space="preserve"> 행정선례가 있는 때에는 당연히 ▁65▁원칙이 적용된다. 문제는 재량준칙의 존재만으로 별도 선례 없이 자기구속원칙 위반을 주장할 수 있는지 여부이다.</w:t>
+              <w:t xml:space="preserve"> 행정선례가 있는 때에는 당연히 ▁1▁원칙이 적용된다. 문제는 재량준칙의 존재만으로 별도 선례 없이 자기구속원칙 위반을 주장할 수 있는지 여부이다.</w:t>
             </w:r>
           </w:p>
           <w:p>
@@ -3335,7 +3335,7 @@
                 <w:sz w:val="16"/>
                 <w:szCs w:val="16"/>
               </w:rPr>
-              <w:t xml:space="preserve"> : 재량준칙은 선취된 ▁66▁으로서 그에 따른 재량행사가 예정되므로 재량준칙이 처음 적용되는 경우에도 자기구속을 인정하는 견해(선례불요설)와 1회 이상의 행정선례가 존재하여야 한다고 보는 선례필요설이 대립한다.</w:t>
+              <w:t xml:space="preserve"> : 재량준칙은 선취된 행정관행으로서 그에 따른 재량행사가 예정되므로 재량준칙이 처음 적용되는 경우에도 ▁1▁을 인정하는 견해(선례불요설)와 1회 이상의 행정선례가 존재하여야 한다고 보는 선례필요설이 대립한다.</w:t>
             </w:r>
           </w:p>
           <w:p>
@@ -3358,7 +3358,7 @@
                 <w:sz w:val="16"/>
                 <w:szCs w:val="16"/>
               </w:rPr>
-              <w:t xml:space="preserve"> ‘재량준칙이 그 정한 바에 따라 되풀이 시행되어 ▁67▁이 이루어질 것’을 요하여 선례필요설의 입장이다.</w:t>
+              <w:t xml:space="preserve"> ‘재량준칙이 그 정한 바에 따라 되풀이 시행되어 ▁1▁이 이루어질 것’을 요하여 선례필요설의 입장이다.</w:t>
             </w:r>
           </w:p>
           <w:p>
@@ -3381,23 +3381,23 @@
                 <w:sz w:val="16"/>
                 <w:szCs w:val="16"/>
               </w:rPr>
-              <w:t xml:space="preserve">재량준칙이 자기구속원칙을 전환규범으로 하여 간접적인 법규성 인정되기 위해서는 되풀이 시행되어 ▁68▁이 성립하여야 한다고 보는 것이 타당하다. </w:t>
-            </w:r>
-          </w:p>
-          <w:p>
-            <w:pPr>
-              <w:rPr>
-                <w:sz w:val="16"/>
-                <w:szCs w:val="16"/>
-              </w:rPr>
-            </w:pPr>
-            <w:r>
-              <w:rPr>
-                <w:rFonts w:hint="eastAsia"/>
-                <w:sz w:val="16"/>
-                <w:szCs w:val="16"/>
-              </w:rPr>
-              <w:t>(문제에서 동일 사안에 대한 다른 제재처분 예시가 주어진 경우 ▁69▁원칙 + 평등의 원칙까지 검토할 것)</w:t>
+              <w:t xml:space="preserve">재량준칙이 ▁1▁원칙을 전환규범으로 하여 간접적인 법규성 인정되기 위해서는 되풀이 시행되어 행정관행이 성립하여야 한다고 보는 것이 타당하다. </w:t>
+            </w:r>
+          </w:p>
+          <w:p>
+            <w:pPr>
+              <w:rPr>
+                <w:sz w:val="16"/>
+                <w:szCs w:val="16"/>
+              </w:rPr>
+            </w:pPr>
+            <w:r>
+              <w:rPr>
+                <w:rFonts w:hint="eastAsia"/>
+                <w:sz w:val="16"/>
+                <w:szCs w:val="16"/>
+              </w:rPr>
+              <w:t>(문제에서 동일 사안에 대한 다른 제재처분 예시가 주어진 경우 ▁1▁원칙 + 평등의 원칙까지 검토할 것)</w:t>
             </w:r>
           </w:p>
           <w:p>
@@ -3443,14 +3443,15 @@
                 <w:sz w:val="16"/>
                 <w:szCs w:val="16"/>
               </w:rPr>
-              <w:t xml:space="preserve">“불법에 있어 평등대우”는 인정되지 않으므로 자기구속원칙이 적용될 여지가 없다. 즉, 행정의 법률적합성 원칙이 우선 </w:t>
-            </w:r>
-            <w:r>
-              <w:rPr>
-                <w:sz w:val="16"/>
-                <w:szCs w:val="16"/>
-              </w:rPr>
-              <w:t>적용된다. 다만, ▁70▁을 검토할 수 있다.</w:t>
+              <w:t xml:space="preserve">“불법에 있어 평등대우”는 인정되지 않으므로 자기구속원칙이 적용될 여지가 없다. 즉, 행정의 법률▁1▁ 원칙이 우선 </w:t>
+            </w:r>
+            <w:r>
+              <w:rPr>
+                <w:sz w:val="16"/>
+                <w:szCs w:val="16"/>
+              </w:rPr>
+              <w:lastRenderedPageBreak/>
+              <w:t>적용된다. 다만, 신뢰보호원칙을 검토할 수 있다.</w:t>
             </w:r>
           </w:p>
         </w:tc>
@@ -3531,39 +3532,39 @@
                 <w:sz w:val="16"/>
                 <w:szCs w:val="16"/>
               </w:rPr>
-              <w:t>제9조(평등의 원칙) 행정청은 합리적 이유 없이 국민을 ▁71▁하여서는 아니 된다.</w:t>
-            </w:r>
-          </w:p>
-          <w:p>
-            <w:pPr>
-              <w:rPr>
-                <w:sz w:val="16"/>
-                <w:szCs w:val="16"/>
-              </w:rPr>
-            </w:pPr>
-            <w:r>
-              <w:rPr>
-                <w:rFonts w:hint="eastAsia"/>
-                <w:sz w:val="16"/>
-                <w:szCs w:val="16"/>
-              </w:rPr>
-              <w:t>2. 요건 : 동일한 사안 + 합리적 이유 없는 ▁72▁ 취급</w:t>
-            </w:r>
-          </w:p>
-          <w:p>
-            <w:pPr>
-              <w:rPr>
-                <w:sz w:val="16"/>
-                <w:szCs w:val="16"/>
-              </w:rPr>
-            </w:pPr>
-            <w:r>
-              <w:rPr>
-                <w:rFonts w:hint="eastAsia"/>
-                <w:sz w:val="16"/>
-                <w:szCs w:val="16"/>
-              </w:rPr>
-              <w:t>합리적 차별사유가 없는데도 달리 취급한 것으로 ▁73▁에 위반된다.</w:t>
+              <w:t>제9조(평등의 원칙) 행정청은 합리적 이유 없이 국민을 ▁1▁하여서는 아니 된다.</w:t>
+            </w:r>
+          </w:p>
+          <w:p>
+            <w:pPr>
+              <w:rPr>
+                <w:sz w:val="16"/>
+                <w:szCs w:val="16"/>
+              </w:rPr>
+            </w:pPr>
+            <w:r>
+              <w:rPr>
+                <w:rFonts w:hint="eastAsia"/>
+                <w:sz w:val="16"/>
+                <w:szCs w:val="16"/>
+              </w:rPr>
+              <w:t>2. 요건 : 동일한 사안 + 합리적 이유 없는 ▁1▁ 취급</w:t>
+            </w:r>
+          </w:p>
+          <w:p>
+            <w:pPr>
+              <w:rPr>
+                <w:sz w:val="16"/>
+                <w:szCs w:val="16"/>
+              </w:rPr>
+            </w:pPr>
+            <w:r>
+              <w:rPr>
+                <w:rFonts w:hint="eastAsia"/>
+                <w:sz w:val="16"/>
+                <w:szCs w:val="16"/>
+              </w:rPr>
+              <w:t>합리적 ▁1▁사유가 없는데도 달리 취급한 것으로 평등원칙에 위반된다.</w:t>
             </w:r>
             <w:r>
               <w:rPr>
@@ -3651,7 +3652,7 @@
                 <w:sz w:val="16"/>
                 <w:szCs w:val="16"/>
               </w:rPr>
-              <w:t>제10조(비례의 원칙) ▁74▁은 다음 각 호의 원칙에 따라야 한다.</w:t>
+              <w:t>제10조(비례의 원칙) ▁1▁은 다음 각 호의 원칙에 따라야 한다.</w:t>
             </w:r>
           </w:p>
           <w:p>
@@ -3681,38 +3682,38 @@
                 <w:sz w:val="16"/>
                 <w:szCs w:val="16"/>
               </w:rPr>
-              <w:t>2. 행정목적을 달성하는 데 필요한 ▁75▁에 그칠 것</w:t>
-            </w:r>
-          </w:p>
-          <w:p>
-            <w:pPr>
-              <w:rPr>
-                <w:sz w:val="16"/>
-                <w:szCs w:val="16"/>
-              </w:rPr>
-            </w:pPr>
-            <w:r>
-              <w:rPr>
-                <w:sz w:val="16"/>
-                <w:szCs w:val="16"/>
-              </w:rPr>
-              <w:t>3. 행정작용으로 인한 국민의 이익 ▁76▁가 그 행정작용이 의도하는 공익보다 크지 아니할 것</w:t>
-            </w:r>
-          </w:p>
-          <w:p>
-            <w:pPr>
-              <w:rPr>
-                <w:sz w:val="16"/>
-                <w:szCs w:val="16"/>
-              </w:rPr>
-            </w:pPr>
-            <w:r>
-              <w:rPr>
-                <w:rFonts w:hint="eastAsia"/>
-                <w:sz w:val="16"/>
-                <w:szCs w:val="16"/>
-              </w:rPr>
-              <w:t>2. 요건 : 적합성(목적달성에 적합한 수단) + ▁77▁(최소침해성) + 상당성(협의의 비례원칙 : 이익형량)</w:t>
+              <w:t>2. 행정목적을 달성하는 데 필요한 ▁1▁에 그칠 것</w:t>
+            </w:r>
+          </w:p>
+          <w:p>
+            <w:pPr>
+              <w:rPr>
+                <w:sz w:val="16"/>
+                <w:szCs w:val="16"/>
+              </w:rPr>
+            </w:pPr>
+            <w:r>
+              <w:rPr>
+                <w:sz w:val="16"/>
+                <w:szCs w:val="16"/>
+              </w:rPr>
+              <w:t>3. 행정작용으로 인한 국민의 이익 ▁1▁가 그 행정작용이 의도하는 공익보다 크지 아니할 것</w:t>
+            </w:r>
+          </w:p>
+          <w:p>
+            <w:pPr>
+              <w:rPr>
+                <w:sz w:val="16"/>
+                <w:szCs w:val="16"/>
+              </w:rPr>
+            </w:pPr>
+            <w:r>
+              <w:rPr>
+                <w:rFonts w:hint="eastAsia"/>
+                <w:sz w:val="16"/>
+                <w:szCs w:val="16"/>
+              </w:rPr>
+              <w:t>2. 요건 : ▁1▁(목적달성에 적합한 수단) + 필요성(최소침해성) + 상당성(협의의 비례원칙 : 이익형량)</w:t>
             </w:r>
           </w:p>
         </w:tc>
@@ -3756,7 +3757,7 @@
           <w:sz w:val="16"/>
           <w:szCs w:val="16"/>
         </w:rPr>
-        <w:t xml:space="preserve"> ▁23▁</w:t>
+        <w:t xml:space="preserve"> ▁1▁</w:t>
       </w:r>
     </w:p>
     <w:tbl>
@@ -3801,7 +3802,7 @@
                 <w:sz w:val="16"/>
                 <w:szCs w:val="16"/>
               </w:rPr>
-              <w:t>12조(신뢰보호의 원칙) ① 행정청은 ▁78▁ 또는 제3자의 이익을 현저히 해칠 우려가 있는 경우를 제외하고는 행정에 대한 국민의 정당하고 합리적인 신뢰를 보호하여야 한다.</w:t>
+              <w:t>12조(신뢰보호의 원칙) ① 행정청은 ▁1▁ 또는 제3자의 이익을 현저히 해칠 우려가 있는 경우를 제외하고는 행정에 대한 국민의 정당하고 합리적인 신뢰를 보호하여야 한다.</w:t>
             </w:r>
           </w:p>
           <w:p>
@@ -3824,7 +3825,7 @@
                 <w:sz w:val="16"/>
                 <w:szCs w:val="16"/>
               </w:rPr>
-              <w:t>① 행정청이 개인에 대하여 신뢰의 대상이 되는 공적인 견해표명을 하여야 하고, ② 행정청의 견해표명이 정당하다고 신뢰한 데에 대하여 그 개인에게 귀책사유가 없어야 하며, ③ 그 개인이 그 견해표명을 신뢰하고 이에 어떠한 행위를 하였어야 하고, ④ 행정청이 위 견해표명에 반하는 처분을 함으로써 그 견해표명을 신뢰한 개인의 이익이 ▁79▁되는 결과가 초래되어야 한다.</w:t>
+              <w:t>① 행정청이 개인에 대하여 신뢰의 대상이 되는 공적인 견해표명을 하여야 하고, ② 행정청의 견해표명이 정당하다고 신뢰한 데에 대하여 그 개인에게 귀책사유가 없어야 하며, ③ 그 개인이 그 견해표명을 신뢰하고 이에 어떠한 행위를 하였어야 하고, ④ 행정청이 위 견해표명에 반하는 처분을 함으로써 그 견해표명을 신뢰한 개인의 이익이 ▁1▁되는 결과가 초래되어야 한다.</w:t>
             </w:r>
           </w:p>
           <w:p>
@@ -3847,7 +3848,7 @@
                 <w:sz w:val="16"/>
                 <w:szCs w:val="16"/>
               </w:rPr>
-              <w:t>견해표명에 따른 행정처분을 할 경우 이로 인하여 ▁80▁ 또는 제3자의 정당한 이익을 현저히 해할 우려가 없어야 한다.</w:t>
+              <w:t>견해표명에 따른 행정처분을 할 경우 이로 인하여 ▁1▁ 또는 제3자의 정당한 이익을 현저히 해할 우려가 없어야 한다.</w:t>
             </w:r>
           </w:p>
           <w:p>
@@ -3893,7 +3894,7 @@
                 <w:sz w:val="16"/>
                 <w:szCs w:val="16"/>
               </w:rPr>
-              <w:t>ii) 위법한 공적견해표명과 법률적합성 원칙의 충돌</w:t>
+              <w:t>ii) 위법한 공적견해표명과 법률▁1▁ 원칙의 충돌</w:t>
             </w:r>
             <w:r>
               <w:rPr>
@@ -3908,7 +3909,7 @@
                 <w:sz w:val="16"/>
                 <w:szCs w:val="16"/>
               </w:rPr>
-              <w:t xml:space="preserve"> : 법률적합성 우위설은 위법한 공적견해표명에 기한 신뢰보호원칙은 인정되지 아니한다고 보나, 판례는 위법한 공적견해표명에 반하여 법률에 따른 행정처분을 함으로써 달성하려는 공익이 보호하여야 할 상대방 신뢰이익 ▁81▁를 정당화할 수 있는지 이익형량하여 판단한다.</w:t>
+              <w:t xml:space="preserve"> : 법률적합성 우위설은 위법한 공적견해표명에 기한 신뢰보호원칙은 인정되지 아니한다고 보나, 판례는 위법한 공적견해표명에 반하여 법률에 따른 행정처분을 함으로써 달성하려는 공익이 보호하여야 할 상대방 신뢰이익 침해를 정당화할 수 있는지 이익형량하여 판단한다.</w:t>
             </w:r>
             <w:r>
               <w:rPr>
@@ -4260,7 +4261,7 @@
                 <w:sz w:val="16"/>
                 <w:szCs w:val="16"/>
               </w:rPr>
-              <w:t xml:space="preserve"> 성립하려면, 상당한 기간에 걸쳐 과세를 하지 아니한 객관적 사실이 존재할 뿐만 아니라, 과세관청이 과세할 수 있음에도 어떤 특별한 사정 때문에 과세하지 않는다는 의사가 있어야 한다. 이와 같은 공적 견해나 의사는 묵시적 표시도 가능하지만, 상당기간의 불과세 상태에 대하여 과세하지 않겠다는 묵시적 표시가 인정될 만한 사정이 있어야 한다. (판례는 비과세관행을 실권의 법리가 아닌 ▁82▁ 문제로 본다.) (2001두7855) &lt;&lt; 법인이 변리</w:t>
+              <w:t xml:space="preserve"> 성립하려면, 상당한 기간에 걸쳐 과세를 하지 아니한 객관적 사실이 존재할 뿐만 아니라, 과세관청이 과세할 수 있음에도 어떤 특별한 사정 때문에 과세하지 않는다는 의사가 있어야 한다. 이와 같은 공적 견해나 의사는 묵시적 표시도 가능하지만, 상당기간의 불과세 상태에 대하여 과세하지 않겠다는 묵시적 표시가 인정될 만한 사정이 있어야 한다. (판례는 비과세관행을 ▁1▁의 법리가 아닌 신뢰보호원칙 문제로 본다.) (2001두7855) &lt;&lt; 법인이 변리</w:t>
             </w:r>
             <w:r>
               <w:rPr>
@@ -4366,7 +4367,7 @@
           <w:sz w:val="16"/>
           <w:szCs w:val="16"/>
         </w:rPr>
-        <w:t xml:space="preserve"> ▁24▁의 법리(제재처분의 제척기간)</w:t>
+        <w:t xml:space="preserve"> ▁1▁의 법리(제재처분의 제척기간)</w:t>
       </w:r>
     </w:p>
     <w:tbl>
@@ -4410,7 +4411,7 @@
                 <w:sz w:val="16"/>
                 <w:szCs w:val="16"/>
               </w:rPr>
-              <w:t xml:space="preserve"> 행정청은 권한 행사의 기회가 있음에도 불구하고 장기간 권한을 행사하지 아니하여 국민이 그 권한이 행사되지 아니할 것으로 믿을 만한 ▁83▁가 있는 경우에는 그 권한을 행사해서는 아니 된다. 다</w:t>
+              <w:t xml:space="preserve"> 행정청은 권한 행사의 기회가 있음에도 불구하고 장기간 권한을 행사하지 아니하여 국민이 그 권한이 행사되지 아니할 것으로 믿을 만한 ▁1▁가 있는 경우에는 그 권한을 행사해서는 아니 된다. 다</w:t>
             </w:r>
             <w:r>
               <w:rPr>
@@ -4464,7 +4465,7 @@
                 <w:szCs w:val="16"/>
               </w:rPr>
               <w:tab/>
-              <w:t>(행정청이▁84▁의 취소/철회사유를 알고 있는 등) 권한 행사의 기회가 있음에도 불구하고 장기간 불행사</w:t>
+              <w:t>(행정청이▁1▁의 취소/철회사유를 알고 있는 등) 권한 행사의 기회가 있음에도 불구하고 장기간 불행사</w:t>
             </w:r>
           </w:p>
           <w:p>
@@ -4487,7 +4488,7 @@
                 <w:szCs w:val="16"/>
               </w:rPr>
               <w:tab/>
-              <w:t>그 권한을 행사하지 않을 것으로 믿을 만한 ▁85▁가 있을 것</w:t>
+              <w:t>그 권한을 행사하지 않을 것으로 믿을 만한 ▁1▁가 있을 것</w:t>
             </w:r>
           </w:p>
           <w:p>
@@ -4512,7 +4513,7 @@
                 <w:szCs w:val="16"/>
               </w:rPr>
               <w:tab/>
-              <w:t xml:space="preserve">▁86▁ 또는 제3자의 이익을 현저히 해칠 우려가 없을 </w:t>
+              <w:t xml:space="preserve">▁1▁ 또는 제3자의 이익을 현저히 해칠 우려가 없을 </w:t>
             </w:r>
             <w:r>
               <w:rPr>
@@ -4636,7 +4637,7 @@
                 <w:sz w:val="16"/>
                 <w:szCs w:val="16"/>
               </w:rPr>
-              <w:t>3. ▁87▁ 없이 행정청의 조사ㆍ출입ㆍ검사를 기피ㆍ방해ㆍ거부하여 제척기간이 지난 경우</w:t>
+              <w:t>3. ▁1▁ 없이 행정청의 조사ㆍ출입ㆍ검사를 기피ㆍ방해ㆍ거부하여 제척기간이 지난 경우</w:t>
             </w:r>
           </w:p>
           <w:p>
@@ -4687,7 +4688,7 @@
           <w:sz w:val="16"/>
           <w:szCs w:val="16"/>
         </w:rPr>
-        <w:t>. ▁25▁의 원칙</w:t>
+        <w:t>. ▁1▁의 원칙</w:t>
       </w:r>
     </w:p>
     <w:tbl>
@@ -4717,7 +4718,7 @@
                 <w:sz w:val="16"/>
                 <w:szCs w:val="16"/>
               </w:rPr>
-              <w:t xml:space="preserve">1. 의의 : 부당결부금지원칙이란 ▁88▁을 함에 있어 이와 실질적 관련이 없는 의무를 부과하거나 이행을 강제하여서는 아니된다는 원칙을 말한다(제13조). 부당결부금지원칙 위배를 판단함에 있어서는 원인적 관련성과 목적적 관련성을 통해 당해 행정작용과 실질적으로 관련이 있는 의무인지를 </w:t>
+              <w:t xml:space="preserve">1. 의의 : ▁1▁원칙이란 행정작용을 함에 있어 이와 실질적 관련이 없는 의무를 부과하거나 이행을 강제하여서는 아니된다는 원칙을 말한다(제13조). 부당결부금지원칙 위배를 판단함에 있어서는 원인적 관련성과 목적적 관련성을 통해 당해 행정작용과 실질적으로 관련이 있는 의무인지를 </w:t>
             </w:r>
             <w:r>
               <w:rPr>
@@ -4785,7 +4786,7 @@
                 <w:sz w:val="16"/>
                 <w:szCs w:val="16"/>
               </w:rPr>
-              <w:t xml:space="preserve"> ▁89▁을 하게</w:t>
+              <w:t xml:space="preserve"> ▁1▁을 하게</w:t>
             </w:r>
             <w:r>
               <w:rPr>
@@ -4855,7 +4856,7 @@
                 <w:sz w:val="16"/>
                 <w:szCs w:val="16"/>
               </w:rPr>
-              <w:t xml:space="preserve"> 결부된 처분, 부관 등이 주된 ▁90▁으로 달성하려는 목적과 관련되어야 한다.</w:t>
+              <w:t xml:space="preserve"> 결부된 처분, 부관 등이 주된 ▁1▁으로 달성하려는 목적과 관련되어야 한다.</w:t>
             </w:r>
           </w:p>
         </w:tc>
@@ -4891,23 +4892,23 @@
           <w:sz w:val="16"/>
           <w:szCs w:val="16"/>
         </w:rPr>
-        <w:t>주택사업계획승인처분을 하면서 주택사업과 아무런 관련 없는 토지 등의 기부채납을 부과하는 경우 ▁26▁원칙 反</w:t>
-      </w:r>
-    </w:p>
-    <w:p>
-      <w:pPr>
-        <w:rPr>
-          <w:sz w:val="16"/>
-          <w:szCs w:val="16"/>
-        </w:rPr>
-      </w:pPr>
-      <w:r>
-        <w:rPr>
-          <w:rFonts w:hint="eastAsia"/>
-          <w:sz w:val="16"/>
-          <w:szCs w:val="16"/>
-        </w:rPr>
-        <w:t>[복수 행정행위의 취소/철회와 ▁27▁원칙]</w:t>
+        <w:t>주택사업계획승인처분을 하면서 주택사업과 아무런 관련 없는 토지 등의 기부채납을 부과하는 경우 ▁1▁원칙 反</w:t>
+      </w:r>
+    </w:p>
+    <w:p>
+      <w:pPr>
+        <w:rPr>
+          <w:sz w:val="16"/>
+          <w:szCs w:val="16"/>
+        </w:rPr>
+      </w:pPr>
+      <w:r>
+        <w:rPr>
+          <w:rFonts w:hint="eastAsia"/>
+          <w:sz w:val="16"/>
+          <w:szCs w:val="16"/>
+        </w:rPr>
+        <w:t>[복수 행정행위의 취소/철회와 ▁1▁원칙]</w:t>
       </w:r>
     </w:p>
     <w:p>
@@ -4925,7 +4926,7 @@
           <w:sz w:val="16"/>
           <w:szCs w:val="16"/>
         </w:rPr>
-        <w:t xml:space="preserve">판례는 이륜자동차 음주운전 사건에서, 이륜자동차운전면허취소(주된 ▁28▁)와 결부된 다른 운전면허 취소가 적법하다고 보았다. </w:t>
+        <w:t xml:space="preserve">판례는 이륜자동차 음주운전 사건에서, 이륜자동차운전면허취소(주된 ▁1▁)와 결부된 다른 운전면허 취소가 적법하다고 보았다. </w:t>
       </w:r>
       <w:r>
         <w:rPr>
@@ -4971,7 +4972,7 @@
           <w:sz w:val="16"/>
           <w:szCs w:val="16"/>
         </w:rPr>
-        <w:t>반면, 레이카크레인 음주운전 사건에서는 1종특수면허취소(주된 ▁29▁)에 결부된 다른 운전면허 취소가 위법하다고 보았다.</w:t>
+        <w:t>반면, 레이카크레인 음주운전 사건에서는 1종특수면허취소(주된 ▁1▁)에 결부된 다른 운전면허 취소가 위법하다고 보았다.</w:t>
       </w:r>
     </w:p>
     <w:p>
@@ -5101,7 +5102,7 @@
           <w:sz w:val="16"/>
           <w:szCs w:val="16"/>
         </w:rPr>
-        <w:t xml:space="preserve">행정행위는▁30▁ 당시에 시행중인 법령과 허가기준에 의하여 하는 것이 원칙이고 인·허가신청 후 처분 전에 관계 법령이 개정시행된 경우 신법령 부칙에 그 시행 전에 이미 허가신청이 있는 때에는 종전의 규정에 의한다는 취지의 경과규정을 두지 아니한 이상 허가신청 당시의 법령에 의하여 허가 여부를 판단하여야 하는 것은 </w:t>
+        <w:t xml:space="preserve">행정행위는▁1▁ 당시에 시행중인 법령과 허가기준에 의하여 하는 것이 원칙이고 인·허가신청 후 처분 전에 관계 법령이 개정시행된 경우 신법령 부칙에 그 시행 전에 이미 허가신청이 있는 때에는 종전의 규정에 의한다는 취지의 경과규정을 두지 아니한 이상 허가신청 당시의 법령에 의하여 허가 여부를 판단하여야 하는 것은 </w:t>
       </w:r>
       <w:r>
         <w:rPr>
@@ -5231,7 +5232,7 @@
           <w:sz w:val="16"/>
           <w:szCs w:val="16"/>
         </w:rPr>
-        <w:t xml:space="preserve">행정처분은 근거법령 개정된 경우 경과규정에서 달리 정함이 없는 한 </w:t>
+        <w:t>행정처분은 근거법령 개정된 경우 경과규정에서 달리 정함이 없는 한▁1▁</w:t>
       </w:r>
       <w:r>
         <w:rPr>
@@ -5248,7 +5249,7 @@
           <w:sz w:val="16"/>
           <w:szCs w:val="16"/>
         </w:rPr>
-        <w:t xml:space="preserve">에 의하는 것이 원칙이다(제2항). 다만, 개정 전 법령의 존속에 대한 국민의 신뢰가 개정법령 적용에 관한 ▁31▁상 요구보다 더 보호가치 있다고 인정되는 경우 국민 신뢰를 보호하기 위하여 개정법령 적용이 제한될 여지가 있다. 나아가 구법에 대한 신뢰가 개정법 적용으로 달성하려는 공익보다 훨씬 더 큰 경우에 </w:t>
+        <w:t xml:space="preserve">에 의하는 것이 원칙이다(제2항). 다만, 개정 전 법령의 존속에 대한 국민의 신뢰가 개정법령 적용에 관한 공익상 요구보다 더 보호가치 있다고 인정되는 경우 국민 신뢰를 보호하기 위하여 개정법령 적용이 제한될 여지가 있다. 나아가 구법에 대한 신뢰가 개정법 적용으로 달성하려는 공익보다 훨씬 더 큰 경우에 </w:t>
       </w:r>
       <w:r>
         <w:rPr>
@@ -5329,7 +5330,7 @@
           <w:sz w:val="16"/>
           <w:szCs w:val="16"/>
         </w:rPr>
-        <w:t xml:space="preserve">▁32▁된 정도가 극심하며, 반면 개정 시행령에 의하여 거둘 수 있는 공익적 목적은 </w:t>
+        <w:t xml:space="preserve">▁1▁된 정도가 극심하며, 반면 개정 시행령에 의하여 거둘 수 있는 공익적 목적은 </w:t>
       </w:r>
       <w:r>
         <w:rPr>
@@ -5602,7 +5603,7 @@
           <w:szCs w:val="16"/>
           <w:u w:val="single"/>
         </w:rPr>
-        <w:t>내용이 현저히 합리성이 결여하였거나 상반되는 이익이나 가치를 대비해볼 때 형평이나 ▁33▁에 뚜렷하게 배치되는 등의 사정이 없는 한 법원은 이를 존중하는 것이 바람직하다.</w:t>
+        <w:t>내용이 현저히 합리성이 결여하였거나 상반되는 이익이나 가치를 대비해볼 때 형평이나 ▁1▁에 뚜렷하게 배치되는 등의 사정이 없는 한 법원은 이를 존중하는 것이 바람직하다.</w:t>
       </w:r>
     </w:p>
     <w:p>
@@ -5627,7 +5628,7 @@
           <w:sz w:val="16"/>
           <w:szCs w:val="16"/>
         </w:rPr>
-        <w:t>취소판결의 기속력에 반하는▁34▁</w:t>
+        <w:t>취소판결의 기속력에 반하는▁1▁</w:t>
       </w:r>
     </w:p>
     <w:p>
@@ -5659,39 +5660,39 @@
           <w:sz w:val="16"/>
           <w:szCs w:val="16"/>
         </w:rPr>
-        <w:t xml:space="preserve"> 기속력에 위반한▁35▁은 하자가 중대명백하므로 당연무효인 처분이다.</w:t>
-      </w:r>
-    </w:p>
-    <w:p>
-      <w:pPr>
-        <w:rPr>
-          <w:sz w:val="16"/>
-          <w:szCs w:val="16"/>
-        </w:rPr>
-      </w:pPr>
-      <w:r>
-        <w:rPr>
-          <w:rFonts w:hint="eastAsia"/>
-          <w:sz w:val="16"/>
-          <w:szCs w:val="16"/>
-        </w:rPr>
-        <w:t>기속력은 판결주문뿐 아니라 개개의 위법사유에도 발생하며, 선행판결에서▁36▁사유 부존재로 취소판결 확정되었는데 다시 동일한 처분사유를 이유로 (기사동 없는) 별개 처분을 하는 경우 새로운 처분은 전소 기속력에 반한 위법한 처분이다.</w:t>
-      </w:r>
-    </w:p>
-    <w:p>
-      <w:pPr>
-        <w:rPr>
-          <w:sz w:val="16"/>
-          <w:szCs w:val="16"/>
-        </w:rPr>
-      </w:pPr>
-      <w:r>
-        <w:rPr>
-          <w:rFonts w:hint="eastAsia"/>
-          <w:sz w:val="16"/>
-          <w:szCs w:val="16"/>
-        </w:rPr>
-        <w:t>선행판결에서 재량권일탈남용으로 취소판결 확정되었는데, 다시 동일사건의 동일한▁37▁사유로 (기사동 있는) 동일한 처분 하는 경우도 전형적인 반복금지효 반한 위법한 처분이다.</w:t>
+        <w:t xml:space="preserve"> 기속력에 위반한▁1▁은 하자가 중대명백하므로 당연무효인 처분이다.</w:t>
+      </w:r>
+    </w:p>
+    <w:p>
+      <w:pPr>
+        <w:rPr>
+          <w:sz w:val="16"/>
+          <w:szCs w:val="16"/>
+        </w:rPr>
+      </w:pPr>
+      <w:r>
+        <w:rPr>
+          <w:rFonts w:hint="eastAsia"/>
+          <w:sz w:val="16"/>
+          <w:szCs w:val="16"/>
+        </w:rPr>
+        <w:t>기속력은 판결주문뿐 아니라 개개의 위법사유에도 발생하며, 선행판결에서▁1▁사유 부존재로 취소판결 확정되었는데 다시 동일한 처분사유를 이유로 (기사동 없는) 별개 처분을 하는 경우 새로운 처분은 전소 기속력에 반한 위법한 처분이다.</w:t>
+      </w:r>
+    </w:p>
+    <w:p>
+      <w:pPr>
+        <w:rPr>
+          <w:sz w:val="16"/>
+          <w:szCs w:val="16"/>
+        </w:rPr>
+      </w:pPr>
+      <w:r>
+        <w:rPr>
+          <w:rFonts w:hint="eastAsia"/>
+          <w:sz w:val="16"/>
+          <w:szCs w:val="16"/>
+        </w:rPr>
+        <w:t>선행판결에서 재량권일탈남용으로 취소판결 확정되었는데, 다시 동일사건의 동일한▁1▁사유로 (기사동 있는) 동일한 처분 하는 경우도 전형적인 반복금지효 반한 위법한 처분이다.</w:t>
       </w:r>
     </w:p>
     <w:p>
@@ -5716,7 +5717,7 @@
           <w:sz w:val="16"/>
           <w:szCs w:val="16"/>
         </w:rPr>
-        <w:t>IV. ▁38▁</w:t>
+        <w:t>IV. ▁1▁</w:t>
       </w:r>
       <w:r>
         <w:rPr>
@@ -5748,7 +5749,7 @@
           <w:sz w:val="16"/>
           <w:szCs w:val="16"/>
         </w:rPr>
-        <w:t>의무를 부과하거나 권익을 제한하는 처분</w:t>
+        <w:t>의무를 부과하거나 권익을 제한하는▁1▁</w:t>
       </w:r>
       <w:r>
         <w:rPr>
@@ -5780,7 +5781,7 @@
           <w:sz w:val="16"/>
           <w:szCs w:val="16"/>
         </w:rPr>
-        <w:t>), 다른 법령 등에서 필수적으로 ▁39▁을 하거나 공청회를 개최하도록 규정하고 있지 않은 경우에도 당사자 등에게 의견제출의 기회를 주어야 하며(제22조 제3항</w:t>
+        <w:t>), 다른 법령 등에서 필수적으로 청문을 하거나 공청회를 개최하도록 규정하고 있지 않은 경우에도 당사자 등에게 의견제출의 기회를 주어야 하며(제22조 제3항</w:t>
       </w:r>
       <w:r>
         <w:rPr>
@@ -5846,7 +5847,7 @@
           <w:sz w:val="16"/>
           <w:szCs w:val="16"/>
         </w:rPr>
-        <w:t>그 밖의▁40▁의 경우에도 이유제시와 서면주의는 적용된다.</w:t>
+        <w:t>그 밖의▁1▁의 경우에도 이유제시와 서면주의는 적용된다.</w:t>
       </w:r>
     </w:p>
     <w:tbl>
@@ -5980,7 +5981,7 @@
                 <w:sz w:val="16"/>
                 <w:szCs w:val="16"/>
               </w:rPr>
-              <w:t xml:space="preserve">(▁91▁ 예외사유 3조 2항 단서 외 각 절차의 생략사유) </w:t>
+              <w:t xml:space="preserve">(▁1▁ 예외사유 3조 2항 단서 외 각 절차의 생략사유) </w:t>
             </w:r>
           </w:p>
         </w:tc>
@@ -6004,7 +6005,7 @@
                 <w:sz w:val="16"/>
                 <w:szCs w:val="16"/>
               </w:rPr>
-              <w:t>▁92▁(21)</w:t>
+              <w:t>▁1▁(21)</w:t>
             </w:r>
           </w:p>
         </w:tc>
@@ -6033,7 +6034,7 @@
                 <w:sz w:val="16"/>
                 <w:szCs w:val="16"/>
               </w:rPr>
-              <w:t xml:space="preserve"> 부과하거나 권익을 제한하는▁93▁</w:t>
+              <w:t xml:space="preserve"> 부과하거나 권익을 제한하는▁1▁</w:t>
             </w:r>
           </w:p>
         </w:tc>
@@ -6105,7 +6106,7 @@
                 <w:sz w:val="14"/>
                 <w:szCs w:val="14"/>
               </w:rPr>
-              <w:t>1. 공공의 안전 또는 복리를 위하여 긴급히▁94▁을 할 필요가 있는 경우</w:t>
+              <w:t>1. 공공의 안전 또는 복리를 위하여 긴급히▁1▁을 할 필요가 있는 경우</w:t>
             </w:r>
           </w:p>
           <w:p>
@@ -6120,7 +6121,7 @@
                 <w:sz w:val="14"/>
                 <w:szCs w:val="14"/>
               </w:rPr>
-              <w:t>2. 법령등에서 요구된 자격이 없거나 없어지게 되면 반드시 일정한▁95▁을 하여야 하는 경우에 그 자격이 없거나 없어지게 된 사실이 법원의 재판 등에 의하여 객관적으로 증명된 경우</w:t>
+              <w:t>2. 법령등에서 요구된 자격이 없거나 없어지게 되면 반드시 일정한▁1▁을 하여야 하는 경우에 그 자격이 없거나 없어지게 된 사실이 법원의 재판 등에 의하여 객관적으로 증명된 경우</w:t>
             </w:r>
           </w:p>
           <w:p>
@@ -6142,7 +6143,7 @@
                 <w:sz w:val="16"/>
                 <w:szCs w:val="16"/>
               </w:rPr>
-              <w:t>해당▁96▁의 성질상 의견청취가 현저히 곤란하거나 명백히 불필요하다고 인정될 만한 상당한 이유가 있는 경우</w:t>
+              <w:t>해당▁1▁의 성질상 의견청취가 현저히 곤란하거나 명백히 불필요하다고 인정될 만한 상당한 이유가 있는 경우</w:t>
             </w:r>
           </w:p>
         </w:tc>
@@ -6182,7 +6183,7 @@
                 <w:sz w:val="14"/>
                 <w:szCs w:val="14"/>
               </w:rPr>
-              <w:t xml:space="preserve">▁97▁회, </w:t>
+              <w:t xml:space="preserve">▁1▁회, </w:t>
             </w:r>
           </w:p>
           <w:p>
@@ -6214,7 +6215,7 @@
                 <w:sz w:val="14"/>
                 <w:szCs w:val="14"/>
               </w:rPr>
-              <w:t>▁98▁</w:t>
+              <w:t>▁1▁</w:t>
             </w:r>
           </w:p>
         </w:tc>
@@ -6300,7 +6301,7 @@
                 <w:sz w:val="16"/>
                 <w:szCs w:val="16"/>
               </w:rPr>
-              <w:t>법원의 재판 또는 준사법적 절차에 따른 결정 등으로▁99▁의 전제가 되는 사실이 객관적으로 증명되어 의견청취가 불필요하다고 판단되는 경우</w:t>
+              <w:t>법원의 재판 또는 준사법적 절차에 따른 결정 등으로▁1▁의 전제가 되는 사실이 객관적으로 증명되어 의견청취가 불필요하다고 판단되는 경우</w:t>
             </w:r>
             <w:r>
               <w:rPr>
@@ -6458,7 +6459,7 @@
                 <w:sz w:val="14"/>
                 <w:szCs w:val="14"/>
               </w:rPr>
-              <w:t>1. 신청 내용을 모두 그대로 인정하는▁100▁인 경우</w:t>
+              <w:t>1. 신청 내용을 모두 그대로 인정하는▁1▁인 경우</w:t>
             </w:r>
           </w:p>
           <w:p>
@@ -6473,7 +6474,7 @@
                 <w:sz w:val="14"/>
                 <w:szCs w:val="14"/>
               </w:rPr>
-              <w:t>2. 단순ㆍ반복적인▁101▁ 또는 경미한 처분으로서 당사자가 그 이유를 명백히 알 수 있는 경우</w:t>
+              <w:t>2. 단순ㆍ반복적인▁1▁ 또는 경미한 처분으로서 당사자가 그 이유를 명백히 알 수 있는 경우</w:t>
             </w:r>
           </w:p>
           <w:p>
@@ -6488,7 +6489,7 @@
                 <w:sz w:val="14"/>
                 <w:szCs w:val="14"/>
               </w:rPr>
-              <w:t>3. 긴급히▁102▁을 할 필요가 있는 경우</w:t>
+              <w:t>3. 긴급히▁1▁을 할 필요가 있는 경우</w:t>
             </w:r>
           </w:p>
           <w:p>
@@ -6511,7 +6512,7 @@
                 <w:sz w:val="14"/>
                 <w:szCs w:val="14"/>
               </w:rPr>
-              <w:t>제2호 및 제3호의 경우에 당사자가 ▁103▁하는 경우에는 그 근거와 이유를 제시하여야 한다.</w:t>
+              <w:t>제2호 및 제3호의 경우에 당사자가 ▁1▁하는 경우에는 그 근거와 이유를 제시하여야 한다.</w:t>
             </w:r>
             <w:r>
               <w:rPr>
@@ -6615,7 +6616,7 @@
                 <w:sz w:val="14"/>
                 <w:szCs w:val="14"/>
               </w:rPr>
-              <w:t>동의가 있거나 전자문서로▁104▁을 신청한 경우 전자문서로 가능</w:t>
+              <w:t>동의가 있거나 전자문서로▁1▁을 신청한 경우 전자문서로 가능</w:t>
             </w:r>
           </w:p>
           <w:p>
@@ -6653,14 +6654,14 @@
                 <w:sz w:val="16"/>
                 <w:szCs w:val="16"/>
               </w:rPr>
-              <w:t>긴급히 처분을 할 필요가 있거나 사안이 경미</w:t>
+              <w:t>긴급히▁1▁을 할 필요가 있거나 사안이 경미</w:t>
             </w:r>
             <w:r>
               <w:rPr>
                 <w:sz w:val="14"/>
                 <w:szCs w:val="14"/>
               </w:rPr>
-              <w:t>한 경우에는 말, 전화, 휴대전화를 이용한 문자 전송, 팩스 또는 전자우편 등 문서가 아닌 방법으로 처분을 할 수 있다. 이 경우 당사자가 ▁105▁하면 지체 없이 처분에 관한 문서를 주어야 한다.</w:t>
+              <w:t>한 경우에는 말, 전화, 휴대전화를 이용한 문자 전송, 팩스 또는 전자우편 등 문서가 아닌 방법으로 처분을 할 수 있다. 이 경우 당사자가 요청하면 지체 없이 처분에 관한 문서를 주어야 한다.</w:t>
             </w:r>
           </w:p>
         </w:tc>
@@ -6681,7 +6682,7 @@
           <w:sz w:val="16"/>
           <w:szCs w:val="16"/>
         </w:rPr>
-        <w:t>⋁ 의견청취가 현저히 곤란하거나 명백히 불필요하다고 인정될 만한 상당한 이유가 있는 경우에 해당하는지는 해당 행정처분의 성질에 비추어 판단하여야 하며,▁41▁ 상대방이 이미 행정청에 위반사실 시인하였다거나 처분의 사전통지 이전에 의견 진술할 기회가 있었다는 사정을 고려하여 판단할 것은 아니다.</w:t>
+        <w:t>⋁ 의견청취가 현저히 곤란하거나 명백히 불필요하다고 인정될 만한 상당한 이유가 있는 경우에 해당하는지는 해당 행정처분의 성질에 비추어 판단하여야 하며,▁1▁ 상대방이 이미 행정청에 위반사실 시인하였다거나 처분의 사전통지 이전에 의견 진술할 기회가 있었다는 사정을 고려하여 판단할 것은 아니다.</w:t>
       </w:r>
       <w:r>
         <w:rPr>
@@ -6801,7 +6802,7 @@
                 <w:sz w:val="16"/>
                 <w:szCs w:val="16"/>
               </w:rPr>
-              <w:t>법원의 판결 등에 의하여▁106▁의 전제가 되는 사실이 객관적으로 증명된 경우</w:t>
+              <w:t>법원의 판결 등에 의하여▁1▁의 전제가 되는 사실이 객관적으로 증명된 경우</w:t>
             </w:r>
             <w:r>
               <w:rPr>
@@ -6874,7 +6875,7 @@
                 <w:sz w:val="16"/>
                 <w:szCs w:val="16"/>
               </w:rPr>
-              <w:t>관적으로 증명되었다 하더라도, 행정청에게 입찰참가자격 제한기간 정함에 있어 재량이 인정되므로, ▁107▁ 및 의견청취절차를 통해 제한기간이 가급적 짧게 정해지도록 유리한 사정과 자료를 제출할 기회를 보장하여야 한다.</w:t>
+              <w:t>관적으로 증명되었다 하더라도, 행정청에게 입찰참가자격 제한기간 정함에 있어 재량이 인정되므로, ▁1▁ 및 의견청취절차를 통해 제한기간이 가급적 짧게 정해지도록 유리한 사정과 자료를 제출할 기회를 보장하여야 한다.</w:t>
             </w:r>
           </w:p>
         </w:tc>
@@ -6972,7 +6973,7 @@
           <w:sz w:val="16"/>
           <w:szCs w:val="16"/>
         </w:rPr>
-        <w:t>이유제시의 정도에 있어▁42▁</w:t>
+        <w:t>이유제시의 정도에 있어▁1▁</w:t>
       </w:r>
       <w:r>
         <w:rPr>
@@ -7029,7 +7030,7 @@
           <w:sz w:val="16"/>
           <w:szCs w:val="16"/>
         </w:rPr>
-        <w:t>1. ▁43▁</w:t>
+        <w:t>1. ▁1▁</w:t>
       </w:r>
     </w:p>
     <w:p>
@@ -7061,7 +7062,7 @@
           <w:sz w:val="16"/>
           <w:szCs w:val="16"/>
         </w:rPr>
-        <w:t xml:space="preserve">▁44▁의 적용이 제외되는 ‘외국인의 출입국에 관한 사항’이란 해당 행정작용의 성질상 행정절차를 거치기 곤란하거나 거칠 필요가 없다고 인정되는 사항이나 행정절차에 준하는 절차를 거친 사항으로서 행정절차법 시행령으로 정하는 사항만을 가리킨다. </w:t>
+        <w:t xml:space="preserve">▁1▁의 적용이 제외되는 ‘외국인의 출입국에 관한 사항’이란 해당 행정작용의 성질상 행정절차를 거치기 곤란하거나 거칠 필요가 없다고 인정되는 사항이나 행정절차에 준하는 절차를 거친 사항으로서 행정절차법 시행령으로 정하는 사항만을 가리킨다. </w:t>
       </w:r>
     </w:p>
     <w:p>
@@ -7102,7 +7103,7 @@
           <w:sz w:val="16"/>
           <w:szCs w:val="16"/>
         </w:rPr>
-        <w:t xml:space="preserve">▁45▁ 제3조 2항 9호는 </w:t>
+        <w:t xml:space="preserve">▁1▁ 제3조 2항 9호는 </w:t>
       </w:r>
       <w:r>
         <w:rPr>
@@ -7193,7 +7194,7 @@
           <w:sz w:val="16"/>
           <w:szCs w:val="16"/>
         </w:rPr>
-        <w:t xml:space="preserve"> 유일한 예외) 사전통지 및 청문절차 없이 진행된 때에도 적법한 것으로 보아 ▁46▁ 배제 </w:t>
+        <w:t xml:space="preserve"> 유일한 예외) 사전통지 및 청문절차 없이 진행된 때에도 적법한 것으로 보아 ▁1▁ 배제 </w:t>
       </w:r>
     </w:p>
     <w:p>
@@ -7286,7 +7287,7 @@
           <w:sz w:val="16"/>
           <w:szCs w:val="16"/>
         </w:rPr>
-        <w:t>을 말한다(▁47▁ 제2조 4호).</w:t>
+        <w:t>을 말한다(▁1▁ 제2조 4호).</w:t>
       </w:r>
       <w:r>
         <w:rPr>
@@ -7380,7 +7381,7 @@
           <w:sz w:val="16"/>
           <w:szCs w:val="16"/>
         </w:rPr>
-        <w:t xml:space="preserve"> 당사자 등에 국가를 제외하지 않으며, 제3조 2항에서 국가를 상대로 하는 행정행위를 ▁48▁ 적용 예외사유로 규정하지 않으므로, 국가를 상대로 한 불이익처분의 경우에도 행정절차법 적용된다.</w:t>
+        <w:t xml:space="preserve"> 당사자 등에 국가를 제외하지 않으며, 제3조 2항에서 국가를 상대로 하는 행정행위를 ▁1▁ 적용 예외사유로 규정하지 않으므로, 국가를 상대로 한 불이익처분의 경우에도 행정절차법 적용된다.</w:t>
       </w:r>
     </w:p>
     <w:p>
@@ -7397,55 +7398,55 @@
           <w:sz w:val="16"/>
           <w:szCs w:val="16"/>
         </w:rPr>
-        <w:t>2. 거부처분에 ▁49▁ 적용 여부</w:t>
-      </w:r>
-    </w:p>
-    <w:p>
-      <w:pPr>
-        <w:rPr>
-          <w:sz w:val="16"/>
-          <w:szCs w:val="16"/>
-        </w:rPr>
-      </w:pPr>
-      <w:r>
-        <w:rPr>
-          <w:rFonts w:hint="eastAsia"/>
-          <w:sz w:val="16"/>
-          <w:szCs w:val="16"/>
-        </w:rPr>
-        <w:t>거부처분이 권익을 제한하는▁50▁에 해당하여 사전통지 적용되는지 문제된다.</w:t>
-      </w:r>
-    </w:p>
-    <w:p>
-      <w:pPr>
-        <w:rPr>
-          <w:sz w:val="16"/>
-          <w:szCs w:val="16"/>
-        </w:rPr>
-      </w:pPr>
-      <w:r>
-        <w:rPr>
-          <w:rFonts w:hint="eastAsia"/>
-          <w:sz w:val="16"/>
-          <w:szCs w:val="16"/>
-        </w:rPr>
-        <w:t>거부처분은 권리 제한하는▁51▁이 아니지만, 허가기간의 갱신 등의 경우 갱신거부로 기존 권리를 박탈당하여 권리 제한하는 처분에 해당하므로 이러한 경우 예외적으로 사전통지 필요하다는 견해 있으나,</w:t>
-      </w:r>
-    </w:p>
-    <w:p>
-      <w:pPr>
-        <w:rPr>
-          <w:sz w:val="16"/>
-          <w:szCs w:val="16"/>
-        </w:rPr>
-      </w:pPr>
-      <w:r>
-        <w:rPr>
-          <w:rFonts w:hint="eastAsia"/>
-          <w:sz w:val="16"/>
-          <w:szCs w:val="16"/>
-        </w:rPr>
-        <w:t>판례는 신청에 따른▁52▁이 이루어지지 아니한 경우 아직 당사자에게 권익 부여되지 않았으므로 거부처분이 권익을 제한하는 처분에 해당하지 아니하여 사전통지대상이 아니라고 본다.</w:t>
+        <w:t>2. 거부처분에 ▁1▁ 적용 여부</w:t>
+      </w:r>
+    </w:p>
+    <w:p>
+      <w:pPr>
+        <w:rPr>
+          <w:sz w:val="16"/>
+          <w:szCs w:val="16"/>
+        </w:rPr>
+      </w:pPr>
+      <w:r>
+        <w:rPr>
+          <w:rFonts w:hint="eastAsia"/>
+          <w:sz w:val="16"/>
+          <w:szCs w:val="16"/>
+        </w:rPr>
+        <w:t>거부처분이 권익을 제한하는▁1▁에 해당하여 사전통지 적용되는지 문제된다.</w:t>
+      </w:r>
+    </w:p>
+    <w:p>
+      <w:pPr>
+        <w:rPr>
+          <w:sz w:val="16"/>
+          <w:szCs w:val="16"/>
+        </w:rPr>
+      </w:pPr>
+      <w:r>
+        <w:rPr>
+          <w:rFonts w:hint="eastAsia"/>
+          <w:sz w:val="16"/>
+          <w:szCs w:val="16"/>
+        </w:rPr>
+        <w:t>거부처분은 권리 제한하는▁1▁이 아니지만, 허가기간의 갱신 등의 경우 갱신거부로 기존 권리를 박탈당하여 권리 제한하는 처분에 해당하므로 이러한 경우 예외적으로 사전통지 필요하다는 견해 있으나,</w:t>
+      </w:r>
+    </w:p>
+    <w:p>
+      <w:pPr>
+        <w:rPr>
+          <w:sz w:val="16"/>
+          <w:szCs w:val="16"/>
+        </w:rPr>
+      </w:pPr>
+      <w:r>
+        <w:rPr>
+          <w:rFonts w:hint="eastAsia"/>
+          <w:sz w:val="16"/>
+          <w:szCs w:val="16"/>
+        </w:rPr>
+        <w:t>판례는 신청에 따른▁1▁이 이루어지지 아니한 경우 아직 당사자에게 권익 부여되지 않았으므로 거부처분이 권익을 제한하는 처분에 해당하지 아니하여 사전통지대상이 아니라고 본다.</w:t>
       </w:r>
     </w:p>
     <w:p>
@@ -7510,7 +7511,7 @@
           <w:sz w:val="16"/>
           <w:szCs w:val="16"/>
         </w:rPr>
-        <w:t xml:space="preserve">행정경제 및 소송경제 강조하여 절차상 하자 치유로 다시 동일한▁53▁할 수 있어 실체적 위법사유 되지 않는다고 보는 </w:t>
+        <w:t xml:space="preserve">행정경제 및 소송경제 강조하여 절차상 하자 치유로 다시 동일한▁1▁할 수 있어 실체적 위법사유 되지 않는다고 보는 </w:t>
       </w:r>
       <w:r>
         <w:rPr>

--- a/word proj/사례_행정과 법원리, 행정절차_문제.docx
+++ b/word proj/사례_행정과 법원리, 행정절차_문제.docx
@@ -207,7 +207,7 @@
                 <w:sz w:val="16"/>
                 <w:szCs w:val="16"/>
               </w:rPr>
-              <w:t>사법상계약은 사법상 법률효과 발생시키며 사적자치원칙 적용되나, 공법상계약은 공법상 법률효과 발생시키고 행정의 법률▁1▁ 원칙이 적용된다.</w:t>
+              <w:t>사법상계약은 사법상 법률효과 발생시키며 사적자치원칙 적용되나, 공법상계약은 공법상 법률효과 발생시키고 행정의 법률▁2▁ 원칙이 적용된다.</w:t>
             </w:r>
           </w:p>
           <w:p>
@@ -411,7 +411,7 @@
                 <w:sz w:val="16"/>
                 <w:szCs w:val="16"/>
               </w:rPr>
-              <w:t>외관상▁1▁성을 가</w:t>
+              <w:t>외관상▁3▁성을 가</w:t>
             </w:r>
             <w:r>
               <w:rPr>
@@ -465,7 +465,7 @@
                 <w:sz w:val="16"/>
                 <w:szCs w:val="16"/>
               </w:rPr>
-              <w:t xml:space="preserve"> 입찰참가자격제한조치 :▁1▁성 </w:t>
+              <w:t xml:space="preserve"> 입찰참가자격제한조치 : 처분성 </w:t>
             </w:r>
             <w:r>
               <w:rPr>
@@ -489,7 +489,7 @@
                 <w:sz w:val="16"/>
                 <w:szCs w:val="16"/>
               </w:rPr>
-              <w:t xml:space="preserve">┗ 의약품조달계약 해지 :▁1▁성 X </w:t>
+              <w:t xml:space="preserve">┗ 의약품조달계약 해지 : 처분성 X </w:t>
             </w:r>
             <w:r>
               <w:rPr>
@@ -815,7 +815,7 @@
           <w:sz w:val="16"/>
           <w:szCs w:val="16"/>
         </w:rPr>
-        <w:t>행정청의 일방적 의사표시로 계약종료되었다 하여도 곧바로 그러한 의사표시가 공권력 행사로서▁1▁이라고 단정할 수는 없고, 관계 법령이 법률관계에 관하여 구체적으로 어떻게 규정하고 있는지에 따라 처분성 여부를 개별적으로 판단하여야 한다.</w:t>
+        <w:t>행정청의 일방적 의사표시로 계약종료되었다 하여도 곧바로 그러한 의사표시가 공권력 행사로서 처분이라고 단정할 수는 없고, 관계 법령이 법률관계에 관하여 구체적으로 어떻게 규정하고 있는지에 따라 처분성 여부를 개별적으로 판단하여야 한다.</w:t>
       </w:r>
     </w:p>
     <w:p>
@@ -855,7 +855,7 @@
           <w:sz w:val="16"/>
           <w:szCs w:val="16"/>
         </w:rPr>
-        <w:t xml:space="preserve"> 입주계약해지 후▁1▁</w:t>
+        <w:t xml:space="preserve"> 입주계약해지 후 처분</w:t>
       </w:r>
       <w:r>
         <w:rPr>
@@ -1147,7 +1147,7 @@
                 <w:sz w:val="16"/>
                 <w:szCs w:val="16"/>
               </w:rPr>
-              <w:t>계약직 공무원 채용계약을 공법상 계약으로 보는 것을 전제로 채용계약의 해지, 해촉이나 재위촉 거부의▁1▁성을 부정한다.</w:t>
+              <w:t>계약직 공무원 채용계약을 공법상 계약으로 보는 것을 전제로 채용계약의 해지, 해촉이나 재위촉 거부의 처분성을 부정한다.</w:t>
             </w:r>
             <w:r>
               <w:rPr>
@@ -1350,23 +1350,23 @@
           <w:sz w:val="16"/>
           <w:szCs w:val="16"/>
         </w:rPr>
-        <w:t>사익보호성이란, 의무부과를 규율하는 법률이 ▁1▁뿐 아니라 사익도 보호하는 경우일 것을 말한다.</w:t>
-      </w:r>
-    </w:p>
-    <w:p>
-      <w:pPr>
-        <w:rPr>
-          <w:sz w:val="16"/>
-          <w:szCs w:val="16"/>
-        </w:rPr>
-      </w:pPr>
-      <w:r>
-        <w:rPr>
-          <w:rFonts w:hint="eastAsia"/>
-          <w:sz w:val="16"/>
-          <w:szCs w:val="16"/>
-        </w:rPr>
-        <w:t xml:space="preserve">iii) 행정개입청구권 인정되는 경우 구제수단 : ▁1▁에 의한 손해에 대하여 국가배상청구(작위의무 + 사익보호성에 따른 상당인과관계), 거부처분 취소소송 / 의무이행소송 인정 </w:t>
+        <w:t>사익보호성이란, 의무부과를 규율하는 법률이 ▁2▁뿐 아니라 사익도 보호하는 경우일 것을 말한다.</w:t>
+      </w:r>
+    </w:p>
+    <w:p>
+      <w:pPr>
+        <w:rPr>
+          <w:sz w:val="16"/>
+          <w:szCs w:val="16"/>
+        </w:rPr>
+      </w:pPr>
+      <w:r>
+        <w:rPr>
+          <w:rFonts w:hint="eastAsia"/>
+          <w:sz w:val="16"/>
+          <w:szCs w:val="16"/>
+        </w:rPr>
+        <w:t xml:space="preserve">iii) 행정개입청구권 인정되는 경우 구제수단 : ▁3▁에 의한 손해에 대하여 국가배상청구(작위의무 + 사익보호성에 따른 상당인과관계), 거부처분 취소소송 / 의무이행소송 인정 </w:t>
       </w:r>
       <w:r>
         <w:rPr>
@@ -1719,7 +1719,7 @@
           <w:sz w:val="16"/>
           <w:szCs w:val="16"/>
         </w:rPr>
-        <w:t xml:space="preserve"> 발생하며, 수리 및 수리거부 모두▁1▁이다.</w:t>
+        <w:t xml:space="preserve"> 발생하며, 수리 및 수리거부 모두 처분이다.</w:t>
       </w:r>
     </w:p>
     <w:p>
@@ -2248,7 +2248,7 @@
           <w:sz w:val="16"/>
           <w:szCs w:val="16"/>
         </w:rPr>
-        <w:t>판례는 지위승계신고의 수리는 양도자의 사업허가를 취소함과 아울러 양수자에게 적법하게 사업을 할 수 있는 법규상 권리를 설정하여 주는 행위로서 사업허가자 변경이라는 법률효과 발생시키는▁1▁이라고 본다.</w:t>
+        <w:t>판례는 지위승계신고의 수리는 양도자의 사업허가를 취소함과 아울러 양수자에게 적법하게 사업을 할 수 있는 법규상 권리를 설정하여 주는 행위로서 사업허가자 변경이라는 법률효과 발생시키는 처분이라고 본다.</w:t>
       </w:r>
       <w:r>
         <w:rPr>
@@ -2281,7 +2281,7 @@
           <w:sz w:val="16"/>
           <w:szCs w:val="16"/>
         </w:rPr>
-        <w:t xml:space="preserve"> 사전통지 및 청문절차를 보장하여야 한다.</w:t>
+        <w:t xml:space="preserve"> 사전통지 및 ▁2▁절차를 보장하여야 한다.</w:t>
       </w:r>
     </w:p>
     <w:p>
@@ -2641,7 +2641,7 @@
           <w:sz w:val="16"/>
           <w:szCs w:val="16"/>
         </w:rPr>
-        <w:t xml:space="preserve">‘지위의 승계’란 양도인의 공법상 권리와 의무를 승계하고 이에 따라 양도인의 의무위반행위에 따른 위법상태의 승계도 포함하는 것이라고 보아야 한다. 양수인은 물적 자산과 그에 대한 운송사업자로서의 책임까지 포괄적으로 승계한다. 다만, 보조금 환수처분은 ‘대인적▁1▁'으로서 물적 자산 보유하고 있음을 이유로 한 대물적 제재처분과 구별되고, 양수인이 영업양도 전 양도인의 부정수급에 어떠한 책임이 있다고 볼 수 없으므로, 이 경우에는 양수인이 </w:t>
+        <w:t xml:space="preserve">‘지위의 승계’란 양도인의 공법상 권리와 의무를 승계하고 이에 따라 양도인의 의무위반행위에 따른 위법상태의 승계도 포함하는 것이라고 보아야 한다. 양수인은 물적 자산과 그에 대한 운송사업자로서의 책임까지 포괄적으로 승계한다. 다만, 보조금 환수처분은 ‘대인적▁2▁'으로서 물적 자산 보유하고 있음을 이유로 한 대물적 제재처분과 구별되고, 양수인이 영업양도 전 양도인의 부정수급에 어떠한 책임이 있다고 볼 수 없으므로, 이 경우에는 양수인이 </w:t>
       </w:r>
       <w:r>
         <w:rPr>
@@ -3061,7 +3061,7 @@
           <w:sz w:val="16"/>
           <w:szCs w:val="16"/>
         </w:rPr>
-        <w:t xml:space="preserve"> 원칙은 ▁1▁은 법률에 근거를 두어야 한다는 것을 의미한다. </w:t>
+        <w:t xml:space="preserve"> 원칙은 ▁2▁은 법률에 근거를 두어야 한다는 것을 의미한다. </w:t>
       </w:r>
     </w:p>
     <w:p>
@@ -3084,7 +3084,7 @@
           <w:sz w:val="16"/>
           <w:szCs w:val="16"/>
         </w:rPr>
-        <w:t xml:space="preserve"> 원칙 적용 범위에 대하여, i) ▁1▁유보설 – 침해적 행정작용, ii) 전부유보설 – 행정의 모든 영역, iii) 급부행정유보설 – 침해행정+급부행정영역, iv) 중요사항유보설 – 본질적이고 중요한 사항</w:t>
+        <w:t xml:space="preserve"> 원칙 적용 범위에 대하여, i) ▁3▁유보설 – 침해적 행정작용, ii) 전부유보설 – 행정의 모든 영역, iii) 급부행정유보설 – 침해행정+급부행정영역, iv) 중요사항유보설 – 본질적이고 중요한 사항</w:t>
       </w:r>
     </w:p>
     <w:p>
@@ -3101,7 +3101,7 @@
           <w:sz w:val="16"/>
           <w:szCs w:val="16"/>
         </w:rPr>
-        <w:t xml:space="preserve"> 제8조 2문은 중요사항유보설의 관점에서 ‘▁1▁은 국민생활에 중요한 영향을 미치는 경우에는 법률에 근거하여야 한다’고 규정한다. 헌재는 나아가 법률유보원칙은 국민의 기본권실현에 중요하고 본질적인 사항, 특히 기본권실현에 관련된 영역에서는 입법자 스스로 본질적 사항을 결정하여야 한다는 요구가지 내포한다고 보아 법률유보원칙이 의회유보원칙까지 내포한다고 본다.</w:t>
+        <w:t xml:space="preserve"> 제8조 2문은 중요사항유보설의 관점에서 ‘행정작용은 국민생활에 중요한 영향을 미치는 경우에는 법률에 근거하여야 한다’고 규정한다. 헌재는 나아가 법률유보원칙은 국민의 기본권실현에 중요하고 본질적인 사항, 특히 기본권실현에 관련된 영역에서는 입법자 스스로 본질적 사항을 결정하여야 한다는 요구가지 내포한다고 보아 법률유보원칙이 의회유보원칙까지 내포한다고 본다.</w:t>
       </w:r>
     </w:p>
     <w:p>
@@ -3159,7 +3159,7 @@
           <w:sz w:val="16"/>
           <w:szCs w:val="16"/>
         </w:rPr>
-        <w:t xml:space="preserve"> 법규명령 형식의 행정규칙에 위배되는 경우 법령위반은 아니지만, ▁1▁원칙 위반을 이유로 한 재량권일탈남용을 주장할 수 있다.</w:t>
+        <w:t xml:space="preserve"> 법규명령 형식의 행정규칙에 위배되는 경우 법령위반은 아니지만, 자기구속원칙 위반을 이유로 한 재량권일탈남용을 주장할 수 있다.</w:t>
       </w:r>
     </w:p>
     <w:tbl>
@@ -3197,14 +3197,14 @@
                 <w:sz w:val="16"/>
                 <w:szCs w:val="16"/>
               </w:rPr>
-              <w:t>▁1▁의</w:t>
-            </w:r>
-            <w:r>
-              <w:rPr>
-                <w:sz w:val="16"/>
-                <w:szCs w:val="16"/>
-              </w:rPr>
-              <w:t xml:space="preserve"> 원칙이란 행정관행이 성립된 경우 </w:t>
+              <w:t>자기구속의</w:t>
+            </w:r>
+            <w:r>
+              <w:rPr>
+                <w:sz w:val="16"/>
+                <w:szCs w:val="16"/>
+              </w:rPr>
+              <w:t xml:space="preserve"> 원칙이란 ▁1▁이 성립된 경우 </w:t>
             </w:r>
             <w:r>
               <w:rPr>
@@ -3243,7 +3243,7 @@
                 <w:sz w:val="16"/>
                 <w:szCs w:val="16"/>
               </w:rPr>
-              <w:t>▁1▁원칙</w:t>
+              <w:t>▁2▁원칙</w:t>
             </w:r>
             <w:r>
               <w:rPr>
@@ -3273,23 +3273,23 @@
                 <w:sz w:val="16"/>
                 <w:szCs w:val="16"/>
               </w:rPr>
-              <w:t xml:space="preserve"> 적용 시 사정변경 등으로 행정관행과 다른▁1▁을 하여야 할 공익상 필요가 큰 경우 등이 아닌 이상 재량준칙에 위배되는 처분은 재량권 일탈남용으로서 위법하다. </w:t>
-            </w:r>
-          </w:p>
-          <w:p>
-            <w:pPr>
-              <w:rPr>
-                <w:sz w:val="16"/>
-                <w:szCs w:val="16"/>
-              </w:rPr>
-            </w:pPr>
-            <w:r>
-              <w:rPr>
-                <w:rFonts w:hint="eastAsia"/>
-                <w:sz w:val="16"/>
-                <w:szCs w:val="16"/>
-              </w:rPr>
-              <w:t>3. 선례 ▁1▁</w:t>
+              <w:t xml:space="preserve"> 적용 시 사정변경 등으로 행정관행과 다른▁3▁을 하여야 할 공익상 필요가 큰 경우 등이 아닌 이상 재량준칙에 위배되는 처분은 재량권 일탈남용으로서 위법하다. </w:t>
+            </w:r>
+          </w:p>
+          <w:p>
+            <w:pPr>
+              <w:rPr>
+                <w:sz w:val="16"/>
+                <w:szCs w:val="16"/>
+              </w:rPr>
+            </w:pPr>
+            <w:r>
+              <w:rPr>
+                <w:rFonts w:hint="eastAsia"/>
+                <w:sz w:val="16"/>
+                <w:szCs w:val="16"/>
+              </w:rPr>
+              <w:t>3. 선례 ▁4▁</w:t>
             </w:r>
           </w:p>
           <w:p>
@@ -3312,7 +3312,7 @@
                 <w:sz w:val="16"/>
                 <w:szCs w:val="16"/>
               </w:rPr>
-              <w:t xml:space="preserve"> 행정선례가 있는 때에는 당연히 ▁1▁원칙이 적용된다. 문제는 재량준칙의 존재만으로 별도 선례 없이 자기구속원칙 위반을 주장할 수 있는지 여부이다.</w:t>
+              <w:t xml:space="preserve"> 행정선례가 있는 때에는 당연히 자기구속원칙이 적용된다. 문제는 재량준칙의 존재만으로 별도 선례 없이 자기구속원칙 위반을 주장할 수 있는지 여부이다.</w:t>
             </w:r>
           </w:p>
           <w:p>
@@ -3335,7 +3335,7 @@
                 <w:sz w:val="16"/>
                 <w:szCs w:val="16"/>
               </w:rPr>
-              <w:t xml:space="preserve"> : 재량준칙은 선취된 행정관행으로서 그에 따른 재량행사가 예정되므로 재량준칙이 처음 적용되는 경우에도 ▁1▁을 인정하는 견해(선례불요설)와 1회 이상의 행정선례가 존재하여야 한다고 보는 선례필요설이 대립한다.</w:t>
+              <w:t xml:space="preserve"> : 재량준칙은 선취된 행정관행으로서 그에 따른 재량행사가 예정되므로 재량준칙이 처음 적용되는 경우에도 자기구속을 인정하는 견해(선례불요설)와 1회 이상의 행정선례가 존재하여야 한다고 보는 선례필요설이 대립한다.</w:t>
             </w:r>
           </w:p>
           <w:p>
@@ -3358,7 +3358,7 @@
                 <w:sz w:val="16"/>
                 <w:szCs w:val="16"/>
               </w:rPr>
-              <w:t xml:space="preserve"> ‘재량준칙이 그 정한 바에 따라 되풀이 시행되어 ▁1▁이 이루어질 것’을 요하여 선례필요설의 입장이다.</w:t>
+              <w:t xml:space="preserve"> ‘재량준칙이 그 정한 바에 따라 되풀이 시행되어 행정관행이 이루어질 것’을 요하여 선례필요설의 입장이다.</w:t>
             </w:r>
           </w:p>
           <w:p>
@@ -3381,23 +3381,23 @@
                 <w:sz w:val="16"/>
                 <w:szCs w:val="16"/>
               </w:rPr>
-              <w:t xml:space="preserve">재량준칙이 ▁1▁원칙을 전환규범으로 하여 간접적인 법규성 인정되기 위해서는 되풀이 시행되어 행정관행이 성립하여야 한다고 보는 것이 타당하다. </w:t>
-            </w:r>
-          </w:p>
-          <w:p>
-            <w:pPr>
-              <w:rPr>
-                <w:sz w:val="16"/>
-                <w:szCs w:val="16"/>
-              </w:rPr>
-            </w:pPr>
-            <w:r>
-              <w:rPr>
-                <w:rFonts w:hint="eastAsia"/>
-                <w:sz w:val="16"/>
-                <w:szCs w:val="16"/>
-              </w:rPr>
-              <w:t>(문제에서 동일 사안에 대한 다른 제재처분 예시가 주어진 경우 ▁1▁원칙 + 평등의 원칙까지 검토할 것)</w:t>
+              <w:t xml:space="preserve">재량준칙이 자기구속원칙을 전환규범으로 하여 간접적인 법규성 인정되기 위해서는 되풀이 시행되어 행정관행이 성립하여야 한다고 보는 것이 타당하다. </w:t>
+            </w:r>
+          </w:p>
+          <w:p>
+            <w:pPr>
+              <w:rPr>
+                <w:sz w:val="16"/>
+                <w:szCs w:val="16"/>
+              </w:rPr>
+            </w:pPr>
+            <w:r>
+              <w:rPr>
+                <w:rFonts w:hint="eastAsia"/>
+                <w:sz w:val="16"/>
+                <w:szCs w:val="16"/>
+              </w:rPr>
+              <w:t>(문제에서 동일 사안에 대한 다른 제재처분 예시가 주어진 경우 자기구속원칙 + 평등의 원칙까지 검토할 것)</w:t>
             </w:r>
           </w:p>
           <w:p>
@@ -3443,7 +3443,7 @@
                 <w:sz w:val="16"/>
                 <w:szCs w:val="16"/>
               </w:rPr>
-              <w:t xml:space="preserve">“불법에 있어 평등대우”는 인정되지 않으므로 자기구속원칙이 적용될 여지가 없다. 즉, 행정의 법률▁1▁ 원칙이 우선 </w:t>
+              <w:t xml:space="preserve">“불법에 있어 평등대우”는 인정되지 않으므로 자기구속원칙이 적용될 여지가 없다. 즉, 행정의 법률▁5▁ 원칙이 우선 </w:t>
             </w:r>
             <w:r>
               <w:rPr>
@@ -3532,39 +3532,39 @@
                 <w:sz w:val="16"/>
                 <w:szCs w:val="16"/>
               </w:rPr>
-              <w:t>제9조(평등의 원칙) 행정청은 합리적 이유 없이 국민을 ▁1▁하여서는 아니 된다.</w:t>
-            </w:r>
-          </w:p>
-          <w:p>
-            <w:pPr>
-              <w:rPr>
-                <w:sz w:val="16"/>
-                <w:szCs w:val="16"/>
-              </w:rPr>
-            </w:pPr>
-            <w:r>
-              <w:rPr>
-                <w:rFonts w:hint="eastAsia"/>
-                <w:sz w:val="16"/>
-                <w:szCs w:val="16"/>
-              </w:rPr>
-              <w:t>2. 요건 : 동일한 사안 + 합리적 이유 없는 ▁1▁ 취급</w:t>
-            </w:r>
-          </w:p>
-          <w:p>
-            <w:pPr>
-              <w:rPr>
-                <w:sz w:val="16"/>
-                <w:szCs w:val="16"/>
-              </w:rPr>
-            </w:pPr>
-            <w:r>
-              <w:rPr>
-                <w:rFonts w:hint="eastAsia"/>
-                <w:sz w:val="16"/>
-                <w:szCs w:val="16"/>
-              </w:rPr>
-              <w:t>합리적 ▁1▁사유가 없는데도 달리 취급한 것으로 평등원칙에 위반된다.</w:t>
+              <w:t>제9조(평등의 원칙) 행정청은 ▁1▁ 없이 국민을 차별하여서는 아니 된다.</w:t>
+            </w:r>
+          </w:p>
+          <w:p>
+            <w:pPr>
+              <w:rPr>
+                <w:sz w:val="16"/>
+                <w:szCs w:val="16"/>
+              </w:rPr>
+            </w:pPr>
+            <w:r>
+              <w:rPr>
+                <w:rFonts w:hint="eastAsia"/>
+                <w:sz w:val="16"/>
+                <w:szCs w:val="16"/>
+              </w:rPr>
+              <w:t>2. 요건 : 동일한 사안 + 합리적 이유 없는 ▁2▁ 취급</w:t>
+            </w:r>
+          </w:p>
+          <w:p>
+            <w:pPr>
+              <w:rPr>
+                <w:sz w:val="16"/>
+                <w:szCs w:val="16"/>
+              </w:rPr>
+            </w:pPr>
+            <w:r>
+              <w:rPr>
+                <w:rFonts w:hint="eastAsia"/>
+                <w:sz w:val="16"/>
+                <w:szCs w:val="16"/>
+              </w:rPr>
+              <w:t>합리적 차별사유가 없는데도 달리 취급한 것으로 ▁3▁에 위반된다.</w:t>
             </w:r>
             <w:r>
               <w:rPr>
@@ -3682,38 +3682,38 @@
                 <w:sz w:val="16"/>
                 <w:szCs w:val="16"/>
               </w:rPr>
-              <w:t>2. 행정목적을 달성하는 데 필요한 ▁1▁에 그칠 것</w:t>
-            </w:r>
-          </w:p>
-          <w:p>
-            <w:pPr>
-              <w:rPr>
-                <w:sz w:val="16"/>
-                <w:szCs w:val="16"/>
-              </w:rPr>
-            </w:pPr>
-            <w:r>
-              <w:rPr>
-                <w:sz w:val="16"/>
-                <w:szCs w:val="16"/>
-              </w:rPr>
-              <w:t>3. 행정작용으로 인한 국민의 이익 ▁1▁가 그 행정작용이 의도하는 공익보다 크지 아니할 것</w:t>
-            </w:r>
-          </w:p>
-          <w:p>
-            <w:pPr>
-              <w:rPr>
-                <w:sz w:val="16"/>
-                <w:szCs w:val="16"/>
-              </w:rPr>
-            </w:pPr>
-            <w:r>
-              <w:rPr>
-                <w:rFonts w:hint="eastAsia"/>
-                <w:sz w:val="16"/>
-                <w:szCs w:val="16"/>
-              </w:rPr>
-              <w:t>2. 요건 : ▁1▁(목적달성에 적합한 수단) + 필요성(최소침해성) + 상당성(협의의 비례원칙 : 이익형량)</w:t>
+              <w:t>2. 행정목적을 달성하는 데 필요한 ▁2▁에 그칠 것</w:t>
+            </w:r>
+          </w:p>
+          <w:p>
+            <w:pPr>
+              <w:rPr>
+                <w:sz w:val="16"/>
+                <w:szCs w:val="16"/>
+              </w:rPr>
+            </w:pPr>
+            <w:r>
+              <w:rPr>
+                <w:sz w:val="16"/>
+                <w:szCs w:val="16"/>
+              </w:rPr>
+              <w:t>3. 행정작용으로 인한 국민의 이익 ▁3▁가 그 행정작용이 의도하는 공익보다 크지 아니할 것</w:t>
+            </w:r>
+          </w:p>
+          <w:p>
+            <w:pPr>
+              <w:rPr>
+                <w:sz w:val="16"/>
+                <w:szCs w:val="16"/>
+              </w:rPr>
+            </w:pPr>
+            <w:r>
+              <w:rPr>
+                <w:rFonts w:hint="eastAsia"/>
+                <w:sz w:val="16"/>
+                <w:szCs w:val="16"/>
+              </w:rPr>
+              <w:t>2. 요건 : 적합성(목적달성에 적합한 수단) + 필요성(최소침해성) + 상당성(협의의 ▁4▁ : 이익형량)</w:t>
             </w:r>
           </w:p>
         </w:tc>
@@ -3825,7 +3825,7 @@
                 <w:sz w:val="16"/>
                 <w:szCs w:val="16"/>
               </w:rPr>
-              <w:t>① 행정청이 개인에 대하여 신뢰의 대상이 되는 공적인 견해표명을 하여야 하고, ② 행정청의 견해표명이 정당하다고 신뢰한 데에 대하여 그 개인에게 귀책사유가 없어야 하며, ③ 그 개인이 그 견해표명을 신뢰하고 이에 어떠한 행위를 하였어야 하고, ④ 행정청이 위 견해표명에 반하는 처분을 함으로써 그 견해표명을 신뢰한 개인의 이익이 ▁1▁되는 결과가 초래되어야 한다.</w:t>
+              <w:t>① 행정청이 개인에 대하여 신뢰의 대상이 되는 공적인 견해표명을 하여야 하고, ② 행정청의 견해표명이 정당하다고 신뢰한 데에 대하여 그 개인에게 귀책사유가 없어야 하며, ③ 그 개인이 그 견해표명을 신뢰하고 이에 어떠한 행위를 하였어야 하고, ④ 행정청이 위 견해표명에 반하는 처분을 함으로써 그 견해표명을 신뢰한 개인의 이익이 ▁2▁되는 결과가 초래되어야 한다.</w:t>
             </w:r>
           </w:p>
           <w:p>
@@ -3848,7 +3848,7 @@
                 <w:sz w:val="16"/>
                 <w:szCs w:val="16"/>
               </w:rPr>
-              <w:t>견해표명에 따른 행정처분을 할 경우 이로 인하여 ▁1▁ 또는 제3자의 정당한 이익을 현저히 해할 우려가 없어야 한다.</w:t>
+              <w:t>견해표명에 따른 행정처분을 할 경우 이로 인하여 공익 또는 제3자의 정당한 이익을 현저히 해할 우려가 없어야 한다.</w:t>
             </w:r>
           </w:p>
           <w:p>
@@ -3894,7 +3894,7 @@
                 <w:sz w:val="16"/>
                 <w:szCs w:val="16"/>
               </w:rPr>
-              <w:t>ii) 위법한 공적견해표명과 법률▁1▁ 원칙의 충돌</w:t>
+              <w:t>ii) 위법한 공적견해표명과 법률▁3▁ 원칙의 충돌</w:t>
             </w:r>
             <w:r>
               <w:rPr>
@@ -4411,14 +4411,14 @@
                 <w:sz w:val="16"/>
                 <w:szCs w:val="16"/>
               </w:rPr>
-              <w:t xml:space="preserve"> 행정청은 권한 행사의 기회가 있음에도 불구하고 장기간 권한을 행사하지 아니하여 국민이 그 권한이 행사되지 아니할 것으로 믿을 만한 ▁1▁가 있는 경우에는 그 권한을 행사해서는 아니 된다. 다</w:t>
-            </w:r>
-            <w:r>
-              <w:rPr>
-                <w:sz w:val="16"/>
-                <w:szCs w:val="16"/>
-              </w:rPr>
-              <w:t>만, 공익 또는 제3자의 이익을 현저히 해칠 우려가 있는 경우는 예외로 한다.</w:t>
+              <w:t xml:space="preserve"> 행정청은 권한 행사의 기회가 있음에도 불구하고 장기간 권한을 행사하지 아니하여 국민이 그 권한이 행사되지 아니할 것으로 믿을 만한 정당한 사유가 있는 경우에는 그 권한을 행사해서는 아니 된다. 다</w:t>
+            </w:r>
+            <w:r>
+              <w:rPr>
+                <w:sz w:val="16"/>
+                <w:szCs w:val="16"/>
+              </w:rPr>
+              <w:t>만, ▁1▁ 또는 제3자의 이익을 현저히 해칠 우려가 있는 경우는 예외로 한다.</w:t>
             </w:r>
           </w:p>
           <w:p>
@@ -4465,7 +4465,7 @@
                 <w:szCs w:val="16"/>
               </w:rPr>
               <w:tab/>
-              <w:t>(행정청이▁1▁의 취소/철회사유를 알고 있는 등) 권한 행사의 기회가 있음에도 불구하고 장기간 불행사</w:t>
+              <w:t>(행정청이▁2▁의 취소/철회사유를 알고 있는 등) 권한 행사의 기회가 있음에도 불구하고 장기간 불행사</w:t>
             </w:r>
           </w:p>
           <w:p>
@@ -4488,7 +4488,7 @@
                 <w:szCs w:val="16"/>
               </w:rPr>
               <w:tab/>
-              <w:t>그 권한을 행사하지 않을 것으로 믿을 만한 ▁1▁가 있을 것</w:t>
+              <w:t>그 권한을 행사하지 않을 것으로 믿을 만한 ▁3▁가 있을 것</w:t>
             </w:r>
           </w:p>
           <w:p>
@@ -4513,7 +4513,7 @@
                 <w:szCs w:val="16"/>
               </w:rPr>
               <w:tab/>
-              <w:t xml:space="preserve">▁1▁ 또는 제3자의 이익을 현저히 해칠 우려가 없을 </w:t>
+              <w:t xml:space="preserve">공익 또는 제3자의 이익을 현저히 해칠 우려가 없을 </w:t>
             </w:r>
             <w:r>
               <w:rPr>
@@ -4786,7 +4786,7 @@
                 <w:sz w:val="16"/>
                 <w:szCs w:val="16"/>
               </w:rPr>
-              <w:t xml:space="preserve"> ▁1▁을 하게</w:t>
+              <w:t xml:space="preserve"> ▁2▁을 하게</w:t>
             </w:r>
             <w:r>
               <w:rPr>
@@ -4856,7 +4856,7 @@
                 <w:sz w:val="16"/>
                 <w:szCs w:val="16"/>
               </w:rPr>
-              <w:t xml:space="preserve"> 결부된 처분, 부관 등이 주된 ▁1▁으로 달성하려는 목적과 관련되어야 한다.</w:t>
+              <w:t xml:space="preserve"> 결부된▁3▁, 부관 등이 주된 행정작용으로 달성하려는 목적과 관련되어야 한다.</w:t>
             </w:r>
           </w:p>
         </w:tc>
@@ -4892,23 +4892,23 @@
           <w:sz w:val="16"/>
           <w:szCs w:val="16"/>
         </w:rPr>
-        <w:t>주택사업계획승인처분을 하면서 주택사업과 아무런 관련 없는 토지 등의 기부채납을 부과하는 경우 ▁1▁원칙 反</w:t>
-      </w:r>
-    </w:p>
-    <w:p>
-      <w:pPr>
-        <w:rPr>
-          <w:sz w:val="16"/>
-          <w:szCs w:val="16"/>
-        </w:rPr>
-      </w:pPr>
-      <w:r>
-        <w:rPr>
-          <w:rFonts w:hint="eastAsia"/>
-          <w:sz w:val="16"/>
-          <w:szCs w:val="16"/>
-        </w:rPr>
-        <w:t>[복수 행정행위의 취소/철회와 ▁1▁원칙]</w:t>
+        <w:t>주택사업계획승인처분을 하면서 주택사업과 아무런 관련 없는 토지 등의 기부채납을 부과하는 경우 부당결부금지원칙 反</w:t>
+      </w:r>
+    </w:p>
+    <w:p>
+      <w:pPr>
+        <w:rPr>
+          <w:sz w:val="16"/>
+          <w:szCs w:val="16"/>
+        </w:rPr>
+      </w:pPr>
+      <w:r>
+        <w:rPr>
+          <w:rFonts w:hint="eastAsia"/>
+          <w:sz w:val="16"/>
+          <w:szCs w:val="16"/>
+        </w:rPr>
+        <w:t>[복수 행정행위의 취소/철회와 부당결부금지원칙]</w:t>
       </w:r>
     </w:p>
     <w:p>
@@ -4926,7 +4926,7 @@
           <w:sz w:val="16"/>
           <w:szCs w:val="16"/>
         </w:rPr>
-        <w:t xml:space="preserve">판례는 이륜자동차 음주운전 사건에서, 이륜자동차운전면허취소(주된 ▁1▁)와 결부된 다른 운전면허 취소가 적법하다고 보았다. </w:t>
+        <w:t xml:space="preserve">판례는 이륜자동차 음주운전 사건에서, 이륜자동차운전면허취소(주된 ▁2▁)와 결부된 다른 운전면허 취소가 적법하다고 보았다. </w:t>
       </w:r>
       <w:r>
         <w:rPr>
@@ -4972,7 +4972,7 @@
           <w:sz w:val="16"/>
           <w:szCs w:val="16"/>
         </w:rPr>
-        <w:t>반면, 레이카크레인 음주운전 사건에서는 1종특수면허취소(주된 ▁1▁)에 결부된 다른 운전면허 취소가 위법하다고 보았다.</w:t>
+        <w:t>반면, 레이카크레인 음주운전 사건에서는 1종특수면허취소(주된 행정작용)에 결부된 다른 운전면허 취소가 위법하다고 보았다.</w:t>
       </w:r>
     </w:p>
     <w:p>
@@ -5232,7 +5232,7 @@
           <w:sz w:val="16"/>
           <w:szCs w:val="16"/>
         </w:rPr>
-        <w:t>행정처분은 근거법령 개정된 경우 경과규정에서 달리 정함이 없는 한▁1▁</w:t>
+        <w:t xml:space="preserve">행정처분은 근거법령 개정된 경우 경과규정에서 달리 정함이 없는 한 </w:t>
       </w:r>
       <w:r>
         <w:rPr>
@@ -5249,7 +5249,7 @@
           <w:sz w:val="16"/>
           <w:szCs w:val="16"/>
         </w:rPr>
-        <w:t xml:space="preserve">에 의하는 것이 원칙이다(제2항). 다만, 개정 전 법령의 존속에 대한 국민의 신뢰가 개정법령 적용에 관한 공익상 요구보다 더 보호가치 있다고 인정되는 경우 국민 신뢰를 보호하기 위하여 개정법령 적용이 제한될 여지가 있다. 나아가 구법에 대한 신뢰가 개정법 적용으로 달성하려는 공익보다 훨씬 더 큰 경우에 </w:t>
+        <w:t xml:space="preserve">에 의하는 것이 원칙이다(제2항). 다만, 개정 전 법령의 존속에 대한 국민의 신뢰가 개정법령 적용에 관한 ▁2▁상 요구보다 더 보호가치 있다고 인정되는 경우 국민 신뢰를 보호하기 위하여 개정법령 적용이 제한될 여지가 있다. 나아가 구법에 대한 신뢰가 개정법 적용으로 달성하려는 공익보다 훨씬 더 큰 경우에 </w:t>
       </w:r>
       <w:r>
         <w:rPr>
@@ -5330,7 +5330,7 @@
           <w:sz w:val="16"/>
           <w:szCs w:val="16"/>
         </w:rPr>
-        <w:t xml:space="preserve">▁1▁된 정도가 극심하며, 반면 개정 시행령에 의하여 거둘 수 있는 공익적 목적은 </w:t>
+        <w:t xml:space="preserve">▁3▁된 정도가 극심하며, 반면 개정 시행령에 의하여 거둘 수 있는 공익적 목적은 </w:t>
       </w:r>
       <w:r>
         <w:rPr>
@@ -5660,39 +5660,39 @@
           <w:sz w:val="16"/>
           <w:szCs w:val="16"/>
         </w:rPr>
-        <w:t xml:space="preserve"> 기속력에 위반한▁1▁은 하자가 중대명백하므로 당연무효인 처분이다.</w:t>
-      </w:r>
-    </w:p>
-    <w:p>
-      <w:pPr>
-        <w:rPr>
-          <w:sz w:val="16"/>
-          <w:szCs w:val="16"/>
-        </w:rPr>
-      </w:pPr>
-      <w:r>
-        <w:rPr>
-          <w:rFonts w:hint="eastAsia"/>
-          <w:sz w:val="16"/>
-          <w:szCs w:val="16"/>
-        </w:rPr>
-        <w:t>기속력은 판결주문뿐 아니라 개개의 위법사유에도 발생하며, 선행판결에서▁1▁사유 부존재로 취소판결 확정되었는데 다시 동일한 처분사유를 이유로 (기사동 없는) 별개 처분을 하는 경우 새로운 처분은 전소 기속력에 반한 위법한 처분이다.</w:t>
-      </w:r>
-    </w:p>
-    <w:p>
-      <w:pPr>
-        <w:rPr>
-          <w:sz w:val="16"/>
-          <w:szCs w:val="16"/>
-        </w:rPr>
-      </w:pPr>
-      <w:r>
-        <w:rPr>
-          <w:rFonts w:hint="eastAsia"/>
-          <w:sz w:val="16"/>
-          <w:szCs w:val="16"/>
-        </w:rPr>
-        <w:t>선행판결에서 재량권일탈남용으로 취소판결 확정되었는데, 다시 동일사건의 동일한▁1▁사유로 (기사동 있는) 동일한 처분 하는 경우도 전형적인 반복금지효 반한 위법한 처분이다.</w:t>
+        <w:t xml:space="preserve"> 기속력에 위반한 처분은 하자가 중대명백하므로 당연무효인 처분이다.</w:t>
+      </w:r>
+    </w:p>
+    <w:p>
+      <w:pPr>
+        <w:rPr>
+          <w:sz w:val="16"/>
+          <w:szCs w:val="16"/>
+        </w:rPr>
+      </w:pPr>
+      <w:r>
+        <w:rPr>
+          <w:rFonts w:hint="eastAsia"/>
+          <w:sz w:val="16"/>
+          <w:szCs w:val="16"/>
+        </w:rPr>
+        <w:t>기속력은 판결주문뿐 아니라 개개의 위법사유에도 발생하며, 선행판결에서 처분사유 부존재로 취소판결 확정되었는데 다시 동일한 처분사유를 이유로 (기사동 없는) 별개 처분을 하는 경우 새로운 처분은 전소 기속력에 반한 위법한 처분이다.</w:t>
+      </w:r>
+    </w:p>
+    <w:p>
+      <w:pPr>
+        <w:rPr>
+          <w:sz w:val="16"/>
+          <w:szCs w:val="16"/>
+        </w:rPr>
+      </w:pPr>
+      <w:r>
+        <w:rPr>
+          <w:rFonts w:hint="eastAsia"/>
+          <w:sz w:val="16"/>
+          <w:szCs w:val="16"/>
+        </w:rPr>
+        <w:t>선행판결에서 재량권일탈남용으로 취소판결 확정되었는데, 다시 동일사건의 동일한 처분사유로 (기사동 있는) 동일한 처분 하는 경우도 전형적인 반복금지효 반한 위법한 처분이다.</w:t>
       </w:r>
     </w:p>
     <w:p>
@@ -5749,7 +5749,7 @@
           <w:sz w:val="16"/>
           <w:szCs w:val="16"/>
         </w:rPr>
-        <w:t>의무를 부과하거나 권익을 제한하는▁1▁</w:t>
+        <w:t>의무를 부과하거나 권익을 제한하는▁2▁</w:t>
       </w:r>
       <w:r>
         <w:rPr>
@@ -5847,7 +5847,7 @@
           <w:sz w:val="16"/>
           <w:szCs w:val="16"/>
         </w:rPr>
-        <w:t>그 밖의▁1▁의 경우에도 이유제시와 서면주의는 적용된다.</w:t>
+        <w:t>그 밖의 처분의 경우에도 이유제시와 서면주의는 적용된다.</w:t>
       </w:r>
     </w:p>
     <w:tbl>
@@ -6005,7 +6005,7 @@
                 <w:sz w:val="16"/>
                 <w:szCs w:val="16"/>
               </w:rPr>
-              <w:t>▁1▁(21)</w:t>
+              <w:t>▁2▁(21)</w:t>
             </w:r>
           </w:p>
         </w:tc>
@@ -6034,7 +6034,7 @@
                 <w:sz w:val="16"/>
                 <w:szCs w:val="16"/>
               </w:rPr>
-              <w:t xml:space="preserve"> 부과하거나 권익을 제한하는▁1▁</w:t>
+              <w:t xml:space="preserve"> 부과하거나 권익을 제한하는▁3▁</w:t>
             </w:r>
           </w:p>
         </w:tc>
@@ -6106,7 +6106,7 @@
                 <w:sz w:val="14"/>
                 <w:szCs w:val="14"/>
               </w:rPr>
-              <w:t>1. 공공의 안전 또는 복리를 위하여 긴급히▁1▁을 할 필요가 있는 경우</w:t>
+              <w:t>1. 공공의 안전 또는 복리를 위하여 긴급히 처분을 할 필요가 있는 경우</w:t>
             </w:r>
           </w:p>
           <w:p>
@@ -6121,7 +6121,7 @@
                 <w:sz w:val="14"/>
                 <w:szCs w:val="14"/>
               </w:rPr>
-              <w:t>2. 법령등에서 요구된 자격이 없거나 없어지게 되면 반드시 일정한▁1▁을 하여야 하는 경우에 그 자격이 없거나 없어지게 된 사실이 법원의 재판 등에 의하여 객관적으로 증명된 경우</w:t>
+              <w:t>2. 법령등에서 요구된 자격이 없거나 없어지게 되면 반드시 일정한 처분을 하여야 하는 경우에 그 자격이 없거나 없어지게 된 사실이 법원의 재판 등에 의하여 객관적으로 증명된 경우</w:t>
             </w:r>
           </w:p>
           <w:p>
@@ -6143,7 +6143,7 @@
                 <w:sz w:val="16"/>
                 <w:szCs w:val="16"/>
               </w:rPr>
-              <w:t>해당▁1▁의 성질상 의견청취가 현저히 곤란하거나 명백히 불필요하다고 인정될 만한 상당한 이유가 있는 경우</w:t>
+              <w:t>해당 처분의 성질상 의견청취가 현저히 곤란하거나 명백히 불필요하다고 인정될 만한 상당한 이유가 있는 경우</w:t>
             </w:r>
           </w:p>
         </w:tc>
@@ -6183,7 +6183,7 @@
                 <w:sz w:val="14"/>
                 <w:szCs w:val="14"/>
               </w:rPr>
-              <w:t xml:space="preserve">▁1▁회, </w:t>
+              <w:t xml:space="preserve">▁4▁회, </w:t>
             </w:r>
           </w:p>
           <w:p>
@@ -6215,7 +6215,7 @@
                 <w:sz w:val="14"/>
                 <w:szCs w:val="14"/>
               </w:rPr>
-              <w:t>▁1▁</w:t>
+              <w:t>▁5▁</w:t>
             </w:r>
           </w:p>
         </w:tc>
@@ -6301,7 +6301,7 @@
                 <w:sz w:val="16"/>
                 <w:szCs w:val="16"/>
               </w:rPr>
-              <w:t>법원의 재판 또는 준사법적 절차에 따른 결정 등으로▁1▁의 전제가 되는 사실이 객관적으로 증명되어 의견청취가 불필요하다고 판단되는 경우</w:t>
+              <w:t>법원의 재판 또는 준사법적 절차에 따른 결정 등으로 처분의 전제가 되는 사실이 객관적으로 증명되어 의견청취가 불필요하다고 판단되는 경우</w:t>
             </w:r>
             <w:r>
               <w:rPr>
@@ -6459,7 +6459,7 @@
                 <w:sz w:val="14"/>
                 <w:szCs w:val="14"/>
               </w:rPr>
-              <w:t>1. 신청 내용을 모두 그대로 인정하는▁1▁인 경우</w:t>
+              <w:t>1. 신청 내용을 모두 그대로 인정하는 처분인 경우</w:t>
             </w:r>
           </w:p>
           <w:p>
@@ -6474,7 +6474,7 @@
                 <w:sz w:val="14"/>
                 <w:szCs w:val="14"/>
               </w:rPr>
-              <w:t>2. 단순ㆍ반복적인▁1▁ 또는 경미한 처분으로서 당사자가 그 이유를 명백히 알 수 있는 경우</w:t>
+              <w:t>2. 단순ㆍ반복적인 처분 또는 경미한 처분으로서 당사자가 그 이유를 명백히 알 수 있는 경우</w:t>
             </w:r>
           </w:p>
           <w:p>
@@ -6489,7 +6489,7 @@
                 <w:sz w:val="14"/>
                 <w:szCs w:val="14"/>
               </w:rPr>
-              <w:t>3. 긴급히▁1▁을 할 필요가 있는 경우</w:t>
+              <w:t>3. 긴급히 처분을 할 필요가 있는 경우</w:t>
             </w:r>
           </w:p>
           <w:p>
@@ -6512,7 +6512,7 @@
                 <w:sz w:val="14"/>
                 <w:szCs w:val="14"/>
               </w:rPr>
-              <w:t>제2호 및 제3호의 경우에 당사자가 ▁1▁하는 경우에는 그 근거와 이유를 제시하여야 한다.</w:t>
+              <w:t>제2호 및 제3호의 경우에 당사자가 ▁6▁하는 경우에는 그 근거와 이유를 제시하여야 한다.</w:t>
             </w:r>
             <w:r>
               <w:rPr>
@@ -6616,7 +6616,7 @@
                 <w:sz w:val="14"/>
                 <w:szCs w:val="14"/>
               </w:rPr>
-              <w:t>동의가 있거나 전자문서로▁1▁을 신청한 경우 전자문서로 가능</w:t>
+              <w:t>동의가 있거나 전자문서로 처분을 신청한 경우 전자문서로 가능</w:t>
             </w:r>
           </w:p>
           <w:p>
@@ -6654,7 +6654,7 @@
                 <w:sz w:val="16"/>
                 <w:szCs w:val="16"/>
               </w:rPr>
-              <w:t>긴급히▁1▁을 할 필요가 있거나 사안이 경미</w:t>
+              <w:t>긴급히 처분을 할 필요가 있거나 사안이 경미</w:t>
             </w:r>
             <w:r>
               <w:rPr>
@@ -6682,7 +6682,7 @@
           <w:sz w:val="16"/>
           <w:szCs w:val="16"/>
         </w:rPr>
-        <w:t>⋁ 의견청취가 현저히 곤란하거나 명백히 불필요하다고 인정될 만한 상당한 이유가 있는 경우에 해당하는지는 해당 행정처분의 성질에 비추어 판단하여야 하며,▁1▁ 상대방이 이미 행정청에 위반사실 시인하였다거나 처분의 사전통지 이전에 의견 진술할 기회가 있었다는 사정을 고려하여 판단할 것은 아니다.</w:t>
+        <w:t>⋁ 의견청취가 현저히 곤란하거나 명백히 불필요하다고 인정될 만한 상당한 이유가 있는 경우에 해당하는지는 해당 행정처분의 성질에 비추어 판단하여야 하며, 처분 상대방이 이미 행정청에 위반사실 시인하였다거나 처분의 ▁3▁ 이전에 의견 진술할 기회가 있었다는 사정을 고려하여 판단할 것은 아니다.</w:t>
       </w:r>
       <w:r>
         <w:rPr>
@@ -6875,7 +6875,7 @@
                 <w:sz w:val="16"/>
                 <w:szCs w:val="16"/>
               </w:rPr>
-              <w:t>관적으로 증명되었다 하더라도, 행정청에게 입찰참가자격 제한기간 정함에 있어 재량이 인정되므로, ▁1▁ 및 의견청취절차를 통해 제한기간이 가급적 짧게 정해지도록 유리한 사정과 자료를 제출할 기회를 보장하여야 한다.</w:t>
+              <w:t>관적으로 증명되었다 하더라도, 행정청에게 입찰참가자격 제한기간 정함에 있어 재량이 인정되므로, ▁2▁ 및 의견청취절차를 통해 제한기간이 가급적 짧게 정해지도록 유리한 사정과 자료를 제출할 기회를 보장하여야 한다.</w:t>
             </w:r>
           </w:p>
         </w:tc>
@@ -6973,7 +6973,7 @@
           <w:sz w:val="16"/>
           <w:szCs w:val="16"/>
         </w:rPr>
-        <w:t>이유제시의 정도에 있어▁1▁</w:t>
+        <w:t xml:space="preserve">이유제시의 정도에 있어 </w:t>
       </w:r>
       <w:r>
         <w:rPr>
@@ -7062,7 +7062,7 @@
           <w:sz w:val="16"/>
           <w:szCs w:val="16"/>
         </w:rPr>
-        <w:t xml:space="preserve">▁1▁의 적용이 제외되는 ‘외국인의 출입국에 관한 사항’이란 해당 행정작용의 성질상 행정절차를 거치기 곤란하거나 거칠 필요가 없다고 인정되는 사항이나 행정절차에 준하는 절차를 거친 사항으로서 행정절차법 시행령으로 정하는 사항만을 가리킨다. </w:t>
+        <w:t xml:space="preserve">▁2▁의 적용이 제외되는 ‘외국인의 출입국에 관한 사항’이란 해당 행정작용의 성질상 행정절차를 거치기 곤란하거나 거칠 필요가 없다고 인정되는 사항이나 행정절차에 준하는 절차를 거친 사항으로서 행정절차법 시행령으로 정하는 사항만을 가리킨다. </w:t>
       </w:r>
     </w:p>
     <w:p>
@@ -7103,7 +7103,7 @@
           <w:sz w:val="16"/>
           <w:szCs w:val="16"/>
         </w:rPr>
-        <w:t xml:space="preserve">▁1▁ 제3조 2항 9호는 </w:t>
+        <w:t xml:space="preserve">행정절차법 제3조 2항 9호는 </w:t>
       </w:r>
       <w:r>
         <w:rPr>
@@ -7118,7 +7118,7 @@
           <w:sz w:val="16"/>
           <w:szCs w:val="16"/>
         </w:rPr>
-        <w:t>공무원 인사관계법령에 의한 징계 기타 처분에 관한 사항</w:t>
+        <w:t>공무원 인사관계법령에 의한 징계 기타▁3▁에 관한 사항</w:t>
       </w:r>
       <w:r>
         <w:rPr>
@@ -7194,7 +7194,7 @@
           <w:sz w:val="16"/>
           <w:szCs w:val="16"/>
         </w:rPr>
-        <w:t xml:space="preserve"> 유일한 예외) 사전통지 및 청문절차 없이 진행된 때에도 적법한 것으로 보아 ▁1▁ 배제 </w:t>
+        <w:t xml:space="preserve"> 유일한 예외) 사전통지 및 ▁4▁절차 없이 진행된 때에도 적법한 것으로 보아 행정절차법 배제 </w:t>
       </w:r>
     </w:p>
     <w:p>
@@ -7287,7 +7287,7 @@
           <w:sz w:val="16"/>
           <w:szCs w:val="16"/>
         </w:rPr>
-        <w:t>을 말한다(▁1▁ 제2조 4호).</w:t>
+        <w:t>을 말한다(행정절차법 제2조 4호).</w:t>
       </w:r>
       <w:r>
         <w:rPr>
@@ -7381,7 +7381,7 @@
           <w:sz w:val="16"/>
           <w:szCs w:val="16"/>
         </w:rPr>
-        <w:t xml:space="preserve"> 당사자 등에 국가를 제외하지 않으며, 제3조 2항에서 국가를 상대로 하는 행정행위를 ▁1▁ 적용 예외사유로 규정하지 않으므로, 국가를 상대로 한 불이익처분의 경우에도 행정절차법 적용된다.</w:t>
+        <w:t xml:space="preserve"> 당사자 등에 국가를 제외하지 않으며, 제3조 2항에서 국가를 상대로 하는 행정행위를 행정절차법 적용 예외사유로 규정하지 않으므로, 국가를 상대로 한 불이익처분의 경우에도 행정절차법 적용된다.</w:t>
       </w:r>
     </w:p>
     <w:p>
@@ -7414,39 +7414,39 @@
           <w:sz w:val="16"/>
           <w:szCs w:val="16"/>
         </w:rPr>
-        <w:t>거부처분이 권익을 제한하는▁1▁에 해당하여 사전통지 적용되는지 문제된다.</w:t>
-      </w:r>
-    </w:p>
-    <w:p>
-      <w:pPr>
-        <w:rPr>
-          <w:sz w:val="16"/>
-          <w:szCs w:val="16"/>
-        </w:rPr>
-      </w:pPr>
-      <w:r>
-        <w:rPr>
-          <w:rFonts w:hint="eastAsia"/>
-          <w:sz w:val="16"/>
-          <w:szCs w:val="16"/>
-        </w:rPr>
-        <w:t>거부처분은 권리 제한하는▁1▁이 아니지만, 허가기간의 갱신 등의 경우 갱신거부로 기존 권리를 박탈당하여 권리 제한하는 처분에 해당하므로 이러한 경우 예외적으로 사전통지 필요하다는 견해 있으나,</w:t>
-      </w:r>
-    </w:p>
-    <w:p>
-      <w:pPr>
-        <w:rPr>
-          <w:sz w:val="16"/>
-          <w:szCs w:val="16"/>
-        </w:rPr>
-      </w:pPr>
-      <w:r>
-        <w:rPr>
-          <w:rFonts w:hint="eastAsia"/>
-          <w:sz w:val="16"/>
-          <w:szCs w:val="16"/>
-        </w:rPr>
-        <w:t>판례는 신청에 따른▁1▁이 이루어지지 아니한 경우 아직 당사자에게 권익 부여되지 않았으므로 거부처분이 권익을 제한하는 처분에 해당하지 아니하여 사전통지대상이 아니라고 본다.</w:t>
+        <w:t>거부처분이 권익을 제한하는▁2▁에 해당하여 사전통지 적용되는지 문제된다.</w:t>
+      </w:r>
+    </w:p>
+    <w:p>
+      <w:pPr>
+        <w:rPr>
+          <w:sz w:val="16"/>
+          <w:szCs w:val="16"/>
+        </w:rPr>
+      </w:pPr>
+      <w:r>
+        <w:rPr>
+          <w:rFonts w:hint="eastAsia"/>
+          <w:sz w:val="16"/>
+          <w:szCs w:val="16"/>
+        </w:rPr>
+        <w:t>거부처분은 권리 제한하는 처분이 아니지만, 허가기간의 갱신 등의 경우 갱신거부로 기존 권리를 박탈당하여 권리 제한하는 처분에 해당하므로 이러한 경우 예외적으로 사전통지 필요하다는 견해 있으나,</w:t>
+      </w:r>
+    </w:p>
+    <w:p>
+      <w:pPr>
+        <w:rPr>
+          <w:sz w:val="16"/>
+          <w:szCs w:val="16"/>
+        </w:rPr>
+      </w:pPr>
+      <w:r>
+        <w:rPr>
+          <w:rFonts w:hint="eastAsia"/>
+          <w:sz w:val="16"/>
+          <w:szCs w:val="16"/>
+        </w:rPr>
+        <w:t>판례는 신청에 따른 처분이 이루어지지 아니한 경우 아직 당사자에게 권익 부여되지 않았으므로 거부처분이 권익을 제한하는 처분에 해당하지 아니하여 사전통지대상이 아니라고 본다.</w:t>
       </w:r>
     </w:p>
     <w:p>
